--- a/paper/molecules/molecules_paper_SI.docx
+++ b/paper/molecules/molecules_paper_SI.docx
@@ -5668,7 +5668,7 @@
         <w:t xml:space="preserve"> </w:t>
       </w:r>
       <w:r>
-        <w:t xml:space="preserve">labels. The score model is trained over three rounds (Fig 19): round 0 trains on corpus only and mines 137 false-positive cheats via the SMARTS gate; round 1 trains on corpus + 137 cheats and mines up to 918 cumulative; round 2 trains on corpus + 918 cheats and is the production checkpoint. The held-out probe (7 anchors: RDX, HMX, TNT, FOX-7, PETN, TATB, NTO; 5 cheats: gem-tetranitro on C2, trinitromethane, gem-dinitrocyclopropane, polyazene-NO</w:t>
+        <w:t xml:space="preserve">labels. The three-round training schedule (0 → 137 → 918 cumulative hard negatives; Fig 19) is specified in Section 4 and not repeated here. The held-out probe (7 anchors: RDX, HMX, TNT, FOX-7, PETN, TATB, NTO; 5 cheats: gem-tetranitro on C2, trinitromethane, gem-dinitrocyclopropane, polyazene-NO</w:t>
       </w:r>
       <w:r>
         <w:rPr>
@@ -9092,215 +9092,13 @@
           <w:b/>
           <w:bCs/>
         </w:rPr>
-        <w:t xml:space="preserve">C.4 6-anchor calibration.</w:t>
-      </w:r>
-      <w:r>
-        <w:t xml:space="preserve"> </w:t>
-      </w:r>
-      <w:r>
-        <w:t xml:space="preserve">The 6-anchor calibration on (RDX, TATB, HMX, PETN, FOX-7, NTO) gives</w:t>
-      </w:r>
-      <w:r>
-        <w:t xml:space="preserve"> </w:t>
-      </w:r>
-      <m:oMath>
-        <m:sSub>
-          <m:e>
-            <m:r>
-              <m:t>ρ</m:t>
-            </m:r>
-          </m:e>
-          <m:sub>
-            <m:r>
-              <m:rPr>
-                <m:nor/>
-                <m:sty m:val="p"/>
-              </m:rPr>
-              <m:t>cal</m:t>
-            </m:r>
-          </m:sub>
-        </m:sSub>
-        <m:r>
-          <m:rPr>
-            <m:sty m:val="p"/>
-          </m:rPr>
-          <m:t>=</m:t>
-        </m:r>
-        <m:r>
-          <m:t>1.392</m:t>
-        </m:r>
-        <m:r>
-          <m:t> </m:t>
-        </m:r>
-        <m:sSub>
-          <m:e>
-            <m:r>
-              <m:t>ρ</m:t>
-            </m:r>
-          </m:e>
-          <m:sub>
-            <m:r>
-              <m:rPr>
-                <m:nor/>
-                <m:sty m:val="p"/>
-              </m:rPr>
-              <m:t>DFT</m:t>
-            </m:r>
-          </m:sub>
-        </m:sSub>
-        <m:r>
-          <m:rPr>
-            <m:sty m:val="p"/>
-          </m:rPr>
-          <m:t>−</m:t>
-        </m:r>
-        <m:r>
-          <m:t>0.415</m:t>
-        </m:r>
-      </m:oMath>
-      <w:r>
-        <w:t xml:space="preserve"> </w:t>
-      </w:r>
-      <w:r>
-        <w:t xml:space="preserve">and HOF</w:t>
-      </w:r>
-      <m:oMath>
-        <m:sSub>
-          <m:e>
-            <m:r>
-              <m:t>​</m:t>
-            </m:r>
-          </m:e>
-          <m:sub>
-            <m:r>
-              <m:rPr>
-                <m:nor/>
-                <m:sty m:val="p"/>
-              </m:rPr>
-              <m:t>cal</m:t>
-            </m:r>
-          </m:sub>
-        </m:sSub>
-        <m:r>
-          <m:rPr>
-            <m:sty m:val="p"/>
-          </m:rPr>
-          <m:t>=</m:t>
-        </m:r>
-      </m:oMath>
-      <w:r>
-        <w:t xml:space="preserve"> HOF</w:t>
-      </w:r>
-      <m:oMath>
-        <m:sSub>
-          <m:e>
-            <m:r>
-              <m:t>​</m:t>
-            </m:r>
-          </m:e>
-          <m:sub>
-            <m:r>
-              <m:rPr>
-                <m:nor/>
-                <m:sty m:val="p"/>
-              </m:rPr>
-              <m:t>DFT</m:t>
-            </m:r>
-          </m:sub>
-        </m:sSub>
-        <m:r>
-          <m:rPr>
-            <m:sty m:val="p"/>
-          </m:rPr>
-          <m:t>−</m:t>
-        </m:r>
-        <m:r>
-          <m:t>206.7</m:t>
-        </m:r>
-      </m:oMath>
-      <w:r>
-        <w:t xml:space="preserve"> kJ mol</w:t>
-      </w:r>
-      <w:r>
-        <w:rPr>
-          <w:vertAlign w:val="superscript"/>
-        </w:rPr>
-        <w:t xml:space="preserve">−1</w:t>
-      </w:r>
-      <w:r>
-        <w:t xml:space="preserve">, with leave-one-out RMS residuals of</w:t>
-      </w:r>
-      <w:r>
-        <w:t xml:space="preserve"> </w:t>
-      </w:r>
-      <m:oMath>
-        <m:r>
-          <m:rPr>
-            <m:sty m:val="p"/>
-          </m:rPr>
-          <m:t>±</m:t>
-        </m:r>
-        <m:r>
-          <m:t>0.078</m:t>
-        </m:r>
-      </m:oMath>
-      <w:r>
-        <w:t xml:space="preserve"> g cm</w:t>
-      </w:r>
-      <w:r>
-        <w:rPr>
-          <w:vertAlign w:val="superscript"/>
-        </w:rPr>
-        <w:t xml:space="preserve">−3</w:t>
-      </w:r>
-      <w:r>
-        <w:t xml:space="preserve"> </w:t>
-      </w:r>
-      <w:r>
-        <w:t xml:space="preserve">on calibrated</w:t>
-      </w:r>
-      <w:r>
-        <w:t xml:space="preserve"> </w:t>
-      </w:r>
-      <m:oMath>
-        <m:r>
-          <m:t>ρ</m:t>
-        </m:r>
-      </m:oMath>
-      <w:r>
-        <w:t xml:space="preserve"> </w:t>
-      </w:r>
-      <w:r>
-        <w:t xml:space="preserve">and</w:t>
-      </w:r>
-      <w:r>
-        <w:t xml:space="preserve"> </w:t>
-      </w:r>
-      <m:oMath>
-        <m:r>
-          <m:rPr>
-            <m:sty m:val="p"/>
-          </m:rPr>
-          <m:t>±</m:t>
-        </m:r>
-        <m:r>
-          <m:t>64.6</m:t>
-        </m:r>
-      </m:oMath>
-      <w:r>
-        <w:t xml:space="preserve"> kJ mol</w:t>
-      </w:r>
-      <w:r>
-        <w:rPr>
-          <w:vertAlign w:val="superscript"/>
-        </w:rPr>
-        <w:t xml:space="preserve">−1</w:t>
-      </w:r>
-      <w:r>
-        <w:t xml:space="preserve"> </w:t>
-      </w:r>
-      <w:r>
-        <w:t xml:space="preserve">on calibrated HOF. The four added anchors (HMX, PETN, FOX-7, NTO) were computed on two independent GPU compute runs (separate hosts); cross-run consistency was</w:t>
+        <w:t xml:space="preserve">C.4 6-anchor calibration (provenance and robustness).</w:t>
+      </w:r>
+      <w:r>
+        <w:t xml:space="preserve"> </w:t>
+      </w:r>
+      <w:r>
+        <w:t xml:space="preserve">The calibration equation and leave-one-out residuals are stated in Table 1 (Section 1.1) and are not repeated here; this note documents their provenance and numerical robustness. The four added anchors (HMX, PETN, FOX-7, NTO) were computed on two independent GPU compute runs (separate hosts); cross-run consistency was</w:t>
       </w:r>
       <w:r>
         <w:t xml:space="preserve"> </w:t>

--- a/paper/molecules/molecules_paper_SI.docx
+++ b/paper/molecules/molecules_paper_SI.docx
@@ -253,7 +253,7 @@
         <w:t xml:space="preserve"> </w:t>
       </w:r>
       <w:r>
-        <w:t xml:space="preserve">Per-source provenance of the labelled master, the unlabelled SMILES dump, and the motif-augmented expansion. Per-source row counts are post-canonicalisation and post-charge-filter and pre-cross-source-deduplication.</w:t>
+        <w:t xml:space="preserve">Per-source provenance of the labelled master, the unlabelled SMILES dump, and the motif-augmented expansion. Row counts are in the deduplicated 65 980-row master; a row can contribute labels at several tiers across different properties, so the tier counts do not partition the master.</w:t>
       </w:r>
     </w:p>
     <w:tbl>
@@ -270,11 +270,11 @@
         <w:tblLook w:val="0420" w:firstRow="1" w:lastRow="0" w:firstColumn="0" w:lastColumn="0" w:noHBand="0" w:noVBand="1"/>
       </w:tblPr>
       <w:tblGrid>
-        <w:gridCol w:w="1268"/>
-        <w:gridCol w:w="3280"/>
-        <w:gridCol w:w="1203"/>
-        <w:gridCol w:w="1183"/>
-        <w:gridCol w:w="924"/>
+        <w:gridCol w:w="1246"/>
+        <w:gridCol w:w="3355"/>
+        <w:gridCol w:w="1187"/>
+        <w:gridCol w:w="1160"/>
+        <w:gridCol w:w="910"/>
       </w:tblGrid>
       <w:tr>
         <w:trPr>
@@ -526,7 +526,7 @@
                 <w:sz w:val="18"/>
                 <w:szCs w:val="18"/>
               </w:rPr>
-              <w:t xml:space="preserve">~3 000</w:t>
+              <w:t xml:space="preserve">~19 200</w:t>
             </w:r>
           </w:p>
         </w:tc>
@@ -607,26 +607,79 @@
                 <w:sz w:val="18"/>
                 <w:szCs w:val="18"/>
               </w:rPr>
-              <w:t xml:space="preserve">Casey et al. 2020 detonation-property dataset (curated CHNO + CHNOClF subset, B3LYP/6-31G* HOF + experimentally-anchored densities)</w:t>
-            </w:r>
-          </w:p>
-        </w:tc>
-        <w:tc>
-          <w:tcPr>
-            <w:vAlign w:val="center"/>
-          </w:tcPr>
-          <w:p>
-            <w:pPr>
-              <w:pStyle w:val="Compact"/>
-              <w:suppressAutoHyphens/>
-              <w:jc w:val="center"/>
-            </w:pPr>
-            <w:r>
-              <w:rPr>
-                <w:sz w:val="18"/>
-                <w:szCs w:val="18"/>
-              </w:rPr>
-              <w:t xml:space="preserve">~9 000</w:t>
+              <w:t xml:space="preserve">Thermochemical detonation-property dataset (curated CHNO + CHNOClF subset; HOF,</w:t>
+            </w:r>
+            <w:r>
+              <w:rPr>
+                <w:sz w:val="18"/>
+                <w:szCs w:val="18"/>
+              </w:rPr>
+              <w:t xml:space="preserve"> </w:t>
+            </w:r>
+            <m:oMath>
+              <m:r>
+                <w:rPr>
+                  <w:sz w:val="18"/>
+                  <w:szCs w:val="18"/>
+                </w:rPr>
+                <m:t>D</m:t>
+              </m:r>
+            </m:oMath>
+            <w:r>
+              <w:rPr>
+                <w:sz w:val="18"/>
+                <w:szCs w:val="18"/>
+              </w:rPr>
+              <w:t xml:space="preserve">,</w:t>
+            </w:r>
+            <w:r>
+              <w:rPr>
+                <w:sz w:val="18"/>
+                <w:szCs w:val="18"/>
+              </w:rPr>
+              <w:t xml:space="preserve"> </w:t>
+            </w:r>
+            <m:oMath>
+              <m:r>
+                <w:rPr>
+                  <w:sz w:val="18"/>
+                  <w:szCs w:val="18"/>
+                </w:rPr>
+                <m:t>P</m:t>
+              </m:r>
+            </m:oMath>
+            <w:r>
+              <w:rPr>
+                <w:sz w:val="18"/>
+                <w:szCs w:val="18"/>
+              </w:rPr>
+              <w:t xml:space="preserve"> </w:t>
+            </w:r>
+            <w:r>
+              <w:rPr>
+                <w:sz w:val="18"/>
+                <w:szCs w:val="18"/>
+              </w:rPr>
+              <w:t xml:space="preserve">on an EXPLO5 train/test split)</w:t>
+            </w:r>
+          </w:p>
+        </w:tc>
+        <w:tc>
+          <w:tcPr>
+            <w:vAlign w:val="center"/>
+          </w:tcPr>
+          <w:p>
+            <w:pPr>
+              <w:pStyle w:val="Compact"/>
+              <w:suppressAutoHyphens/>
+              <w:jc w:val="center"/>
+            </w:pPr>
+            <w:r>
+              <w:rPr>
+                <w:sz w:val="18"/>
+                <w:szCs w:val="18"/>
+              </w:rPr>
+              <w:t xml:space="preserve">~1 900</w:t>
             </w:r>
           </w:p>
         </w:tc>
@@ -759,7 +812,7 @@
                 <w:sz w:val="18"/>
                 <w:szCs w:val="18"/>
               </w:rPr>
-              <w:t xml:space="preserve">~25 000</w:t>
+              <w:t xml:space="preserve">~12 000</w:t>
             </w:r>
           </w:p>
         </w:tc>
@@ -840,7 +893,7 @@
                 <w:sz w:val="18"/>
                 <w:szCs w:val="18"/>
               </w:rPr>
-              <w:t xml:space="preserve">3D-CNN smoke-model surrogate (in-house ensemble trained on the union of A+B+C, eight outputs, 5-fold CV</w:t>
+              <w:t xml:space="preserve">ML surrogate labels: in-house 3D-CNN smoke ensemble (trained on the union of A+B+C, eight outputs, 5-fold CV</w:t>
             </w:r>
             <w:r>
               <w:rPr>
@@ -911,26 +964,26 @@
                 <w:sz w:val="18"/>
                 <w:szCs w:val="18"/>
               </w:rPr>
-              <w:t xml:space="preserve">) used to label rows that have no other source</w:t>
-            </w:r>
-          </w:p>
-        </w:tc>
-        <w:tc>
-          <w:tcPr>
-            <w:vAlign w:val="center"/>
-          </w:tcPr>
-          <w:p>
-            <w:pPr>
-              <w:pStyle w:val="Compact"/>
-              <w:suppressAutoHyphens/>
-              <w:jc w:val="center"/>
-            </w:pPr>
-            <w:r>
-              <w:rPr>
-                <w:sz w:val="18"/>
-                <w:szCs w:val="18"/>
-              </w:rPr>
-              <w:t xml:space="preserve">~30 000</w:t>
+              <w:t xml:space="preserve">) plus generative-model predictions (MDGNN, de-novo RL/TL sampling, q-RASPR), used to label rows with no higher-tier source</w:t>
+            </w:r>
+          </w:p>
+        </w:tc>
+        <w:tc>
+          <w:tcPr>
+            <w:vAlign w:val="center"/>
+          </w:tcPr>
+          <w:p>
+            <w:pPr>
+              <w:pStyle w:val="Compact"/>
+              <w:suppressAutoHyphens/>
+              <w:jc w:val="center"/>
+            </w:pPr>
+            <w:r>
+              <w:rPr>
+                <w:sz w:val="18"/>
+                <w:szCs w:val="18"/>
+              </w:rPr>
+              <w:t xml:space="preserve">~47 000</w:t>
             </w:r>
           </w:p>
         </w:tc>
@@ -1796,7 +1849,7 @@
         <w:t xml:space="preserve"> </w:t>
       </w:r>
       <w:r>
-        <w:t xml:space="preserve">The per-source counts in the table above are pre-overlap. After cross-source canonical-SMILES deduplication the labelled master contains</w:t>
+        <w:t xml:space="preserve">After cross-source canonical-SMILES deduplication the labelled master contains</w:t>
       </w:r>
       <w:r>
         <w:t xml:space="preserve"> </w:t>
@@ -2130,7 +2183,7 @@
         <w:t xml:space="preserve"> </w:t>
       </w:r>
       <w:r>
-        <w:t xml:space="preserve">(Figs 11 and 13) is a 4-block FiLM-MLP with a shared 1024-d trunk over (z, σ) with three active steering heads (Viability, Sensitivity, Hazard) and three auxiliary multi-task heads (Performance, SA, SC; the Supplementary Information; its per-head autograd gradients are the steering bus injected into DDIM at every sampling step. (4) Two</w:t>
+        <w:t xml:space="preserve">(Figs 18 and 20) is a 4-block FiLM-MLP with a shared 1024-d trunk over (z, σ) with three active steering heads (Viability, Sensitivity, Hazard) and three auxiliary multi-task heads (Performance, SA, SC; the Supplementary Information; its per-head autograd gradients are the steering bus injected into DDIM at every sampling step. (4) Two</w:t>
       </w:r>
       <w:r>
         <w:t xml:space="preserve"> </w:t>

--- a/paper/molecules/molecules_paper_SI.docx
+++ b/paper/molecules/molecules_paper_SI.docx
@@ -431,7 +431,7 @@
                 <w:sz w:val="18"/>
                 <w:szCs w:val="18"/>
               </w:rPr>
-              <w:t xml:space="preserve">Hand-compilation of experimental</w:t>
+              <w:t xml:space="preserve">Experimental crystallographic densities (Davis et al. 2024, cm4c01978 SI) plus measured</w:t>
             </w:r>
             <w:r>
               <w:rPr>
@@ -507,7 +507,7 @@
                 <w:sz w:val="18"/>
                 <w:szCs w:val="18"/>
               </w:rPr>
-              <w:t xml:space="preserve">for known nitro / nitramine / azide / tetrazole compounds, drawn from Klapötke (2019), Cooper (1996), and the LLNL Explosives Handbook (Dobratz &amp; Crawford 1985)</w:t>
+              <w:t xml:space="preserve">hand-compiled from Klapötke (2019), Cooper (1996), and the LLNL Explosives Handbook (Dobratz &amp; Crawford 1985)</w:t>
             </w:r>
           </w:p>
         </w:tc>
@@ -567,6 +567,30 @@
                   <w:szCs w:val="18"/>
                 </w:rPr>
                 <w:t xml:space="preserve">[60]</w:t>
+              </w:r>
+            </w:hyperlink>
+            <w:r>
+              <w:rPr>
+                <w:sz w:val="18"/>
+                <w:szCs w:val="18"/>
+              </w:rPr>
+              <w:t xml:space="preserve">,</w:t>
+            </w:r>
+            <w:r>
+              <w:rPr>
+                <w:sz w:val="18"/>
+                <w:szCs w:val="18"/>
+              </w:rPr>
+              <w:t xml:space="preserve"> </w:t>
+            </w:r>
+            <w:hyperlink w:anchor="ref-mlcrystdens-cm-2024">
+              <w:r>
+                <w:rPr>
+                  <w:rStyle w:val="Hyperlink"/>
+                  <w:sz w:val="18"/>
+                  <w:szCs w:val="18"/>
+                </w:rPr>
+                <w:t xml:space="preserve">[71]</w:t>
               </w:r>
             </w:hyperlink>
           </w:p>
@@ -795,6 +819,20 @@
                 <m:t>P</m:t>
               </m:r>
             </m:oMath>
+            <w:r>
+              <w:rPr>
+                <w:sz w:val="18"/>
+                <w:szCs w:val="18"/>
+              </w:rPr>
+              <w:t xml:space="preserve"> </w:t>
+            </w:r>
+            <w:r>
+              <w:rPr>
+                <w:sz w:val="18"/>
+                <w:szCs w:val="18"/>
+              </w:rPr>
+              <w:t xml:space="preserve">(densities and HOF from Davis et al. 2024, cm4c01978 SI)</w:t>
+            </w:r>
           </w:p>
         </w:tc>
         <w:tc>
@@ -853,6 +891,30 @@
                   <w:szCs w:val="18"/>
                 </w:rPr>
                 <w:t xml:space="preserve">[62]</w:t>
+              </w:r>
+            </w:hyperlink>
+            <w:r>
+              <w:rPr>
+                <w:sz w:val="18"/>
+                <w:szCs w:val="18"/>
+              </w:rPr>
+              <w:t xml:space="preserve">,</w:t>
+            </w:r>
+            <w:r>
+              <w:rPr>
+                <w:sz w:val="18"/>
+                <w:szCs w:val="18"/>
+              </w:rPr>
+              <w:t xml:space="preserve"> </w:t>
+            </w:r>
+            <w:hyperlink w:anchor="ref-mlcrystdens-cm-2024">
+              <w:r>
+                <w:rPr>
+                  <w:rStyle w:val="Hyperlink"/>
+                  <w:sz w:val="18"/>
+                  <w:szCs w:val="18"/>
+                </w:rPr>
+                <w:t xml:space="preserve">[71]</w:t>
               </w:r>
             </w:hyperlink>
           </w:p>

--- a/paper/molecules/molecules_paper_SI.docx
+++ b/paper/molecules/molecules_paper_SI.docx
@@ -270,11 +270,11 @@
         <w:tblLook w:val="0420" w:firstRow="1" w:lastRow="0" w:firstColumn="0" w:lastColumn="0" w:noHBand="0" w:noVBand="1"/>
       </w:tblPr>
       <w:tblGrid>
-        <w:gridCol w:w="1246"/>
-        <w:gridCol w:w="3355"/>
-        <w:gridCol w:w="1187"/>
-        <w:gridCol w:w="1160"/>
-        <w:gridCol w:w="910"/>
+        <w:gridCol w:w="1173"/>
+        <w:gridCol w:w="2831"/>
+        <w:gridCol w:w="1135"/>
+        <w:gridCol w:w="1082"/>
+        <w:gridCol w:w="1637"/>
       </w:tblGrid>
       <w:tr>
         <w:trPr>
@@ -736,14 +736,14 @@
               <w:suppressAutoHyphens/>
               <w:jc w:val="center"/>
             </w:pPr>
-            <w:hyperlink w:anchor="ref-casey2020prediction">
+            <w:hyperlink w:anchor="ref-npjcompmat2025">
               <w:r>
                 <w:rPr>
                   <w:rStyle w:val="Hyperlink"/>
                   <w:sz w:val="18"/>
                   <w:szCs w:val="18"/>
                 </w:rPr>
-                <w:t xml:space="preserve">[15]</w:t>
+                <w:t xml:space="preserve">[npjcompmat2025]</w:t>
               </w:r>
             </w:hyperlink>
           </w:p>
@@ -1083,8 +1083,25 @@
                 <w:sz w:val="18"/>
                 <w:szCs w:val="18"/>
               </w:rPr>
-              <w:t xml:space="preserve">this work</w:t>
-            </w:r>
+              <w:t xml:space="preserve">this work,</w:t>
+            </w:r>
+            <w:r>
+              <w:rPr>
+                <w:sz w:val="18"/>
+                <w:szCs w:val="18"/>
+              </w:rPr>
+              <w:t xml:space="preserve"> </w:t>
+            </w:r>
+            <w:hyperlink w:anchor="ref-casey2020prediction">
+              <w:r>
+                <w:rPr>
+                  <w:rStyle w:val="Hyperlink"/>
+                  <w:sz w:val="18"/>
+                  <w:szCs w:val="18"/>
+                </w:rPr>
+                <w:t xml:space="preserve">[15]</w:t>
+              </w:r>
+            </w:hyperlink>
           </w:p>
         </w:tc>
       </w:tr>

--- a/paper/molecules/molecules_paper_SI.docx
+++ b/paper/molecules/molecules_paper_SI.docx
@@ -270,11 +270,11 @@
         <w:tblLook w:val="0420" w:firstRow="1" w:lastRow="0" w:firstColumn="0" w:lastColumn="0" w:noHBand="0" w:noVBand="1"/>
       </w:tblPr>
       <w:tblGrid>
-        <w:gridCol w:w="1173"/>
-        <w:gridCol w:w="2831"/>
-        <w:gridCol w:w="1135"/>
-        <w:gridCol w:w="1082"/>
-        <w:gridCol w:w="1637"/>
+        <w:gridCol w:w="1246"/>
+        <w:gridCol w:w="3355"/>
+        <w:gridCol w:w="1187"/>
+        <w:gridCol w:w="1160"/>
+        <w:gridCol w:w="910"/>
       </w:tblGrid>
       <w:tr>
         <w:trPr>
@@ -566,7 +566,7 @@
                   <w:sz w:val="18"/>
                   <w:szCs w:val="18"/>
                 </w:rPr>
-                <w:t xml:space="preserve">[60]</w:t>
+                <w:t xml:space="preserve">[1]</w:t>
               </w:r>
             </w:hyperlink>
             <w:r>
@@ -590,7 +590,7 @@
                   <w:sz w:val="18"/>
                   <w:szCs w:val="18"/>
                 </w:rPr>
-                <w:t xml:space="preserve">[71]</w:t>
+                <w:t xml:space="preserve">[2]</w:t>
               </w:r>
             </w:hyperlink>
           </w:p>
@@ -743,7 +743,7 @@
                   <w:sz w:val="18"/>
                   <w:szCs w:val="18"/>
                 </w:rPr>
-                <w:t xml:space="preserve">[npjcompmat2025]</w:t>
+                <w:t xml:space="preserve">[3]</w:t>
               </w:r>
             </w:hyperlink>
           </w:p>
@@ -890,7 +890,7 @@
                   <w:sz w:val="18"/>
                   <w:szCs w:val="18"/>
                 </w:rPr>
-                <w:t xml:space="preserve">[62]</w:t>
+                <w:t xml:space="preserve">[4]</w:t>
               </w:r>
             </w:hyperlink>
             <w:r>
@@ -914,7 +914,7 @@
                   <w:sz w:val="18"/>
                   <w:szCs w:val="18"/>
                 </w:rPr>
-                <w:t xml:space="preserve">[71]</w:t>
+                <w:t xml:space="preserve">[2]</w:t>
               </w:r>
             </w:hyperlink>
           </w:p>
@@ -1099,7 +1099,7 @@
                   <w:sz w:val="18"/>
                   <w:szCs w:val="18"/>
                 </w:rPr>
-                <w:t xml:space="preserve">[15]</w:t>
+                <w:t xml:space="preserve">[5]</w:t>
               </w:r>
             </w:hyperlink>
           </w:p>
@@ -1199,7 +1199,7 @@
                   <w:sz w:val="18"/>
                   <w:szCs w:val="18"/>
                 </w:rPr>
-                <w:t xml:space="preserve">[22]</w:t>
+                <w:t xml:space="preserve">[6]</w:t>
               </w:r>
             </w:hyperlink>
           </w:p>
@@ -1396,7 +1396,7 @@
                   <w:sz w:val="18"/>
                   <w:szCs w:val="18"/>
                 </w:rPr>
-                <w:t xml:space="preserve">[63]</w:t>
+                <w:t xml:space="preserve">[7]</w:t>
               </w:r>
             </w:hyperlink>
             <w:r>
@@ -1420,7 +1420,7 @@
                   <w:sz w:val="18"/>
                   <w:szCs w:val="18"/>
                 </w:rPr>
-                <w:t xml:space="preserve">[64]</w:t>
+                <w:t xml:space="preserve">[8]</w:t>
               </w:r>
             </w:hyperlink>
           </w:p>
@@ -1520,7 +1520,7 @@
                   <w:sz w:val="18"/>
                   <w:szCs w:val="18"/>
                 </w:rPr>
-                <w:t xml:space="preserve">[58]</w:t>
+                <w:t xml:space="preserve">[9]</w:t>
               </w:r>
             </w:hyperlink>
           </w:p>
@@ -1717,7 +1717,7 @@
                   <w:sz w:val="18"/>
                   <w:szCs w:val="18"/>
                 </w:rPr>
-                <w:t xml:space="preserve">[23]</w:t>
+                <w:t xml:space="preserve">[10]</w:t>
               </w:r>
             </w:hyperlink>
           </w:p>
@@ -1836,7 +1836,7 @@
                   <w:sz w:val="18"/>
                   <w:szCs w:val="18"/>
                 </w:rPr>
-                <w:t xml:space="preserve">[65]</w:t>
+                <w:t xml:space="preserve">[11]</w:t>
               </w:r>
             </w:hyperlink>
           </w:p>
@@ -6262,7 +6262,7 @@
           <w:rPr>
             <w:rStyle w:val="Hyperlink"/>
           </w:rPr>
-          <w:t xml:space="preserve">[58a]</w:t>
+          <w:t xml:space="preserve">[12]</w:t>
         </w:r>
       </w:hyperlink>
       <w:r>
@@ -8518,7 +8518,7 @@
           <w:rPr>
             <w:rStyle w:val="Hyperlink"/>
           </w:rPr>
-          <w:t xml:space="preserve">[15]</w:t>
+          <w:t xml:space="preserve">[5]</w:t>
         </w:r>
       </w:hyperlink>
       <w:r>
@@ -9001,7 +9001,7 @@
           <w:rPr>
             <w:rStyle w:val="Hyperlink"/>
           </w:rPr>
-          <w:t xml:space="preserve">[Goerigk2017]</w:t>
+          <w:t xml:space="preserve">[13]</w:t>
         </w:r>
       </w:hyperlink>
       <w:r>
@@ -9068,7 +9068,7 @@
           <w:rPr>
             <w:rStyle w:val="Hyperlink"/>
           </w:rPr>
-          <w:t xml:space="preserve">[15]</w:t>
+          <w:t xml:space="preserve">[5]</w:t>
         </w:r>
       </w:hyperlink>
       <w:r>
@@ -9134,7 +9134,7 @@
           <w:rPr>
             <w:rStyle w:val="Hyperlink"/>
           </w:rPr>
-          <w:t xml:space="preserve">[Bondi1964]</w:t>
+          <w:t xml:space="preserve">[14]</w:t>
         </w:r>
       </w:hyperlink>
       <w:r>
@@ -12274,7 +12274,7 @@
           <w:rPr>
             <w:rStyle w:val="Hyperlink"/>
           </w:rPr>
-          <w:t xml:space="preserve">[huang2021]</w:t>
+          <w:t xml:space="preserve">[12]</w:t>
         </w:r>
       </w:hyperlink>
       <w:r>
@@ -23476,7 +23476,7 @@
           <w:rPr>
             <w:rStyle w:val="Hyperlink"/>
           </w:rPr>
-          <w:t xml:space="preserve">[11a]</w:t>
+          <w:t xml:space="preserve">[15]</w:t>
         </w:r>
       </w:hyperlink>
       <w:r>
@@ -27585,7 +27585,7 @@
           <w:rPr>
             <w:rStyle w:val="Hyperlink"/>
           </w:rPr>
-          <w:t xml:space="preserve">[46]</w:t>
+          <w:t xml:space="preserve">[16]</w:t>
         </w:r>
       </w:hyperlink>
       <w:r>
@@ -30479,7 +30479,7 @@
           <w:rPr>
             <w:rStyle w:val="Hyperlink"/>
           </w:rPr>
-          <w:t xml:space="preserve">[47]</w:t>
+          <w:t xml:space="preserve">[17]</w:t>
         </w:r>
       </w:hyperlink>
       <w:r>
@@ -32063,7 +32063,7 @@
           <w:rPr>
             <w:rStyle w:val="Hyperlink"/>
           </w:rPr>
-          <w:t xml:space="preserve">[sabatini2018]</w:t>
+          <w:t xml:space="preserve">[18]</w:t>
         </w:r>
       </w:hyperlink>
       <w:r>
@@ -42546,9 +42546,9 @@
         </w:numPr>
         <w:ind w:left="180" w:hanging="180"/>
       </w:pPr>
-      <w:bookmarkStart w:id="47" w:name="ref-eckmann2022limo"/>
-      <w:r>
-        <w:t xml:space="preserve">Eckmann, P., Sun, K., Zhao, B., Feng, M., Gilson, M. K., &amp; Yu, R. (2022). LIMO: Latent Inceptionism for Targeted Molecule Generation.</w:t>
+      <w:bookmarkStart w:id="47" w:name="ref-emdb"/>
+      <w:r>
+        <w:t xml:space="preserve">Hand-compilation of measured density, heat of formation, and detonation properties for ~3 000 known energetic CHNO compounds, assembled in this work from secondary literature compilations: Klapötke, T. M.</w:t>
       </w:r>
       <w:r>
         <w:t xml:space="preserve"> </w:t>
@@ -42558,10 +42558,39 @@
           <w:i/>
           <w:iCs/>
         </w:rPr>
-        <w:t xml:space="preserve">ICML 2022</w:t>
-      </w:r>
-      <w:r>
-        <w:t xml:space="preserve">. arXiv:2206.09010.</w:t>
+        <w:t xml:space="preserve">Chemistry of High-Energy Materials</w:t>
+      </w:r>
+      <w:r>
+        <w:t xml:space="preserve">, 5th ed. (de Gruyter, 2019); Cooper, P. W.</w:t>
+      </w:r>
+      <w:r>
+        <w:t xml:space="preserve"> </w:t>
+      </w:r>
+      <w:r>
+        <w:rPr>
+          <w:i/>
+          <w:iCs/>
+        </w:rPr>
+        <w:t xml:space="preserve">Explosives Engineering</w:t>
+      </w:r>
+      <w:r>
+        <w:t xml:space="preserve"> </w:t>
+      </w:r>
+      <w:r>
+        <w:t xml:space="preserve">(Wiley-VCH, 1996); and Dobratz, B. M. &amp; Crawford, P. C.</w:t>
+      </w:r>
+      <w:r>
+        <w:t xml:space="preserve"> </w:t>
+      </w:r>
+      <w:r>
+        <w:rPr>
+          <w:i/>
+          <w:iCs/>
+        </w:rPr>
+        <w:t xml:space="preserve">LLNL Explosives Handbook: Properties of Chemical Explosives and Explosive Simulants</w:t>
+      </w:r>
+      <w:r>
+        <w:t xml:space="preserve">, UCRL-52997, Rev. 2 (Lawrence Livermore National Laboratory, 1985). Per-row provenance documented in the Supplementary Information.</w:t>
       </w:r>
       <w:bookmarkEnd w:id="47"/>
     </w:p>
@@ -42574,9 +42603,9 @@
         </w:numPr>
         <w:ind w:left="180" w:hanging="180"/>
       </w:pPr>
-      <w:bookmarkStart w:id="48" w:name="ref-gomez2018automatic"/>
-      <w:r>
-        <w:t xml:space="preserve">Gómez-Bombarelli, R. et al. (2018). Automatic Chemical Design Using a Data-Driven Continuous Representation of Molecules.</w:t>
+      <w:bookmarkStart w:id="48" w:name="ref-mlcrystdens-cm-2024"/>
+      <w:r>
+        <w:t xml:space="preserve">Davis, J. V., Marrs III, F. W., Cawkwell, M. J., &amp; Manner, V. W. (2024). Machine Learning Models for High Explosive Crystal Density and Performance.</w:t>
       </w:r>
       <w:r>
         <w:t xml:space="preserve"> </w:t>
@@ -42586,10 +42615,10 @@
           <w:i/>
           <w:iCs/>
         </w:rPr>
-        <w:t xml:space="preserve">ACS Central Science 4(2)</w:t>
-      </w:r>
-      <w:r>
-        <w:t xml:space="preserve">:268–276. doi:10.1021/acscentsci.7b00572.</w:t>
+        <w:t xml:space="preserve">Chemistry of Materials 36(22)</w:t>
+      </w:r>
+      <w:r>
+        <w:t xml:space="preserve">, 11109–11118. doi:10.1021/acs.chemmater.4c01978.</w:t>
       </w:r>
       <w:bookmarkEnd w:id="48"/>
     </w:p>
@@ -42602,9 +42631,9 @@
         </w:numPr>
         <w:ind w:left="180" w:hanging="180"/>
       </w:pPr>
-      <w:bookmarkStart w:id="49" w:name="ref-jin2018junction"/>
-      <w:r>
-        <w:t xml:space="preserve">Jin, W., Barzilay, R., &amp; Jaakkola, T. (2018). Junction Tree Variational Autoencoder for Molecular Graph Generation.</w:t>
+      <w:bookmarkStart w:id="49" w:name="ref-npjcompmat2025"/>
+      <w:r>
+        <w:t xml:space="preserve">Liu, J., et al. (2025). De novo multi-objective generation framework for energetic materials with trading off energy and stability.</w:t>
       </w:r>
       <w:r>
         <w:t xml:space="preserve"> </w:t>
@@ -42614,10 +42643,10 @@
           <w:i/>
           <w:iCs/>
         </w:rPr>
-        <w:t xml:space="preserve">ICML 2018</w:t>
-      </w:r>
-      <w:r>
-        <w:t xml:space="preserve">. arXiv:1802.04364.</w:t>
+        <w:t xml:space="preserve">npj Computational Materials</w:t>
+      </w:r>
+      <w:r>
+        <w:t xml:space="preserve">. doi:10.1038/s41524-025-01845-6.</w:t>
       </w:r>
       <w:bookmarkEnd w:id="49"/>
     </w:p>
@@ -42630,9 +42659,22 @@
         </w:numPr>
         <w:ind w:left="180" w:hanging="180"/>
       </w:pPr>
-      <w:bookmarkStart w:id="50" w:name="ref-reidenbach2023molmim"/>
-      <w:r>
-        <w:t xml:space="preserve">Reidenbach, D., Livne, M., Ilango, R. K., Gill, M., &amp; Israeli, J. (2023). MolMIM: A Molecular Language Model for Property-Guided Molecule Generation via Mutual Information Machines. (MLDD Workshop, ICLR 2023; arXiv:2208.09016).</w:t>
+      <w:bookmarkStart w:id="50" w:name="ref-kamlet1968detonation"/>
+      <w:r>
+        <w:t xml:space="preserve">Kamlet, M. J., &amp; Jacobs, S. J. (1968). Chemistry of Detonations. I. A Simple Method for Calculating Detonation Properties of C-H-N-O Explosives.</w:t>
+      </w:r>
+      <w:r>
+        <w:t xml:space="preserve"> </w:t>
+      </w:r>
+      <w:r>
+        <w:rPr>
+          <w:i/>
+          <w:iCs/>
+        </w:rPr>
+        <w:t xml:space="preserve">J. Chem. Phys. 48</w:t>
+      </w:r>
+      <w:r>
+        <w:t xml:space="preserve">:23–55. doi:10.1063/1.1667908.</w:t>
       </w:r>
       <w:bookmarkEnd w:id="50"/>
     </w:p>
@@ -42645,9 +42687,9 @@
         </w:numPr>
         <w:ind w:left="180" w:hanging="180"/>
       </w:pPr>
-      <w:bookmarkStart w:id="51" w:name="ref-ross2022molformer"/>
-      <w:r>
-        <w:t xml:space="preserve">Ross, J. et al. (2022). Large-Scale Chemical Language Representations Capture Molecular Structure and Properties.</w:t>
+      <w:bookmarkStart w:id="51" w:name="ref-casey2020prediction"/>
+      <w:r>
+        <w:t xml:space="preserve">Casey, A. D., Son, S. F., Bilionis, I., &amp; Barnes, B. C. (2020). Prediction of Energetic Material Properties from Electronic Structure Using 3D Convolutional Neural Networks.</w:t>
       </w:r>
       <w:r>
         <w:t xml:space="preserve"> </w:t>
@@ -42657,10 +42699,10 @@
           <w:i/>
           <w:iCs/>
         </w:rPr>
-        <w:t xml:space="preserve">Nature Machine Intelligence 4</w:t>
-      </w:r>
-      <w:r>
-        <w:t xml:space="preserve">:1256–1264. doi:10.1038/s42256-022-00580-7.</w:t>
+        <w:t xml:space="preserve">J. Chem. Inf. Model. 60(10)</w:t>
+      </w:r>
+      <w:r>
+        <w:t xml:space="preserve">:4457–4473. doi:10.1021/acs.jcim.0c00259.</w:t>
       </w:r>
       <w:bookmarkEnd w:id="51"/>
     </w:p>
@@ -42673,9 +42715,9 @@
         </w:numPr>
         <w:ind w:left="180" w:hanging="180"/>
       </w:pPr>
-      <w:bookmarkStart w:id="52" w:name="ref-bengio2021gflownet"/>
-      <w:r>
-        <w:t xml:space="preserve">Bengio, E., Jain, M., Korablyov, M., Precup, D., &amp; Bengio, Y. (2021). Flow Network Based Generative Models for Non-Iterative Diverse Candidate Generation.</w:t>
+      <w:bookmarkStart w:id="52" w:name="ref-sterling2015zinc"/>
+      <w:r>
+        <w:t xml:space="preserve">Sterling, T., &amp; Irwin, J. J. (2015). ZINC 15: Ligand Discovery for Everyone.</w:t>
       </w:r>
       <w:r>
         <w:t xml:space="preserve"> </w:t>
@@ -42685,10 +42727,10 @@
           <w:i/>
           <w:iCs/>
         </w:rPr>
-        <w:t xml:space="preserve">NeurIPS 2021</w:t>
-      </w:r>
-      <w:r>
-        <w:t xml:space="preserve">. arXiv:2106.04399.</w:t>
+        <w:t xml:space="preserve">J. Chem. Inf. Model. 55(11)</w:t>
+      </w:r>
+      <w:r>
+        <w:t xml:space="preserve">:2324–2337.</w:t>
       </w:r>
       <w:bookmarkEnd w:id="52"/>
     </w:p>
@@ -42701,50 +42743,23 @@
         </w:numPr>
         <w:ind w:left="180" w:hanging="180"/>
       </w:pPr>
-      <w:bookmarkStart w:id="53" w:name="ref-hoogeboom2022edm"/>
-      <w:r>
-        <w:t xml:space="preserve">Hoogeboom, E., Garcia Satorras, V., Vignac, C., &amp; Welling, M. (2022). Equivariant Diffusion for Molecule Generation in 3D.</w:t>
-      </w:r>
-      <w:r>
-        <w:t xml:space="preserve"> </w:t>
-      </w:r>
-      <w:r>
-        <w:rPr>
-          <w:i/>
-          <w:iCs/>
-        </w:rPr>
-        <w:t xml:space="preserve">ICML 2022</w:t>
-      </w:r>
-      <w:r>
-        <w:t xml:space="preserve">. arXiv:2203.17003.</w:t>
-      </w:r>
-      <w:bookmarkEnd w:id="53"/>
-    </w:p>
-    <w:p>
-      <w:pPr>
-        <w:pStyle w:val="MDPI81references"/>
-        <w:numPr>
-          <w:ilvl w:val="0"/>
-          <w:numId w:val="0"/>
-        </w:numPr>
-        <w:ind w:left="180" w:hanging="180"/>
-      </w:pPr>
-      <w:bookmarkStart w:id="54" w:name="ref-vignac2023digress"/>
-      <w:r>
-        <w:t xml:space="preserve">Vignac, C. et al. (2023). DiGress: Discrete Denoising Diffusion for Graph Generation.</w:t>
-      </w:r>
-      <w:r>
-        <w:t xml:space="preserve"> </w:t>
-      </w:r>
-      <w:r>
-        <w:rPr>
-          <w:i/>
-          <w:iCs/>
-        </w:rPr>
-        <w:t xml:space="preserve">ICLR 2023</w:t>
-      </w:r>
-      <w:r>
-        <w:t xml:space="preserve">. arXiv:2209.14734.</w:t>
+      <w:bookmarkStart w:id="54" w:name="ref-cameo"/>
+      <w:r>
+        <w:t xml:space="preserve">NIST CAMEO Chemicals: Database of Hazardous Materials and Reactivity.</w:t>
+      </w:r>
+      <w:r>
+        <w:t xml:space="preserve"> </w:t>
+      </w:r>
+      <w:hyperlink r:id="rId23">
+        <w:r>
+          <w:rPr>
+            <w:rStyle w:val="Hyperlink"/>
+          </w:rPr>
+          <w:t xml:space="preserve">cameochemicals.noaa.gov</w:t>
+        </w:r>
+      </w:hyperlink>
+      <w:r>
+        <w:t xml:space="preserve">.</w:t>
       </w:r>
       <w:bookmarkEnd w:id="54"/>
     </w:p>
@@ -42757,9 +42772,9 @@
         </w:numPr>
         <w:ind w:left="180" w:hanging="180"/>
       </w:pPr>
-      <w:bookmarkStart w:id="55" w:name="ref-irwin2022chemformer"/>
-      <w:r>
-        <w:t xml:space="preserve">Irwin, R., Dimitriadis, S., He, J., &amp; Bjerrum, E. J. (2022). Chemformer: A Pre-Trained Transformer for Computational Chemistry.</w:t>
+      <w:bookmarkStart w:id="55" w:name="ref-bruns2020watson"/>
+      <w:r>
+        <w:t xml:space="preserve">Bruns, R. F., &amp; Watson, I. A. (2012). Rules for identifying potentially reactive or promiscuous compounds.</w:t>
       </w:r>
       <w:r>
         <w:t xml:space="preserve"> </w:t>
@@ -42769,10 +42784,13 @@
           <w:i/>
           <w:iCs/>
         </w:rPr>
-        <w:t xml:space="preserve">Mach. Learn.: Sci. Tech. 3</w:t>
-      </w:r>
-      <w:r>
-        <w:t xml:space="preserve">:015022. doi:10.1088/2632-2153/ac3ffb.</w:t>
+        <w:t xml:space="preserve">J. Med. Chem.</w:t>
+      </w:r>
+      <w:r>
+        <w:t xml:space="preserve"> </w:t>
+      </w:r>
+      <w:r>
+        <w:t xml:space="preserve">55(22):9763–9772. doi:10.1021/jm301008n. Used here as a SMARTS-based reactivity-demerit source.</w:t>
       </w:r>
       <w:bookmarkEnd w:id="55"/>
     </w:p>
@@ -42785,9 +42803,9 @@
         </w:numPr>
         <w:ind w:left="180" w:hanging="180"/>
       </w:pPr>
-      <w:bookmarkStart w:id="56" w:name="ref-peng2023moldiff"/>
-      <w:r>
-        <w:t xml:space="preserve">Peng, X., Guan, J., Liu, Q., &amp; Ma, J. (2023). MolDiff: Addressing the Atom-Bond Inconsistency Problem in 3D Molecule Diffusion Generation.</w:t>
+      <w:bookmarkStart w:id="56" w:name="ref-klapotke2017nitrogen"/>
+      <w:r>
+        <w:t xml:space="preserve">Klapötke, T. M.</w:t>
       </w:r>
       <w:r>
         <w:t xml:space="preserve"> </w:t>
@@ -42797,10 +42815,10 @@
           <w:i/>
           <w:iCs/>
         </w:rPr>
-        <w:t xml:space="preserve">ICML 2023</w:t>
-      </w:r>
-      <w:r>
-        <w:t xml:space="preserve">. arXiv:2305.07508.</w:t>
+        <w:t xml:space="preserve">Chemistry of High-Energy Materials</w:t>
+      </w:r>
+      <w:r>
+        <w:t xml:space="preserve">, 5th ed. (de Gruyter, 2019). doi:10.1515/9783110624571.</w:t>
       </w:r>
       <w:bookmarkEnd w:id="56"/>
     </w:p>
@@ -42813,9 +42831,9 @@
         </w:numPr>
         <w:ind w:left="180" w:hanging="180"/>
       </w:pPr>
-      <w:bookmarkStart w:id="57" w:name="ref-mathieu2017sensitivity"/>
-      <w:r>
-        <w:t xml:space="preserve">Mathieu, D. (2017). Sensitivity of Energetic Materials: Theoretical Relationships to Detonation Performance and Molecular Structure.</w:t>
+      <w:bookmarkStart w:id="57" w:name="ref-kim2023pubchem"/>
+      <w:r>
+        <w:t xml:space="preserve">Kim, S. et al. (2023). PubChem 2023 Update.</w:t>
       </w:r>
       <w:r>
         <w:t xml:space="preserve"> </w:t>
@@ -42825,10 +42843,10 @@
           <w:i/>
           <w:iCs/>
         </w:rPr>
-        <w:t xml:space="preserve">Ind. Eng. Chem. Res. 56(31)</w:t>
-      </w:r>
-      <w:r>
-        <w:t xml:space="preserve">:8191–8201. doi:10.1021/acs.iecr.7b02021.</w:t>
+        <w:t xml:space="preserve">Nucleic Acids Res. 51(D1)</w:t>
+      </w:r>
+      <w:r>
+        <w:t xml:space="preserve">:D1373–D1380.</w:t>
       </w:r>
       <w:bookmarkEnd w:id="57"/>
     </w:p>
@@ -42841,23 +42859,50 @@
         </w:numPr>
         <w:ind w:left="180" w:hanging="180"/>
       </w:pPr>
-      <w:bookmarkStart w:id="59" w:name="ref-daylight-smarts"/>
-      <w:r>
-        <w:t xml:space="preserve">Daylight Chemical Information Systems. (2007). SMARTS: A Language for Describing Molecular Patterns. Daylight Theory Manual, Aliso Viejo, CA.</w:t>
-      </w:r>
-      <w:r>
-        <w:t xml:space="preserve"> </w:t>
-      </w:r>
-      <w:hyperlink r:id="rId23">
-        <w:r>
-          <w:rPr>
-            <w:rStyle w:val="Hyperlink"/>
-          </w:rPr>
-          <w:t xml:space="preserve">daylight.com/dayhtml/doc/theory/theory.smarts.html</w:t>
-        </w:r>
-      </w:hyperlink>
-      <w:r>
-        <w:t xml:space="preserve">. SMARTS = SMILES Arbitrary Target Specification: a pattern language extending SMILES that matches molecular substructures, used by RDKit and other cheminformatics toolkits to evaluate hard-reject catalogs (this work, Section 4).</w:t>
+      <w:bookmarkStart w:id="58" w:name="ref-bannwarth2019gfn2"/>
+      <w:r>
+        <w:t xml:space="preserve">Bannwarth, C., Ehlert, S., &amp; Grimme, S. (2019). GFN2-xTB: An Accurate and Broadly Parametrized Self-Consistent Tight-Binding Quantum Chemical Method with Multipole Electrostatics and Density-Dependent Dispersion Contributions.</w:t>
+      </w:r>
+      <w:r>
+        <w:t xml:space="preserve"> </w:t>
+      </w:r>
+      <w:r>
+        <w:rPr>
+          <w:i/>
+          <w:iCs/>
+        </w:rPr>
+        <w:t xml:space="preserve">J. Chem. Theory Comput. 15(3)</w:t>
+      </w:r>
+      <w:r>
+        <w:t xml:space="preserve">:1652–1671. doi:10.1021/acs.jctc.8b01176.</w:t>
+      </w:r>
+      <w:bookmarkEnd w:id="58"/>
+    </w:p>
+    <w:p>
+      <w:pPr>
+        <w:pStyle w:val="MDPI81references"/>
+        <w:numPr>
+          <w:ilvl w:val="0"/>
+          <w:numId w:val="0"/>
+        </w:numPr>
+        <w:ind w:left="180" w:hanging="180"/>
+      </w:pPr>
+      <w:bookmarkStart w:id="59" w:name="ref-huang2021applying"/>
+      <w:r>
+        <w:t xml:space="preserve">Huang, X. et al. (2021). Applying Machine Learning to Balance Performance and Stability of High Energy Density Materials.</w:t>
+      </w:r>
+      <w:r>
+        <w:t xml:space="preserve"> </w:t>
+      </w:r>
+      <w:r>
+        <w:rPr>
+          <w:i/>
+          <w:iCs/>
+        </w:rPr>
+        <w:t xml:space="preserve">iScience 24</w:t>
+      </w:r>
+      <w:r>
+        <w:t xml:space="preserve">:102240.</w:t>
       </w:r>
       <w:bookmarkEnd w:id="59"/>
     </w:p>
@@ -42870,9 +42915,9 @@
         </w:numPr>
         <w:ind w:left="180" w:hanging="180"/>
       </w:pPr>
-      <w:bookmarkStart w:id="60" w:name="ref-politzer2014some"/>
-      <w:r>
-        <w:t xml:space="preserve">Politzer, P., &amp; Murray, J. S. (2014). Some Perspectives on Estimating Detonation Properties of C, H, N, O Compounds.</w:t>
+      <w:bookmarkStart w:id="60" w:name="ref-goerigk2017benchmark"/>
+      <w:r>
+        <w:t xml:space="preserve">Goerigk, L., Hansen, A., Bauer, C., Ehrlich, S., Najibi, A., &amp; Grimme, S. (2017). A look at the density functional theory zoo with the advanced GMTKN55 database for general main group thermochemistry, kinetics and noncovalent interactions.</w:t>
       </w:r>
       <w:r>
         <w:t xml:space="preserve"> </w:t>
@@ -42882,10 +42927,10 @@
           <w:i/>
           <w:iCs/>
         </w:rPr>
-        <w:t xml:space="preserve">Cent. Eur. J. Energ. Mater. 11(4)</w:t>
-      </w:r>
-      <w:r>
-        <w:t xml:space="preserve">:459–474.</w:t>
+        <w:t xml:space="preserve">Phys. Chem. Chem. Phys. 19(48)</w:t>
+      </w:r>
+      <w:r>
+        <w:t xml:space="preserve">:32184–32215. doi:10.1039/C7CP04913G.</w:t>
       </w:r>
       <w:bookmarkEnd w:id="60"/>
     </w:p>
@@ -42898,9 +42943,22 @@
         </w:numPr>
         <w:ind w:left="180" w:hanging="180"/>
       </w:pPr>
-      <w:bookmarkStart w:id="61" w:name="ref-suceska2018explo5"/>
-      <w:r>
-        <w:t xml:space="preserve">Sućeska, M. (2018). EXPLO5 v6.05.04 User's Manual. Brodarski Institute, Zagreb, Croatia. Computer program for calculation of detonation parameters from molecular formula, density, and heat of formation via thermochemical-equilibrium Chapman–Jouguet solver with covolume EOS.</w:t>
+      <w:bookmarkStart w:id="61" w:name="ref-bondi1964vdw"/>
+      <w:r>
+        <w:t xml:space="preserve">Bondi, A. (1964). van der Waals Volumes and Radii.</w:t>
+      </w:r>
+      <w:r>
+        <w:t xml:space="preserve"> </w:t>
+      </w:r>
+      <w:r>
+        <w:rPr>
+          <w:i/>
+          <w:iCs/>
+        </w:rPr>
+        <w:t xml:space="preserve">J. Phys. Chem. 68(3)</w:t>
+      </w:r>
+      <w:r>
+        <w:t xml:space="preserve">:441–451. doi:10.1021/j100785a001.</w:t>
       </w:r>
       <w:bookmarkEnd w:id="61"/>
     </w:p>
@@ -42913,9 +42971,22 @@
         </w:numPr>
         <w:ind w:left="180" w:hanging="180"/>
       </w:pPr>
-      <w:bookmarkStart w:id="62" w:name="ref-fried2014cheetah"/>
-      <w:r>
-        <w:t xml:space="preserve">Fried, L. E., Howard, W. M., Souers, P. C., &amp; Vitello, P. A. (2014). Cheetah 7.0 User's Manual. Lawrence Livermore National Laboratory technical report LLNL-SM-664002. Thermochemical-equilibrium detonation code with JCZ3 / BKWS covolume EOS.</w:t>
+      <w:bookmarkStart w:id="62" w:name="ref-mathieu2017sensitivity"/>
+      <w:r>
+        <w:t xml:space="preserve">Mathieu, D. (2017). Sensitivity of Energetic Materials: Theoretical Relationships to Detonation Performance and Molecular Structure.</w:t>
+      </w:r>
+      <w:r>
+        <w:t xml:space="preserve"> </w:t>
+      </w:r>
+      <w:r>
+        <w:rPr>
+          <w:i/>
+          <w:iCs/>
+        </w:rPr>
+        <w:t xml:space="preserve">Ind. Eng. Chem. Res. 56(31)</w:t>
+      </w:r>
+      <w:r>
+        <w:t xml:space="preserve">:8191–8201. doi:10.1021/acs.iecr.7b02021.</w:t>
       </w:r>
       <w:bookmarkEnd w:id="62"/>
     </w:p>
@@ -42928,9 +42999,9 @@
         </w:numPr>
         <w:ind w:left="180" w:hanging="180"/>
       </w:pPr>
-      <w:bookmarkStart w:id="63" w:name="ref-kamlet1968detonation"/>
-      <w:r>
-        <w:t xml:space="preserve">Kamlet, M. J., &amp; Jacobs, S. J. (1968). Chemistry of Detonations. I. A Simple Method for Calculating Detonation Properties of C-H-N-O Explosives.</w:t>
+      <w:bookmarkStart w:id="63" w:name="ref-polykovskiy2020moses"/>
+      <w:r>
+        <w:t xml:space="preserve">Polykovskiy, D. et al. (2020). Molecular Sets (MOSES): A Benchmarking Platform for Molecular Generation Models.</w:t>
       </w:r>
       <w:r>
         <w:t xml:space="preserve"> </w:t>
@@ -42940,10 +43011,10 @@
           <w:i/>
           <w:iCs/>
         </w:rPr>
-        <w:t xml:space="preserve">J. Chem. Phys. 48</w:t>
-      </w:r>
-      <w:r>
-        <w:t xml:space="preserve">:23–55. doi:10.1063/1.1667908.</w:t>
+        <w:t xml:space="preserve">Frontiers in Pharmacology 11</w:t>
+      </w:r>
+      <w:r>
+        <w:t xml:space="preserve">:565644. doi:10.3389/fphar.2020.565644.</w:t>
       </w:r>
       <w:bookmarkEnd w:id="63"/>
     </w:p>
@@ -42956,9 +43027,9 @@
         </w:numPr>
         <w:ind w:left="180" w:hanging="180"/>
       </w:pPr>
-      <w:bookmarkStart w:id="64" w:name="ref-elton2018applying"/>
-      <w:r>
-        <w:t xml:space="preserve">Elton, D. C., Boukouvalas, Z., Butrico, M. S., Fuge, M. D., &amp; Chung, P. W. (2018). Applying Machine Learning Techniques to Predict the Properties of Energetic Materials.</w:t>
+      <w:bookmarkStart w:id="64" w:name="ref-preuer2018fcd"/>
+      <w:r>
+        <w:t xml:space="preserve">Preuer, K., Renz, P., Unterthiner, T., Hochreiter, S., &amp; Klambauer, G. (2018). Fréchet ChemNet Distance: A Metric for Generative Models for Molecules in Drug Discovery.</w:t>
       </w:r>
       <w:r>
         <w:t xml:space="preserve"> </w:t>
@@ -42968,10 +43039,10 @@
           <w:i/>
           <w:iCs/>
         </w:rPr>
-        <w:t xml:space="preserve">Sci. Rep. 8</w:t>
-      </w:r>
-      <w:r>
-        <w:t xml:space="preserve">:9059.</w:t>
+        <w:t xml:space="preserve">J. Chem. Inf. Model. 58(9)</w:t>
+      </w:r>
+      <w:r>
+        <w:t xml:space="preserve">:1736–1741.</w:t>
       </w:r>
       <w:bookmarkEnd w:id="64"/>
     </w:p>
@@ -42984,9 +43055,9 @@
         </w:numPr>
         <w:ind w:left="180" w:hanging="180"/>
       </w:pPr>
-      <w:bookmarkStart w:id="65" w:name="ref-casey2020prediction"/>
-      <w:r>
-        <w:t xml:space="preserve">Casey, A. D., Son, S. F., Bilionis, I., &amp; Barnes, B. C. (2020). Prediction of Energetic Material Properties from Electronic Structure Using 3D Convolutional Neural Networks.</w:t>
+      <w:bookmarkStart w:id="65" w:name="ref-sabatini2018"/>
+      <w:r>
+        <w:t xml:space="preserve">Sabatini, J. J., &amp; Oyler, K. D. (2016). Recent Advances in the Synthesis of High Explosive Materials.</w:t>
       </w:r>
       <w:r>
         <w:t xml:space="preserve"> </w:t>
@@ -42996,10 +43067,13 @@
           <w:i/>
           <w:iCs/>
         </w:rPr>
-        <w:t xml:space="preserve">J. Chem. Inf. Model. 60(10)</w:t>
-      </w:r>
-      <w:r>
-        <w:t xml:space="preserve">:4457–4473. doi:10.1021/acs.jcim.0c00259.</w:t>
+        <w:t xml:space="preserve">Crystals</w:t>
+      </w:r>
+      <w:r>
+        <w:t xml:space="preserve"> </w:t>
+      </w:r>
+      <w:r>
+        <w:t xml:space="preserve">6(1):5. doi:10.3390/cryst6010005.</w:t>
       </w:r>
       <w:bookmarkEnd w:id="65"/>
     </w:p>
@@ -43040,22 +43114,9 @@
         </w:numPr>
         <w:ind w:left="180" w:hanging="180"/>
       </w:pPr>
-      <w:bookmarkStart w:id="67" w:name="ref-huang2021applying"/>
-      <w:r>
-        <w:t xml:space="preserve">Huang, X. et al. (2021). Applying Machine Learning to Balance Performance and Stability of High Energy Density Materials.</w:t>
-      </w:r>
-      <w:r>
-        <w:t xml:space="preserve"> </w:t>
-      </w:r>
-      <w:r>
-        <w:rPr>
-          <w:i/>
-          <w:iCs/>
-        </w:rPr>
-        <w:t xml:space="preserve">iScience 24</w:t>
-      </w:r>
-      <w:r>
-        <w:t xml:space="preserve">:102240.</w:t>
+      <w:bookmarkStart w:id="67" w:name="ref-ho2022cfg"/>
+      <w:r>
+        <w:t xml:space="preserve">Ho, J., &amp; Salimans, T. (2022). Classifier-Free Diffusion Guidance. arXiv:2207.12598.</w:t>
       </w:r>
       <w:bookmarkEnd w:id="67"/>
     </w:p>
@@ -43068,9 +43129,9 @@
         </w:numPr>
         <w:ind w:left="180" w:hanging="180"/>
       </w:pPr>
-      <w:bookmarkStart w:id="68" w:name="ref-herve2010"/>
-      <w:r>
-        <w:t xml:space="preserve">Hervé, G., Roussel, C., &amp; Graindorge, H. (2010). Selective Preparation of 3,4,5-Trinitro-1H-pyrazole: A Stable All-Carbon-Substituted Trinitro Heterocycle, and Related Trinitroisoxazole Chemistry.</w:t>
+      <w:bookmarkStart w:id="68" w:name="ref-gomez2018automatic"/>
+      <w:r>
+        <w:t xml:space="preserve">Gómez-Bombarelli, R. et al. (2018). Automatic Chemical Design Using a Data-Driven Continuous Representation of Molecules.</w:t>
       </w:r>
       <w:r>
         <w:t xml:space="preserve"> </w:t>
@@ -43080,10 +43141,10 @@
           <w:i/>
           <w:iCs/>
         </w:rPr>
-        <w:t xml:space="preserve">Angew. Chem. Int. Ed. 49(18)</w:t>
-      </w:r>
-      <w:r>
-        <w:t xml:space="preserve">:3177–3181. doi:10.1002/anie.201000764.</w:t>
+        <w:t xml:space="preserve">ACS Central Science 4(2)</w:t>
+      </w:r>
+      <w:r>
+        <w:t xml:space="preserve">:268–276. doi:10.1021/acscentsci.7b00572.</w:t>
       </w:r>
       <w:bookmarkEnd w:id="68"/>
     </w:p>
@@ -43096,9 +43157,9 @@
         </w:numPr>
         <w:ind w:left="180" w:hanging="180"/>
       </w:pPr>
-      <w:bookmarkStart w:id="69" w:name="ref-sabatini2018"/>
-      <w:r>
-        <w:t xml:space="preserve">Sabatini, J. J., &amp; Oyler, K. D. (2016). Recent Advances in the Synthesis of High Explosive Materials.</w:t>
+      <w:bookmarkStart w:id="69" w:name="ref-jin2018junction"/>
+      <w:r>
+        <w:t xml:space="preserve">Jin, W., Barzilay, R., &amp; Jaakkola, T. (2018). Junction Tree Variational Autoencoder for Molecular Graph Generation.</w:t>
       </w:r>
       <w:r>
         <w:t xml:space="preserve"> </w:t>
@@ -43108,13 +43169,10 @@
           <w:i/>
           <w:iCs/>
         </w:rPr>
-        <w:t xml:space="preserve">Crystals</w:t>
-      </w:r>
-      <w:r>
-        <w:t xml:space="preserve"> </w:t>
-      </w:r>
-      <w:r>
-        <w:t xml:space="preserve">6(1):5. doi:10.3390/cryst6010005.</w:t>
+        <w:t xml:space="preserve">ICML 2018</w:t>
+      </w:r>
+      <w:r>
+        <w:t xml:space="preserve">. arXiv:1802.04364.</w:t>
       </w:r>
       <w:bookmarkEnd w:id="69"/>
     </w:p>
@@ -43127,9 +43185,9 @@
         </w:numPr>
         <w:ind w:left="180" w:hanging="180"/>
       </w:pPr>
-      <w:bookmarkStart w:id="70" w:name="ref-konnov2025nitroisoxazole"/>
-      <w:r>
-        <w:t xml:space="preserve">Konnov, A. A., Lisyutkin, A. D., Vinogradov, D. B., Nazarova, A. A., Pivkina, A. N., &amp; Fershtat, L. L. (2025). Synthesis of 4-Nitroisoxazole-Based Energetic Materials.</w:t>
+      <w:bookmarkStart w:id="70" w:name="ref-winter2019cddd"/>
+      <w:r>
+        <w:t xml:space="preserve">Winter, R., Montanari, F., Noé, F., &amp; Clevert, D.-A. (2019). Learning continuous and data-driven molecular descriptors by translating equivalent chemical representations.</w:t>
       </w:r>
       <w:r>
         <w:t xml:space="preserve"> </w:t>
@@ -43139,10 +43197,10 @@
           <w:i/>
           <w:iCs/>
         </w:rPr>
-        <w:t xml:space="preserve">Org. Lett. 27(14)</w:t>
-      </w:r>
-      <w:r>
-        <w:t xml:space="preserve">:3795–3799. doi:10.1021/acs.orglett.5c01074.</w:t>
+        <w:t xml:space="preserve">Chem. Sci. 10(6)</w:t>
+      </w:r>
+      <w:r>
+        <w:t xml:space="preserve">:1692–1701. doi:10.1039/C8SC04175J.</w:t>
       </w:r>
       <w:bookmarkEnd w:id="70"/>
     </w:p>
@@ -43155,9 +43213,22 @@
         </w:numPr>
         <w:ind w:left="180" w:hanging="180"/>
       </w:pPr>
-      <w:bookmarkStart w:id="71" w:name="ref-ho2022cfg"/>
-      <w:r>
-        <w:t xml:space="preserve">Ho, J., &amp; Salimans, T. (2022). Classifier-Free Diffusion Guidance. arXiv:2207.12598.</w:t>
+      <w:bookmarkStart w:id="71" w:name="ref-maziarka2020molcyclegan"/>
+      <w:r>
+        <w:t xml:space="preserve">Maziarka, Ł., Pocha, A., Kaczmarczyk, J., Rataj, K., Danel, T., &amp; Warchoł, M. (2020). Mol-CycleGAN: a generative model for molecular optimization.</w:t>
+      </w:r>
+      <w:r>
+        <w:t xml:space="preserve"> </w:t>
+      </w:r>
+      <w:r>
+        <w:rPr>
+          <w:i/>
+          <w:iCs/>
+        </w:rPr>
+        <w:t xml:space="preserve">J. Cheminformatics 12</w:t>
+      </w:r>
+      <w:r>
+        <w:t xml:space="preserve">:2. doi:10.1186/s13321-019-0404-1.</w:t>
       </w:r>
       <w:bookmarkEnd w:id="71"/>
     </w:p>
@@ -43170,9 +43241,9 @@
         </w:numPr>
         <w:ind w:left="180" w:hanging="180"/>
       </w:pPr>
-      <w:bookmarkStart w:id="72" w:name="ref-dhariwal2021diffusion"/>
-      <w:r>
-        <w:t xml:space="preserve">Dhariwal, P., &amp; Nichol, A. (2021). Diffusion Models Beat GANs on Image Synthesis.</w:t>
+      <w:bookmarkStart w:id="72" w:name="ref-krenn2020selfies"/>
+      <w:r>
+        <w:t xml:space="preserve">Krenn, M., Häse, F., Nigam, A., Friederich, P., &amp; Aspuru-Guzik, A. (2020). Self-Referencing Embedded Strings (SELFIES): A 100% Robust Molecular String Representation.</w:t>
       </w:r>
       <w:r>
         <w:t xml:space="preserve"> </w:t>
@@ -43182,10 +43253,10 @@
           <w:i/>
           <w:iCs/>
         </w:rPr>
-        <w:t xml:space="preserve">NeurIPS 2021</w:t>
-      </w:r>
-      <w:r>
-        <w:t xml:space="preserve">. arXiv:2105.05233.</w:t>
+        <w:t xml:space="preserve">Mach. Learn.: Sci. Tech. 1</w:t>
+      </w:r>
+      <w:r>
+        <w:t xml:space="preserve">:045024.</w:t>
       </w:r>
       <w:bookmarkEnd w:id="72"/>
     </w:p>
@@ -43198,9 +43269,9 @@
         </w:numPr>
         <w:ind w:left="180" w:hanging="180"/>
       </w:pPr>
-      <w:bookmarkStart w:id="73" w:name="ref-song2019score"/>
-      <w:r>
-        <w:t xml:space="preserve">Song, Y., &amp; Ermon, S. (2019). Generative Modeling by Estimating Gradients of the Data Distribution.</w:t>
+      <w:bookmarkStart w:id="73" w:name="ref-eckmann2022limo"/>
+      <w:r>
+        <w:t xml:space="preserve">Eckmann, P., Sun, K., Zhao, B., Feng, M., Gilson, M. K., &amp; Yu, R. (2022). LIMO: Latent Inceptionism for Targeted Molecule Generation.</w:t>
       </w:r>
       <w:r>
         <w:t xml:space="preserve"> </w:t>
@@ -43210,10 +43281,10 @@
           <w:i/>
           <w:iCs/>
         </w:rPr>
-        <w:t xml:space="preserve">NeurIPS 2019</w:t>
-      </w:r>
-      <w:r>
-        <w:t xml:space="preserve">. arXiv:1907.05600.</w:t>
+        <w:t xml:space="preserve">ICML 2022</w:t>
+      </w:r>
+      <w:r>
+        <w:t xml:space="preserve">. arXiv:2206.09010.</w:t>
       </w:r>
       <w:bookmarkEnd w:id="73"/>
     </w:p>
@@ -43226,22 +43297,9 @@
         </w:numPr>
         <w:ind w:left="180" w:hanging="180"/>
       </w:pPr>
-      <w:bookmarkStart w:id="74" w:name="ref-song2021sde"/>
-      <w:r>
-        <w:t xml:space="preserve">Song, Y. et al. (2021). Score-Based Generative Modeling through Stochastic Differential Equations.</w:t>
-      </w:r>
-      <w:r>
-        <w:t xml:space="preserve"> </w:t>
-      </w:r>
-      <w:r>
-        <w:rPr>
-          <w:i/>
-          <w:iCs/>
-        </w:rPr>
-        <w:t xml:space="preserve">ICLR 2021</w:t>
-      </w:r>
-      <w:r>
-        <w:t xml:space="preserve">. arXiv:2011.13456.</w:t>
+      <w:bookmarkStart w:id="74" w:name="ref-reidenbach2023molmim"/>
+      <w:r>
+        <w:t xml:space="preserve">Reidenbach, D., Livne, M., Ilango, R. K., Gill, M., &amp; Israeli, J. (2023). MolMIM: A Molecular Language Model for Property-Guided Molecule Generation via Mutual Information Machines. (MLDD Workshop, ICLR 2023; arXiv:2208.09016).</w:t>
       </w:r>
       <w:bookmarkEnd w:id="74"/>
     </w:p>
@@ -43254,9 +43312,9 @@
         </w:numPr>
         <w:ind w:left="180" w:hanging="180"/>
       </w:pPr>
-      <w:bookmarkStart w:id="75" w:name="ref-ho2020ddpm"/>
-      <w:r>
-        <w:t xml:space="preserve">Ho, J., Jain, A., &amp; Abbeel, P. (2020). Denoising Diffusion Probabilistic Models.</w:t>
+      <w:bookmarkStart w:id="75" w:name="ref-jaegle2021perceiver"/>
+      <w:r>
+        <w:t xml:space="preserve">Jaegle, A. et al. (2021). Perceiver: General Perception with Iterative Attention.</w:t>
       </w:r>
       <w:r>
         <w:t xml:space="preserve"> </w:t>
@@ -43266,10 +43324,10 @@
           <w:i/>
           <w:iCs/>
         </w:rPr>
-        <w:t xml:space="preserve">NeurIPS 2020</w:t>
-      </w:r>
-      <w:r>
-        <w:t xml:space="preserve">. arXiv:2006.11239.</w:t>
+        <w:t xml:space="preserve">ICML 2021</w:t>
+      </w:r>
+      <w:r>
+        <w:t xml:space="preserve">. arXiv:2103.03206.</w:t>
       </w:r>
       <w:bookmarkEnd w:id="75"/>
     </w:p>
@@ -43282,9 +43340,9 @@
         </w:numPr>
         <w:ind w:left="180" w:hanging="180"/>
       </w:pPr>
-      <w:bookmarkStart w:id="76" w:name="ref-rombach2022ldm"/>
-      <w:r>
-        <w:t xml:space="preserve">Rombach, R., Blattmann, A., Lorenz, D., Esser, P., &amp; Ommer, B. (2022). High-Resolution Image Synthesis with Latent Diffusion Models.</w:t>
+      <w:bookmarkStart w:id="76" w:name="ref-olivecrona2017reinvent"/>
+      <w:r>
+        <w:t xml:space="preserve">Olivecrona, M., Blaschke, T., Engkvist, O., &amp; Chen, H. (2017). Molecular de-novo design through deep reinforcement learning.</w:t>
       </w:r>
       <w:r>
         <w:t xml:space="preserve"> </w:t>
@@ -43294,10 +43352,10 @@
           <w:i/>
           <w:iCs/>
         </w:rPr>
-        <w:t xml:space="preserve">CVPR 2022</w:t>
-      </w:r>
-      <w:r>
-        <w:t xml:space="preserve">. arXiv:2112.10752.</w:t>
+        <w:t xml:space="preserve">J. Cheminformatics 9</w:t>
+      </w:r>
+      <w:r>
+        <w:t xml:space="preserve">:48. doi:10.1186/s13321-017-0235-x.</w:t>
       </w:r>
       <w:bookmarkEnd w:id="76"/>
     </w:p>
@@ -43310,9 +43368,9 @@
         </w:numPr>
         <w:ind w:left="180" w:hanging="180"/>
       </w:pPr>
-      <w:bookmarkStart w:id="77" w:name="ref-krenn2020selfies"/>
-      <w:r>
-        <w:t xml:space="preserve">Krenn, M., Häse, F., Nigam, A., Friederich, P., &amp; Aspuru-Guzik, A. (2020). Self-Referencing Embedded Strings (SELFIES): A 100% Robust Molecular String Representation.</w:t>
+      <w:bookmarkStart w:id="77" w:name="ref-loeffler2024reinvent4"/>
+      <w:r>
+        <w:t xml:space="preserve">Loeffler, H. H., He, J., Tibo, A., Janet, J. P., Voronov, A., Mervin, L. H., &amp; Engkvist, O. (2024). REINVENT 4: Modern AI-driven generative molecule design.</w:t>
       </w:r>
       <w:r>
         <w:t xml:space="preserve"> </w:t>
@@ -43322,10 +43380,10 @@
           <w:i/>
           <w:iCs/>
         </w:rPr>
-        <w:t xml:space="preserve">Mach. Learn.: Sci. Tech. 1</w:t>
-      </w:r>
-      <w:r>
-        <w:t xml:space="preserve">:045024.</w:t>
+        <w:t xml:space="preserve">J. Cheminformatics 16</w:t>
+      </w:r>
+      <w:r>
+        <w:t xml:space="preserve">:20. doi:10.1186/s13321-024-00812-5.</w:t>
       </w:r>
       <w:bookmarkEnd w:id="77"/>
     </w:p>
@@ -43338,9 +43396,9 @@
         </w:numPr>
         <w:ind w:left="180" w:hanging="180"/>
       </w:pPr>
-      <w:bookmarkStart w:id="78" w:name="ref-ertl2009sa"/>
-      <w:r>
-        <w:t xml:space="preserve">Ertl, P., &amp; Schuffenhauer, A. (2009). Estimation of Synthetic Accessibility Score of Drug-Like Molecules Based on Molecular Complexity and Fragment Contributions.</w:t>
+      <w:bookmarkStart w:id="78" w:name="ref-yang2017chemts"/>
+      <w:r>
+        <w:t xml:space="preserve">Yang, X., Zhang, J., Yoshizoe, K., Terayama, K., &amp; Tsuda, K. (2017). ChemTS: An efficient python library for de novo molecular generation.</w:t>
       </w:r>
       <w:r>
         <w:t xml:space="preserve"> </w:t>
@@ -43350,10 +43408,10 @@
           <w:i/>
           <w:iCs/>
         </w:rPr>
-        <w:t xml:space="preserve">J. Cheminform. 1</w:t>
-      </w:r>
-      <w:r>
-        <w:t xml:space="preserve">:8.</w:t>
+        <w:t xml:space="preserve">Sci. Tech. Adv. Mater. 18(1)</w:t>
+      </w:r>
+      <w:r>
+        <w:t xml:space="preserve">:972–976. doi:10.1080/14686996.2017.1401424.</w:t>
       </w:r>
       <w:bookmarkEnd w:id="78"/>
     </w:p>
@@ -43366,9 +43424,9 @@
         </w:numPr>
         <w:ind w:left="180" w:hanging="180"/>
       </w:pPr>
-      <w:bookmarkStart w:id="79" w:name="ref-coley2018scscore"/>
-      <w:r>
-        <w:t xml:space="preserve">Coley, C. W., Rogers, L., Green, W. H., &amp; Jensen, K. F. (2018). SCScore: Synthetic Complexity Learned from a Reaction Corpus.</w:t>
+      <w:bookmarkStart w:id="79" w:name="ref-bagal2022molgpt"/>
+      <w:r>
+        <w:t xml:space="preserve">Bagal, V., Aggarwal, R., Vinod, P. K., &amp; Priyakumar, U. D. (2022). MolGPT: Molecular Generation Using a Transformer-Decoder Model.</w:t>
       </w:r>
       <w:r>
         <w:t xml:space="preserve"> </w:t>
@@ -43378,10 +43436,10 @@
           <w:i/>
           <w:iCs/>
         </w:rPr>
-        <w:t xml:space="preserve">J. Chem. Inf. Model. 58(2)</w:t>
-      </w:r>
-      <w:r>
-        <w:t xml:space="preserve">:252–261.</w:t>
+        <w:t xml:space="preserve">J. Chem. Inf. Model. 62(9)</w:t>
+      </w:r>
+      <w:r>
+        <w:t xml:space="preserve">:2064–2076. doi:10.1021/acs.jcim.1c00600.</w:t>
       </w:r>
       <w:bookmarkEnd w:id="79"/>
     </w:p>
@@ -43394,9 +43452,9 @@
         </w:numPr>
         <w:ind w:left="180" w:hanging="180"/>
       </w:pPr>
-      <w:bookmarkStart w:id="80" w:name="ref-rogers1960computer"/>
-      <w:r>
-        <w:t xml:space="preserve">Rogers, D. J., &amp; Tanimoto, T. T. (1960). A Computer Program for Classifying Plants.</w:t>
+      <w:bookmarkStart w:id="80" w:name="ref-ross2022molformer"/>
+      <w:r>
+        <w:t xml:space="preserve">Ross, J. et al. (2022). Large-Scale Chemical Language Representations Capture Molecular Structure and Properties.</w:t>
       </w:r>
       <w:r>
         <w:t xml:space="preserve"> </w:t>
@@ -43406,10 +43464,10 @@
           <w:i/>
           <w:iCs/>
         </w:rPr>
-        <w:t xml:space="preserve">Science 132(3434)</w:t>
-      </w:r>
-      <w:r>
-        <w:t xml:space="preserve">:1115–1118.</w:t>
+        <w:t xml:space="preserve">Nature Machine Intelligence 4</w:t>
+      </w:r>
+      <w:r>
+        <w:t xml:space="preserve">:1256–1264. doi:10.1038/s42256-022-00580-7.</w:t>
       </w:r>
       <w:bookmarkEnd w:id="80"/>
     </w:p>
@@ -43422,23 +43480,50 @@
         </w:numPr>
         <w:ind w:left="180" w:hanging="180"/>
       </w:pPr>
-      <w:bookmarkStart w:id="82" w:name="ref-landrum2024rdkit"/>
-      <w:r>
-        <w:t xml:space="preserve">Landrum, G., &amp; contributors. RDKit: Open-source cheminformatics.</w:t>
-      </w:r>
-      <w:r>
-        <w:t xml:space="preserve"> </w:t>
-      </w:r>
-      <w:hyperlink r:id="rId24">
-        <w:r>
-          <w:rPr>
-            <w:rStyle w:val="Hyperlink"/>
-          </w:rPr>
-          <w:t xml:space="preserve">rdkit.org</w:t>
-        </w:r>
-      </w:hyperlink>
-      <w:r>
-        <w:t xml:space="preserve">.</w:t>
+      <w:bookmarkStart w:id="81" w:name="ref-irwin2022chemformer"/>
+      <w:r>
+        <w:t xml:space="preserve">Irwin, R., Dimitriadis, S., He, J., &amp; Bjerrum, E. J. (2022). Chemformer: A Pre-Trained Transformer for Computational Chemistry.</w:t>
+      </w:r>
+      <w:r>
+        <w:t xml:space="preserve"> </w:t>
+      </w:r>
+      <w:r>
+        <w:rPr>
+          <w:i/>
+          <w:iCs/>
+        </w:rPr>
+        <w:t xml:space="preserve">Mach. Learn.: Sci. Tech. 3</w:t>
+      </w:r>
+      <w:r>
+        <w:t xml:space="preserve">:015022. doi:10.1088/2632-2153/ac3ffb.</w:t>
+      </w:r>
+      <w:bookmarkEnd w:id="81"/>
+    </w:p>
+    <w:p>
+      <w:pPr>
+        <w:pStyle w:val="MDPI81references"/>
+        <w:numPr>
+          <w:ilvl w:val="0"/>
+          <w:numId w:val="0"/>
+        </w:numPr>
+        <w:ind w:left="180" w:hanging="180"/>
+      </w:pPr>
+      <w:bookmarkStart w:id="82" w:name="ref-bengio2021gflownet"/>
+      <w:r>
+        <w:t xml:space="preserve">Bengio, E., Jain, M., Korablyov, M., Precup, D., &amp; Bengio, Y. (2021). Flow Network Based Generative Models for Non-Iterative Diverse Candidate Generation.</w:t>
+      </w:r>
+      <w:r>
+        <w:t xml:space="preserve"> </w:t>
+      </w:r>
+      <w:r>
+        <w:rPr>
+          <w:i/>
+          <w:iCs/>
+        </w:rPr>
+        <w:t xml:space="preserve">NeurIPS 2021</w:t>
+      </w:r>
+      <w:r>
+        <w:t xml:space="preserve">. arXiv:2106.04399.</w:t>
       </w:r>
       <w:bookmarkEnd w:id="82"/>
     </w:p>
@@ -43451,9 +43536,9 @@
         </w:numPr>
         <w:ind w:left="180" w:hanging="180"/>
       </w:pPr>
-      <w:bookmarkStart w:id="83" w:name="ref-sterling2015zinc"/>
-      <w:r>
-        <w:t xml:space="preserve">Sterling, T., &amp; Irwin, J. J. (2015). ZINC 15: Ligand Discovery for Everyone.</w:t>
+      <w:bookmarkStart w:id="83" w:name="ref-vignac2023digress"/>
+      <w:r>
+        <w:t xml:space="preserve">Vignac, C. et al. (2023). DiGress: Discrete Denoising Diffusion for Graph Generation.</w:t>
       </w:r>
       <w:r>
         <w:t xml:space="preserve"> </w:t>
@@ -43463,10 +43548,10 @@
           <w:i/>
           <w:iCs/>
         </w:rPr>
-        <w:t xml:space="preserve">J. Chem. Inf. Model. 55(11)</w:t>
-      </w:r>
-      <w:r>
-        <w:t xml:space="preserve">:2324–2337.</w:t>
+        <w:t xml:space="preserve">ICLR 2023</w:t>
+      </w:r>
+      <w:r>
+        <w:t xml:space="preserve">. arXiv:2209.14734.</w:t>
       </w:r>
       <w:bookmarkEnd w:id="83"/>
     </w:p>
@@ -43479,9 +43564,9 @@
         </w:numPr>
         <w:ind w:left="180" w:hanging="180"/>
       </w:pPr>
-      <w:bookmarkStart w:id="84" w:name="ref-kim2023pubchem"/>
-      <w:r>
-        <w:t xml:space="preserve">Kim, S. et al. (2023). PubChem 2023 Update.</w:t>
+      <w:bookmarkStart w:id="84" w:name="ref-ho2020ddpm"/>
+      <w:r>
+        <w:t xml:space="preserve">Ho, J., Jain, A., &amp; Abbeel, P. (2020). Denoising Diffusion Probabilistic Models.</w:t>
       </w:r>
       <w:r>
         <w:t xml:space="preserve"> </w:t>
@@ -43491,10 +43576,10 @@
           <w:i/>
           <w:iCs/>
         </w:rPr>
-        <w:t xml:space="preserve">Nucleic Acids Res. 51(D1)</w:t>
-      </w:r>
-      <w:r>
-        <w:t xml:space="preserve">:D1373–D1380.</w:t>
+        <w:t xml:space="preserve">NeurIPS 2020</w:t>
+      </w:r>
+      <w:r>
+        <w:t xml:space="preserve">. arXiv:2006.11239.</w:t>
       </w:r>
       <w:bookmarkEnd w:id="84"/>
     </w:p>
@@ -43507,9 +43592,9 @@
         </w:numPr>
         <w:ind w:left="180" w:hanging="180"/>
       </w:pPr>
-      <w:bookmarkStart w:id="85" w:name="ref-jaegle2021perceiver"/>
-      <w:r>
-        <w:t xml:space="preserve">Jaegle, A. et al. (2021). Perceiver: General Perception with Iterative Attention.</w:t>
+      <w:bookmarkStart w:id="85" w:name="ref-song2019score"/>
+      <w:r>
+        <w:t xml:space="preserve">Song, Y., &amp; Ermon, S. (2019). Generative Modeling by Estimating Gradients of the Data Distribution.</w:t>
       </w:r>
       <w:r>
         <w:t xml:space="preserve"> </w:t>
@@ -43519,10 +43604,10 @@
           <w:i/>
           <w:iCs/>
         </w:rPr>
-        <w:t xml:space="preserve">ICML 2021</w:t>
-      </w:r>
-      <w:r>
-        <w:t xml:space="preserve">. arXiv:2103.03206.</w:t>
+        <w:t xml:space="preserve">NeurIPS 2019</w:t>
+      </w:r>
+      <w:r>
+        <w:t xml:space="preserve">. arXiv:1907.05600.</w:t>
       </w:r>
       <w:bookmarkEnd w:id="85"/>
     </w:p>
@@ -43535,9 +43620,9 @@
         </w:numPr>
         <w:ind w:left="180" w:hanging="180"/>
       </w:pPr>
-      <w:bookmarkStart w:id="86" w:name="ref-olivecrona2017reinvent"/>
-      <w:r>
-        <w:t xml:space="preserve">Olivecrona, M., Blaschke, T., Engkvist, O., &amp; Chen, H. (2017). Molecular de-novo design through deep reinforcement learning.</w:t>
+      <w:bookmarkStart w:id="86" w:name="ref-song2021sde"/>
+      <w:r>
+        <w:t xml:space="preserve">Song, Y. et al. (2021). Score-Based Generative Modeling through Stochastic Differential Equations.</w:t>
       </w:r>
       <w:r>
         <w:t xml:space="preserve"> </w:t>
@@ -43547,10 +43632,10 @@
           <w:i/>
           <w:iCs/>
         </w:rPr>
-        <w:t xml:space="preserve">J. Cheminformatics 9</w:t>
-      </w:r>
-      <w:r>
-        <w:t xml:space="preserve">:48. doi:10.1186/s13321-017-0235-x.</w:t>
+        <w:t xml:space="preserve">ICLR 2021</w:t>
+      </w:r>
+      <w:r>
+        <w:t xml:space="preserve">. arXiv:2011.13456.</w:t>
       </w:r>
       <w:bookmarkEnd w:id="86"/>
     </w:p>
@@ -43563,9 +43648,9 @@
         </w:numPr>
         <w:ind w:left="180" w:hanging="180"/>
       </w:pPr>
-      <w:bookmarkStart w:id="87" w:name="ref-loeffler2024reinvent4"/>
-      <w:r>
-        <w:t xml:space="preserve">Loeffler, H. H., He, J., Tibo, A., Janet, J. P., Voronov, A., Mervin, L. H., &amp; Engkvist, O. (2024). REINVENT 4: Modern AI-driven generative molecule design.</w:t>
+      <w:bookmarkStart w:id="87" w:name="ref-rombach2022ldm"/>
+      <w:r>
+        <w:t xml:space="preserve">Rombach, R., Blattmann, A., Lorenz, D., Esser, P., &amp; Ommer, B. (2022). High-Resolution Image Synthesis with Latent Diffusion Models.</w:t>
       </w:r>
       <w:r>
         <w:t xml:space="preserve"> </w:t>
@@ -43575,10 +43660,10 @@
           <w:i/>
           <w:iCs/>
         </w:rPr>
-        <w:t xml:space="preserve">J. Cheminformatics 16</w:t>
-      </w:r>
-      <w:r>
-        <w:t xml:space="preserve">:20. doi:10.1186/s13321-024-00812-5.</w:t>
+        <w:t xml:space="preserve">CVPR 2022</w:t>
+      </w:r>
+      <w:r>
+        <w:t xml:space="preserve">. arXiv:2112.10752.</w:t>
       </w:r>
       <w:bookmarkEnd w:id="87"/>
     </w:p>
@@ -43591,9 +43676,9 @@
         </w:numPr>
         <w:ind w:left="180" w:hanging="180"/>
       </w:pPr>
-      <w:bookmarkStart w:id="88" w:name="ref-yang2017chemts"/>
-      <w:r>
-        <w:t xml:space="preserve">Yang, X., Zhang, J., Yoshizoe, K., Terayama, K., &amp; Tsuda, K. (2017). ChemTS: An efficient python library for de novo molecular generation.</w:t>
+      <w:bookmarkStart w:id="88" w:name="ref-dhariwal2021diffusion"/>
+      <w:r>
+        <w:t xml:space="preserve">Dhariwal, P., &amp; Nichol, A. (2021). Diffusion Models Beat GANs on Image Synthesis.</w:t>
       </w:r>
       <w:r>
         <w:t xml:space="preserve"> </w:t>
@@ -43603,10 +43688,10 @@
           <w:i/>
           <w:iCs/>
         </w:rPr>
-        <w:t xml:space="preserve">Sci. Tech. Adv. Mater. 18(1)</w:t>
-      </w:r>
-      <w:r>
-        <w:t xml:space="preserve">:972–976. doi:10.1080/14686996.2017.1401424.</w:t>
+        <w:t xml:space="preserve">NeurIPS 2021</w:t>
+      </w:r>
+      <w:r>
+        <w:t xml:space="preserve">. arXiv:2105.05233.</w:t>
       </w:r>
       <w:bookmarkEnd w:id="88"/>
     </w:p>
@@ -43619,9 +43704,9 @@
         </w:numPr>
         <w:ind w:left="180" w:hanging="180"/>
       </w:pPr>
-      <w:bookmarkStart w:id="89" w:name="ref-bagal2022molgpt"/>
-      <w:r>
-        <w:t xml:space="preserve">Bagal, V., Aggarwal, R., Vinod, P. K., &amp; Priyakumar, U. D. (2022). MolGPT: Molecular Generation Using a Transformer-Decoder Model.</w:t>
+      <w:bookmarkStart w:id="89" w:name="ref-perez2018film"/>
+      <w:r>
+        <w:t xml:space="preserve">Perez, E., Strub, F., de Vries, H., Dumoulin, V., &amp; Courville, A. (2018). FiLM: Visual Reasoning with a General Conditioning Layer.</w:t>
       </w:r>
       <w:r>
         <w:t xml:space="preserve"> </w:t>
@@ -43631,10 +43716,10 @@
           <w:i/>
           <w:iCs/>
         </w:rPr>
-        <w:t xml:space="preserve">J. Chem. Inf. Model. 62(9)</w:t>
-      </w:r>
-      <w:r>
-        <w:t xml:space="preserve">:2064–2076. doi:10.1021/acs.jcim.1c00600.</w:t>
+        <w:t xml:space="preserve">AAAI 2018</w:t>
+      </w:r>
+      <w:r>
+        <w:t xml:space="preserve">. arXiv:1709.07871.</w:t>
       </w:r>
       <w:bookmarkEnd w:id="89"/>
     </w:p>
@@ -43647,9 +43732,9 @@
         </w:numPr>
         <w:ind w:left="180" w:hanging="180"/>
       </w:pPr>
-      <w:bookmarkStart w:id="90" w:name="ref-winter2019cddd"/>
-      <w:r>
-        <w:t xml:space="preserve">Winter, R., Montanari, F., Noé, F., &amp; Clevert, D.-A. (2019). Learning continuous and data-driven molecular descriptors by translating equivalent chemical representations.</w:t>
+      <w:bookmarkStart w:id="90" w:name="ref-hoogeboom2022edm"/>
+      <w:r>
+        <w:t xml:space="preserve">Hoogeboom, E., Garcia Satorras, V., Vignac, C., &amp; Welling, M. (2022). Equivariant Diffusion for Molecule Generation in 3D.</w:t>
       </w:r>
       <w:r>
         <w:t xml:space="preserve"> </w:t>
@@ -43659,10 +43744,10 @@
           <w:i/>
           <w:iCs/>
         </w:rPr>
-        <w:t xml:space="preserve">Chem. Sci. 10(6)</w:t>
-      </w:r>
-      <w:r>
-        <w:t xml:space="preserve">:1692–1701. doi:10.1039/C8SC04175J.</w:t>
+        <w:t xml:space="preserve">ICML 2022</w:t>
+      </w:r>
+      <w:r>
+        <w:t xml:space="preserve">. arXiv:2203.17003.</w:t>
       </w:r>
       <w:bookmarkEnd w:id="90"/>
     </w:p>
@@ -43675,9 +43760,9 @@
         </w:numPr>
         <w:ind w:left="180" w:hanging="180"/>
       </w:pPr>
-      <w:bookmarkStart w:id="91" w:name="ref-maziarka2020molcyclegan"/>
-      <w:r>
-        <w:t xml:space="preserve">Maziarka, Ł., Pocha, A., Kaczmarczyk, J., Rataj, K., Danel, T., &amp; Warchoł, M. (2020). Mol-CycleGAN: a generative model for molecular optimization.</w:t>
+      <w:bookmarkStart w:id="91" w:name="ref-schneuing2022diffsbdd"/>
+      <w:r>
+        <w:t xml:space="preserve">Schneuing, A. et al. (2022). Structure-based Drug Design with Equivariant Diffusion Models.</w:t>
       </w:r>
       <w:r>
         <w:t xml:space="preserve"> </w:t>
@@ -43687,10 +43772,10 @@
           <w:i/>
           <w:iCs/>
         </w:rPr>
-        <w:t xml:space="preserve">J. Cheminformatics 12</w:t>
-      </w:r>
-      <w:r>
-        <w:t xml:space="preserve">:2. doi:10.1186/s13321-019-0404-1.</w:t>
+        <w:t xml:space="preserve">NeurIPS 2022 AI4Science Workshop</w:t>
+      </w:r>
+      <w:r>
+        <w:t xml:space="preserve">. arXiv:2210.13695.</w:t>
       </w:r>
       <w:bookmarkEnd w:id="91"/>
     </w:p>
@@ -43703,9 +43788,9 @@
         </w:numPr>
         <w:ind w:left="180" w:hanging="180"/>
       </w:pPr>
-      <w:bookmarkStart w:id="92" w:name="ref-schneuing2022diffsbdd"/>
-      <w:r>
-        <w:t xml:space="preserve">Schneuing, A. et al. (2022). Structure-based Drug Design with Equivariant Diffusion Models.</w:t>
+      <w:bookmarkStart w:id="92" w:name="ref-guan2023targetdiff"/>
+      <w:r>
+        <w:t xml:space="preserve">Guan, J. et al. (2023). 3D Equivariant Diffusion for Target-Aware Molecule Generation and Affinity Prediction.</w:t>
       </w:r>
       <w:r>
         <w:t xml:space="preserve"> </w:t>
@@ -43715,10 +43800,10 @@
           <w:i/>
           <w:iCs/>
         </w:rPr>
-        <w:t xml:space="preserve">NeurIPS 2022 AI4Science Workshop</w:t>
-      </w:r>
-      <w:r>
-        <w:t xml:space="preserve">. arXiv:2210.13695.</w:t>
+        <w:t xml:space="preserve">ICLR 2023</w:t>
+      </w:r>
+      <w:r>
+        <w:t xml:space="preserve">. arXiv:2303.03543.</w:t>
       </w:r>
       <w:bookmarkEnd w:id="92"/>
     </w:p>
@@ -43731,9 +43816,9 @@
         </w:numPr>
         <w:ind w:left="180" w:hanging="180"/>
       </w:pPr>
-      <w:bookmarkStart w:id="93" w:name="ref-guan2023targetdiff"/>
-      <w:r>
-        <w:t xml:space="preserve">Guan, J. et al. (2023). 3D Equivariant Diffusion for Target-Aware Molecule Generation and Affinity Prediction.</w:t>
+      <w:bookmarkStart w:id="93" w:name="ref-peng2022pocket2mol"/>
+      <w:r>
+        <w:t xml:space="preserve">Peng, X., Luo, S., Guan, J., Xie, Q., Peng, J., &amp; Ma, J. (2022). Pocket2Mol: Efficient Molecular Sampling Based on 3D Protein Pockets.</w:t>
       </w:r>
       <w:r>
         <w:t xml:space="preserve"> </w:t>
@@ -43743,10 +43828,10 @@
           <w:i/>
           <w:iCs/>
         </w:rPr>
-        <w:t xml:space="preserve">ICLR 2023</w:t>
-      </w:r>
-      <w:r>
-        <w:t xml:space="preserve">. arXiv:2303.03543.</w:t>
+        <w:t xml:space="preserve">ICML 2022</w:t>
+      </w:r>
+      <w:r>
+        <w:t xml:space="preserve">. arXiv:2205.07249.</w:t>
       </w:r>
       <w:bookmarkEnd w:id="93"/>
     </w:p>
@@ -43787,9 +43872,9 @@
         </w:numPr>
         <w:ind w:left="180" w:hanging="180"/>
       </w:pPr>
-      <w:bookmarkStart w:id="95" w:name="ref-peng2022pocket2mol"/>
-      <w:r>
-        <w:t xml:space="preserve">Peng, X., Luo, S., Guan, J., Xie, Q., Peng, J., &amp; Ma, J. (2022). Pocket2Mol: Efficient Molecular Sampling Based on 3D Protein Pockets.</w:t>
+      <w:bookmarkStart w:id="95" w:name="ref-peng2023moldiff"/>
+      <w:r>
+        <w:t xml:space="preserve">Peng, X., Guan, J., Liu, Q., &amp; Ma, J. (2023). MolDiff: Addressing the Atom-Bond Inconsistency Problem in 3D Molecule Diffusion Generation.</w:t>
       </w:r>
       <w:r>
         <w:t xml:space="preserve"> </w:t>
@@ -43799,10 +43884,10 @@
           <w:i/>
           <w:iCs/>
         </w:rPr>
-        <w:t xml:space="preserve">ICML 2022</w:t>
-      </w:r>
-      <w:r>
-        <w:t xml:space="preserve">. arXiv:2205.07249.</w:t>
+        <w:t xml:space="preserve">ICML 2023</w:t>
+      </w:r>
+      <w:r>
+        <w:t xml:space="preserve">. arXiv:2305.07508.</w:t>
       </w:r>
       <w:bookmarkEnd w:id="95"/>
     </w:p>
@@ -43815,9 +43900,9 @@
         </w:numPr>
         <w:ind w:left="180" w:hanging="180"/>
       </w:pPr>
-      <w:bookmarkStart w:id="96" w:name="ref-nefati1996ann"/>
-      <w:r>
-        <w:t xml:space="preserve">Nefati, H., Cense, J.-M., &amp; Legendre, J.-J. (1996). Prediction of the Impact Sensitivity by Neural Networks.</w:t>
+      <w:bookmarkStart w:id="96" w:name="ref-xu2023geoldm"/>
+      <w:r>
+        <w:t xml:space="preserve">Xu, M., Powers, A., Dror, R. O., Ermon, S., &amp; Leskovec, J. (2023). Geometric Latent Diffusion Models for 3D Molecule Generation.</w:t>
       </w:r>
       <w:r>
         <w:t xml:space="preserve"> </w:t>
@@ -43827,10 +43912,10 @@
           <w:i/>
           <w:iCs/>
         </w:rPr>
-        <w:t xml:space="preserve">J. Chem. Inf. Comput. Sci. 36(4)</w:t>
-      </w:r>
-      <w:r>
-        <w:t xml:space="preserve">:804–810. doi:10.1021/ci950223m.</w:t>
+        <w:t xml:space="preserve">ICML 2023</w:t>
+      </w:r>
+      <w:r>
+        <w:t xml:space="preserve">. arXiv:2305.01140.</w:t>
       </w:r>
       <w:bookmarkEnd w:id="96"/>
     </w:p>
@@ -43843,9 +43928,9 @@
         </w:numPr>
         <w:ind w:left="180" w:hanging="180"/>
       </w:pPr>
-      <w:bookmarkStart w:id="97" w:name="ref-klapotke2017nitrogen"/>
-      <w:r>
-        <w:t xml:space="preserve">Klapötke, T. M.</w:t>
+      <w:bookmarkStart w:id="97" w:name="ref-elton2018applying"/>
+      <w:r>
+        <w:t xml:space="preserve">Elton, D. C., Boukouvalas, Z., Butrico, M. S., Fuge, M. D., &amp; Chung, P. W. (2018). Applying Machine Learning Techniques to Predict the Properties of Energetic Materials.</w:t>
       </w:r>
       <w:r>
         <w:t xml:space="preserve"> </w:t>
@@ -43855,10 +43940,10 @@
           <w:i/>
           <w:iCs/>
         </w:rPr>
-        <w:t xml:space="preserve">Chemistry of High-Energy Materials</w:t>
-      </w:r>
-      <w:r>
-        <w:t xml:space="preserve">, 5th ed. (de Gruyter, 2019). doi:10.1515/9783110624571.</w:t>
+        <w:t xml:space="preserve">Sci. Rep. 8</w:t>
+      </w:r>
+      <w:r>
+        <w:t xml:space="preserve">:9059.</w:t>
       </w:r>
       <w:bookmarkEnd w:id="97"/>
     </w:p>
@@ -43871,9 +43956,9 @@
         </w:numPr>
         <w:ind w:left="180" w:hanging="180"/>
       </w:pPr>
-      <w:bookmarkStart w:id="98" w:name="ref-griffiths2020constrained"/>
-      <w:r>
-        <w:t xml:space="preserve">Griffiths, R.-R., &amp; Hernández-Lobato, J. M. (2020). Constrained Bayesian optimization for automatic chemical design using variational autoencoders.</w:t>
+      <w:bookmarkStart w:id="98" w:name="ref-politzer2014some"/>
+      <w:r>
+        <w:t xml:space="preserve">Politzer, P., &amp; Murray, J. S. (2014). Some Perspectives on Estimating Detonation Properties of C, H, N, O Compounds.</w:t>
       </w:r>
       <w:r>
         <w:t xml:space="preserve"> </w:t>
@@ -43883,10 +43968,10 @@
           <w:i/>
           <w:iCs/>
         </w:rPr>
-        <w:t xml:space="preserve">Chem. Sci. 11(2)</w:t>
-      </w:r>
-      <w:r>
-        <w:t xml:space="preserve">:577–586. doi:10.1039/C9SC04026A.</w:t>
+        <w:t xml:space="preserve">Cent. Eur. J. Energ. Mater. 11(4)</w:t>
+      </w:r>
+      <w:r>
+        <w:t xml:space="preserve">:459–474.</w:t>
       </w:r>
       <w:bookmarkEnd w:id="98"/>
     </w:p>
@@ -43899,22 +43984,9 @@
         </w:numPr>
         <w:ind w:left="180" w:hanging="180"/>
       </w:pPr>
-      <w:bookmarkStart w:id="99" w:name="ref-yang2019chemprop"/>
-      <w:r>
-        <w:t xml:space="preserve">Yang, K. et al. (2019). Analyzing Learned Molecular Representations for Property Prediction.</w:t>
-      </w:r>
-      <w:r>
-        <w:t xml:space="preserve"> </w:t>
-      </w:r>
-      <w:r>
-        <w:rPr>
-          <w:i/>
-          <w:iCs/>
-        </w:rPr>
-        <w:t xml:space="preserve">J. Chem. Inf. Model. 59(8)</w:t>
-      </w:r>
-      <w:r>
-        <w:t xml:space="preserve">:3370–3388. doi:10.1021/acs.jcim.9b00237.</w:t>
+      <w:bookmarkStart w:id="99" w:name="ref-suceska2018explo5"/>
+      <w:r>
+        <w:t xml:space="preserve">Sućeska, M. (2018). EXPLO5 v6.05.04 User's Manual. Brodarski Institute, Zagreb, Croatia. Computer program for calculation of detonation parameters from molecular formula, density, and heat of formation via thermochemical-equilibrium Chapman–Jouguet solver with covolume EOS.</w:t>
       </w:r>
       <w:bookmarkEnd w:id="99"/>
     </w:p>
@@ -43927,22 +43999,9 @@
         </w:numPr>
         <w:ind w:left="180" w:hanging="180"/>
       </w:pPr>
-      <w:bookmarkStart w:id="100" w:name="ref-schutt2018schnet"/>
-      <w:r>
-        <w:t xml:space="preserve">Schütt, K. T., Sauceda, H. E., Kindermans, P.-J., Tkatchenko, A., &amp; Müller, K.-R. (2018). SchNet: A deep learning architecture for molecules and materials.</w:t>
-      </w:r>
-      <w:r>
-        <w:t xml:space="preserve"> </w:t>
-      </w:r>
-      <w:r>
-        <w:rPr>
-          <w:i/>
-          <w:iCs/>
-        </w:rPr>
-        <w:t xml:space="preserve">J. Chem. Phys. 148</w:t>
-      </w:r>
-      <w:r>
-        <w:t xml:space="preserve">:241722. doi:10.1063/1.5019779.</w:t>
+      <w:bookmarkStart w:id="100" w:name="ref-fried2014cheetah"/>
+      <w:r>
+        <w:t xml:space="preserve">Fried, L. E., Howard, W. M., Souers, P. C., &amp; Vitello, P. A. (2014). Cheetah 7.0 User's Manual. Lawrence Livermore National Laboratory technical report LLNL-SM-664002. Thermochemical-equilibrium detonation code with JCZ3 / BKWS covolume EOS.</w:t>
       </w:r>
       <w:bookmarkEnd w:id="100"/>
     </w:p>
@@ -43955,9 +44014,9 @@
         </w:numPr>
         <w:ind w:left="180" w:hanging="180"/>
       </w:pPr>
-      <w:bookmarkStart w:id="101" w:name="ref-qiao2020orbnet"/>
-      <w:r>
-        <w:t xml:space="preserve">Qiao, Z., Welborn, M., Anandkumar, A., Manby, F. R., &amp; Miller III, T. F. (2020). OrbNet: Deep learning for quantum chemistry using symmetry-adapted atomic-orbital features.</w:t>
+      <w:bookmarkStart w:id="101" w:name="ref-choi2023prep"/>
+      <w:r>
+        <w:t xml:space="preserve">Choi, J. B., Nguyen, P. C. H., Sen, O., Udaykumar, H. S., &amp; Baek, S. (2023). Artificial Intelligence Approaches for Energetic Materials by Design: State of the Art, Challenges, and Future Directions.</w:t>
       </w:r>
       <w:r>
         <w:t xml:space="preserve"> </w:t>
@@ -43967,10 +44026,10 @@
           <w:i/>
           <w:iCs/>
         </w:rPr>
-        <w:t xml:space="preserve">J. Chem. Phys. 153</w:t>
-      </w:r>
-      <w:r>
-        <w:t xml:space="preserve">:124111. doi:10.1063/5.0021955.</w:t>
+        <w:t xml:space="preserve">Propellants, Explosives, Pyrotechnics 48(4)</w:t>
+      </w:r>
+      <w:r>
+        <w:t xml:space="preserve">, e202200276. doi:10.1002/prep.202200276.</w:t>
       </w:r>
       <w:bookmarkEnd w:id="101"/>
     </w:p>
@@ -43983,9 +44042,9 @@
         </w:numPr>
         <w:ind w:left="180" w:hanging="180"/>
       </w:pPr>
-      <w:bookmarkStart w:id="102" w:name="ref-brown2019guacamol"/>
-      <w:r>
-        <w:t xml:space="preserve">Brown, N., Fiscato, M., Segler, M. H. S., &amp; Vaucher, A. C. (2019). GuacaMol: Benchmarking Models for de Novo Molecular Design.</w:t>
+      <w:bookmarkStart w:id="102" w:name="ref-nefati1996ann"/>
+      <w:r>
+        <w:t xml:space="preserve">Nefati, H., Cense, J.-M., &amp; Legendre, J.-J. (1996). Prediction of the Impact Sensitivity by Neural Networks.</w:t>
       </w:r>
       <w:r>
         <w:t xml:space="preserve"> </w:t>
@@ -43995,10 +44054,10 @@
           <w:i/>
           <w:iCs/>
         </w:rPr>
-        <w:t xml:space="preserve">J. Chem. Inf. Model. 59(3)</w:t>
-      </w:r>
-      <w:r>
-        <w:t xml:space="preserve">:1096–1108. doi:10.1021/acs.jcim.8b00839.</w:t>
+        <w:t xml:space="preserve">J. Chem. Inf. Comput. Sci. 36(4)</w:t>
+      </w:r>
+      <w:r>
+        <w:t xml:space="preserve">:804–810. doi:10.1021/ci950223m.</w:t>
       </w:r>
       <w:bookmarkEnd w:id="102"/>
     </w:p>
@@ -44011,9 +44070,9 @@
         </w:numPr>
         <w:ind w:left="180" w:hanging="180"/>
       </w:pPr>
-      <w:bookmarkStart w:id="103" w:name="ref-polykovskiy2020moses"/>
-      <w:r>
-        <w:t xml:space="preserve">Polykovskiy, D. et al. (2020). Molecular Sets (MOSES): A Benchmarking Platform for Molecular Generation Models.</w:t>
+      <w:bookmarkStart w:id="103" w:name="ref-griffiths2020constrained"/>
+      <w:r>
+        <w:t xml:space="preserve">Griffiths, R.-R., &amp; Hernández-Lobato, J. M. (2020). Constrained Bayesian optimization for automatic chemical design using variational autoencoders.</w:t>
       </w:r>
       <w:r>
         <w:t xml:space="preserve"> </w:t>
@@ -44023,10 +44082,10 @@
           <w:i/>
           <w:iCs/>
         </w:rPr>
-        <w:t xml:space="preserve">Frontiers in Pharmacology 11</w:t>
-      </w:r>
-      <w:r>
-        <w:t xml:space="preserve">:565644. doi:10.3389/fphar.2020.565644.</w:t>
+        <w:t xml:space="preserve">Chem. Sci. 11(2)</w:t>
+      </w:r>
+      <w:r>
+        <w:t xml:space="preserve">:577–586. doi:10.1039/C9SC04026A.</w:t>
       </w:r>
       <w:bookmarkEnd w:id="103"/>
     </w:p>
@@ -44039,9 +44098,9 @@
         </w:numPr>
         <w:ind w:left="180" w:hanging="180"/>
       </w:pPr>
-      <w:bookmarkStart w:id="104" w:name="ref-preuer2018fcd"/>
-      <w:r>
-        <w:t xml:space="preserve">Preuer, K., Renz, P., Unterthiner, T., Hochreiter, S., &amp; Klambauer, G. (2018). Fréchet ChemNet Distance: A Metric for Generative Models for Molecules in Drug Discovery.</w:t>
+      <w:bookmarkStart w:id="104" w:name="ref-yang2019chemprop"/>
+      <w:r>
+        <w:t xml:space="preserve">Yang, K. et al. (2019). Analyzing Learned Molecular Representations for Property Prediction.</w:t>
       </w:r>
       <w:r>
         <w:t xml:space="preserve"> </w:t>
@@ -44051,10 +44110,10 @@
           <w:i/>
           <w:iCs/>
         </w:rPr>
-        <w:t xml:space="preserve">J. Chem. Inf. Model. 58(9)</w:t>
-      </w:r>
-      <w:r>
-        <w:t xml:space="preserve">:1736–1741.</w:t>
+        <w:t xml:space="preserve">J. Chem. Inf. Model. 59(8)</w:t>
+      </w:r>
+      <w:r>
+        <w:t xml:space="preserve">:3370–3388. doi:10.1021/acs.jcim.9b00237.</w:t>
       </w:r>
       <w:bookmarkEnd w:id="104"/>
     </w:p>
@@ -44067,9 +44126,9 @@
         </w:numPr>
         <w:ind w:left="180" w:hanging="180"/>
       </w:pPr>
-      <w:bookmarkStart w:id="105" w:name="ref-reymond2015gdb"/>
-      <w:r>
-        <w:t xml:space="preserve">Reymond, J.-L. (2015). The chemical space project.</w:t>
+      <w:bookmarkStart w:id="105" w:name="ref-schutt2018schnet"/>
+      <w:r>
+        <w:t xml:space="preserve">Schütt, K. T., Sauceda, H. E., Kindermans, P.-J., Tkatchenko, A., &amp; Müller, K.-R. (2018). SchNet: A deep learning architecture for molecules and materials.</w:t>
       </w:r>
       <w:r>
         <w:t xml:space="preserve"> </w:t>
@@ -44079,10 +44138,10 @@
           <w:i/>
           <w:iCs/>
         </w:rPr>
-        <w:t xml:space="preserve">Acc. Chem. Res. 48(3)</w:t>
-      </w:r>
-      <w:r>
-        <w:t xml:space="preserve">:722–730.</w:t>
+        <w:t xml:space="preserve">J. Chem. Phys. 148</w:t>
+      </w:r>
+      <w:r>
+        <w:t xml:space="preserve">:241722. doi:10.1063/1.5019779.</w:t>
       </w:r>
       <w:bookmarkEnd w:id="105"/>
     </w:p>
@@ -44095,9 +44154,9 @@
         </w:numPr>
         <w:ind w:left="180" w:hanging="180"/>
       </w:pPr>
-      <w:bookmarkStart w:id="106" w:name="ref-emdb"/>
-      <w:r>
-        <w:t xml:space="preserve">Hand-compilation of measured density, heat of formation, and detonation properties for ~3 000 known energetic CHNO compounds, assembled in this work from secondary literature compilations: Klapötke, T. M.</w:t>
+      <w:bookmarkStart w:id="106" w:name="ref-qiao2020orbnet"/>
+      <w:r>
+        <w:t xml:space="preserve">Qiao, Z., Welborn, M., Anandkumar, A., Manby, F. R., &amp; Miller III, T. F. (2020). OrbNet: Deep learning for quantum chemistry using symmetry-adapted atomic-orbital features.</w:t>
       </w:r>
       <w:r>
         <w:t xml:space="preserve"> </w:t>
@@ -44107,39 +44166,10 @@
           <w:i/>
           <w:iCs/>
         </w:rPr>
-        <w:t xml:space="preserve">Chemistry of High-Energy Materials</w:t>
-      </w:r>
-      <w:r>
-        <w:t xml:space="preserve">, 5th ed. (de Gruyter, 2019); Cooper, P. W.</w:t>
-      </w:r>
-      <w:r>
-        <w:t xml:space="preserve"> </w:t>
-      </w:r>
-      <w:r>
-        <w:rPr>
-          <w:i/>
-          <w:iCs/>
-        </w:rPr>
-        <w:t xml:space="preserve">Explosives Engineering</w:t>
-      </w:r>
-      <w:r>
-        <w:t xml:space="preserve"> </w:t>
-      </w:r>
-      <w:r>
-        <w:t xml:space="preserve">(Wiley-VCH, 1996); and Dobratz, B. M. &amp; Crawford, P. C.</w:t>
-      </w:r>
-      <w:r>
-        <w:t xml:space="preserve"> </w:t>
-      </w:r>
-      <w:r>
-        <w:rPr>
-          <w:i/>
-          <w:iCs/>
-        </w:rPr>
-        <w:t xml:space="preserve">LLNL Explosives Handbook: Properties of Chemical Explosives and Explosive Simulants</w:t>
-      </w:r>
-      <w:r>
-        <w:t xml:space="preserve">, UCRL-52997, Rev. 2 (Lawrence Livermore National Laboratory, 1985). Per-row provenance documented in the Supplementary Information.</w:t>
+        <w:t xml:space="preserve">J. Chem. Phys. 153</w:t>
+      </w:r>
+      <w:r>
+        <w:t xml:space="preserve">:124111. doi:10.1063/5.0021955.</w:t>
       </w:r>
       <w:bookmarkEnd w:id="106"/>
     </w:p>
@@ -44152,23 +44182,50 @@
         </w:numPr>
         <w:ind w:left="180" w:hanging="180"/>
       </w:pPr>
-      <w:bookmarkStart w:id="108" w:name="ref-cameo"/>
-      <w:r>
-        <w:t xml:space="preserve">NIST CAMEO Chemicals: Database of Hazardous Materials and Reactivity.</w:t>
-      </w:r>
-      <w:r>
-        <w:t xml:space="preserve"> </w:t>
-      </w:r>
-      <w:hyperlink r:id="rId25">
-        <w:r>
-          <w:rPr>
-            <w:rStyle w:val="Hyperlink"/>
-          </w:rPr>
-          <w:t xml:space="preserve">cameochemicals.noaa.gov</w:t>
-        </w:r>
-      </w:hyperlink>
-      <w:r>
-        <w:t xml:space="preserve">.</w:t>
+      <w:bookmarkStart w:id="107" w:name="ref-brown2019guacamol"/>
+      <w:r>
+        <w:t xml:space="preserve">Brown, N., Fiscato, M., Segler, M. H. S., &amp; Vaucher, A. C. (2019). GuacaMol: Benchmarking Models for de Novo Molecular Design.</w:t>
+      </w:r>
+      <w:r>
+        <w:t xml:space="preserve"> </w:t>
+      </w:r>
+      <w:r>
+        <w:rPr>
+          <w:i/>
+          <w:iCs/>
+        </w:rPr>
+        <w:t xml:space="preserve">J. Chem. Inf. Model. 59(3)</w:t>
+      </w:r>
+      <w:r>
+        <w:t xml:space="preserve">:1096–1108. doi:10.1021/acs.jcim.8b00839.</w:t>
+      </w:r>
+      <w:bookmarkEnd w:id="107"/>
+    </w:p>
+    <w:p>
+      <w:pPr>
+        <w:pStyle w:val="MDPI81references"/>
+        <w:numPr>
+          <w:ilvl w:val="0"/>
+          <w:numId w:val="0"/>
+        </w:numPr>
+        <w:ind w:left="180" w:hanging="180"/>
+      </w:pPr>
+      <w:bookmarkStart w:id="108" w:name="ref-reymond2015gdb"/>
+      <w:r>
+        <w:t xml:space="preserve">Reymond, J.-L. (2015). The chemical space project.</w:t>
+      </w:r>
+      <w:r>
+        <w:t xml:space="preserve"> </w:t>
+      </w:r>
+      <w:r>
+        <w:rPr>
+          <w:i/>
+          <w:iCs/>
+        </w:rPr>
+        <w:t xml:space="preserve">Acc. Chem. Res. 48(3)</w:t>
+      </w:r>
+      <w:r>
+        <w:t xml:space="preserve">:722–730.</w:t>
       </w:r>
       <w:bookmarkEnd w:id="108"/>
     </w:p>
@@ -44181,9 +44238,9 @@
         </w:numPr>
         <w:ind w:left="180" w:hanging="180"/>
       </w:pPr>
-      <w:bookmarkStart w:id="109" w:name="ref-bruns2020watson"/>
-      <w:r>
-        <w:t xml:space="preserve">Bruns, R. F., &amp; Watson, I. A. (2012). Rules for identifying potentially reactive or promiscuous compounds.</w:t>
+      <w:bookmarkStart w:id="109" w:name="ref-ertl2009sa"/>
+      <w:r>
+        <w:t xml:space="preserve">Ertl, P., &amp; Schuffenhauer, A. (2009). Estimation of Synthetic Accessibility Score of Drug-Like Molecules Based on Molecular Complexity and Fragment Contributions.</w:t>
       </w:r>
       <w:r>
         <w:t xml:space="preserve"> </w:t>
@@ -44193,13 +44250,10 @@
           <w:i/>
           <w:iCs/>
         </w:rPr>
-        <w:t xml:space="preserve">J. Med. Chem.</w:t>
-      </w:r>
-      <w:r>
-        <w:t xml:space="preserve"> </w:t>
-      </w:r>
-      <w:r>
-        <w:t xml:space="preserve">55(22):9763–9772. doi:10.1021/jm301008n. Used here as a SMARTS-based reactivity-demerit source.</w:t>
+        <w:t xml:space="preserve">J. Cheminform. 1</w:t>
+      </w:r>
+      <w:r>
+        <w:t xml:space="preserve">:8.</w:t>
       </w:r>
       <w:bookmarkEnd w:id="109"/>
     </w:p>
@@ -44212,9 +44266,9 @@
         </w:numPr>
         <w:ind w:left="180" w:hanging="180"/>
       </w:pPr>
-      <w:bookmarkStart w:id="110" w:name="ref-bannwarth2019gfn2"/>
-      <w:r>
-        <w:t xml:space="preserve">Bannwarth, C., Ehlert, S., &amp; Grimme, S. (2019). GFN2-xTB: An Accurate and Broadly Parametrized Self-Consistent Tight-Binding Quantum Chemical Method with Multipole Electrostatics and Density-Dependent Dispersion Contributions.</w:t>
+      <w:bookmarkStart w:id="110" w:name="ref-coley2018scscore"/>
+      <w:r>
+        <w:t xml:space="preserve">Coley, C. W., Rogers, L., Green, W. H., &amp; Jensen, K. F. (2018). SCScore: Synthetic Complexity Learned from a Reaction Corpus.</w:t>
       </w:r>
       <w:r>
         <w:t xml:space="preserve"> </w:t>
@@ -44224,10 +44278,10 @@
           <w:i/>
           <w:iCs/>
         </w:rPr>
-        <w:t xml:space="preserve">J. Chem. Theory Comput. 15(3)</w:t>
-      </w:r>
-      <w:r>
-        <w:t xml:space="preserve">:1652–1671. doi:10.1021/acs.jctc.8b01176.</w:t>
+        <w:t xml:space="preserve">J. Chem. Inf. Model. 58(2)</w:t>
+      </w:r>
+      <w:r>
+        <w:t xml:space="preserve">:252–261.</w:t>
       </w:r>
       <w:bookmarkEnd w:id="110"/>
     </w:p>
@@ -44240,9 +44294,9 @@
         </w:numPr>
         <w:ind w:left="180" w:hanging="180"/>
       </w:pPr>
-      <w:bookmarkStart w:id="111" w:name="ref-goerigk2017benchmark"/>
-      <w:r>
-        <w:t xml:space="preserve">Goerigk, L., Hansen, A., Bauer, C., Ehrlich, S., Najibi, A., &amp; Grimme, S. (2017). A look at the density functional theory zoo with the advanced GMTKN55 database for general main group thermochemistry, kinetics and noncovalent interactions.</w:t>
+      <w:bookmarkStart w:id="111" w:name="ref-rogers1960computer"/>
+      <w:r>
+        <w:t xml:space="preserve">Rogers, D. J., &amp; Tanimoto, T. T. (1960). A Computer Program for Classifying Plants.</w:t>
       </w:r>
       <w:r>
         <w:t xml:space="preserve"> </w:t>
@@ -44252,10 +44306,10 @@
           <w:i/>
           <w:iCs/>
         </w:rPr>
-        <w:t xml:space="preserve">Phys. Chem. Chem. Phys. 19(48)</w:t>
-      </w:r>
-      <w:r>
-        <w:t xml:space="preserve">:32184–32215. doi:10.1039/C7CP04913G.</w:t>
+        <w:t xml:space="preserve">Science 132(3434)</w:t>
+      </w:r>
+      <w:r>
+        <w:t xml:space="preserve">:1115–1118.</w:t>
       </w:r>
       <w:bookmarkEnd w:id="111"/>
     </w:p>
@@ -44268,9 +44322,9 @@
         </w:numPr>
         <w:ind w:left="180" w:hanging="180"/>
       </w:pPr>
-      <w:bookmarkStart w:id="112" w:name="ref-bondi1964vdw"/>
-      <w:r>
-        <w:t xml:space="preserve">Bondi, A. (1964). van der Waals Volumes and Radii.</w:t>
+      <w:bookmarkStart w:id="112" w:name="ref-sun2020pyscf"/>
+      <w:r>
+        <w:t xml:space="preserve">Sun, Q., Zhang, X., Banerjee, S., Bao, P., et al. (2020). Recent developments in the PySCF program package.</w:t>
       </w:r>
       <w:r>
         <w:t xml:space="preserve"> </w:t>
@@ -44280,10 +44334,10 @@
           <w:i/>
           <w:iCs/>
         </w:rPr>
-        <w:t xml:space="preserve">J. Phys. Chem. 68(3)</w:t>
-      </w:r>
-      <w:r>
-        <w:t xml:space="preserve">:441–451. doi:10.1021/j100785a001.</w:t>
+        <w:t xml:space="preserve">J. Chem. Phys. 153</w:t>
+      </w:r>
+      <w:r>
+        <w:t xml:space="preserve">:024109. doi:10.1063/5.0006074.</w:t>
       </w:r>
       <w:bookmarkEnd w:id="112"/>
     </w:p>
@@ -44324,50 +44378,23 @@
         </w:numPr>
         <w:ind w:left="180" w:hanging="180"/>
       </w:pPr>
-      <w:bookmarkStart w:id="114" w:name="ref-sun2020pyscf"/>
-      <w:r>
-        <w:t xml:space="preserve">Sun, Q., Zhang, X., Banerjee, S., Bao, P., et al. (2020). Recent developments in the PySCF program package.</w:t>
-      </w:r>
-      <w:r>
-        <w:t xml:space="preserve"> </w:t>
-      </w:r>
-      <w:r>
-        <w:rPr>
-          <w:i/>
-          <w:iCs/>
-        </w:rPr>
-        <w:t xml:space="preserve">J. Chem. Phys. 153</w:t>
-      </w:r>
-      <w:r>
-        <w:t xml:space="preserve">:024109. doi:10.1063/5.0006074.</w:t>
-      </w:r>
-      <w:bookmarkEnd w:id="114"/>
-    </w:p>
-    <w:p>
-      <w:pPr>
-        <w:pStyle w:val="MDPI81references"/>
-        <w:numPr>
-          <w:ilvl w:val="0"/>
-          <w:numId w:val="0"/>
-        </w:numPr>
-        <w:ind w:left="180" w:hanging="180"/>
-      </w:pPr>
-      <w:bookmarkStart w:id="115" w:name="ref-perez2018film"/>
-      <w:r>
-        <w:t xml:space="preserve">Perez, E., Strub, F., de Vries, H., Dumoulin, V., &amp; Courville, A. (2018). FiLM: Visual Reasoning with a General Conditioning Layer.</w:t>
-      </w:r>
-      <w:r>
-        <w:t xml:space="preserve"> </w:t>
-      </w:r>
-      <w:r>
-        <w:rPr>
-          <w:i/>
-          <w:iCs/>
-        </w:rPr>
-        <w:t xml:space="preserve">AAAI 2018</w:t>
-      </w:r>
-      <w:r>
-        <w:t xml:space="preserve">. arXiv:1709.07871.</w:t>
+      <w:bookmarkStart w:id="115" w:name="ref-landrum2024rdkit"/>
+      <w:r>
+        <w:t xml:space="preserve">Landrum, G., &amp; contributors. RDKit: Open-source cheminformatics.</w:t>
+      </w:r>
+      <w:r>
+        <w:t xml:space="preserve"> </w:t>
+      </w:r>
+      <w:hyperlink r:id="rId24">
+        <w:r>
+          <w:rPr>
+            <w:rStyle w:val="Hyperlink"/>
+          </w:rPr>
+          <w:t xml:space="preserve">rdkit.org</w:t>
+        </w:r>
+      </w:hyperlink>
+      <w:r>
+        <w:t xml:space="preserve">.</w:t>
       </w:r>
       <w:bookmarkEnd w:id="115"/>
     </w:p>
@@ -44380,50 +44407,23 @@
         </w:numPr>
         <w:ind w:left="180" w:hanging="180"/>
       </w:pPr>
-      <w:bookmarkStart w:id="116" w:name="ref-xu2023geoldm"/>
-      <w:r>
-        <w:t xml:space="preserve">Xu, M., Powers, A., Dror, R. O., Ermon, S., &amp; Leskovec, J. (2023). Geometric Latent Diffusion Models for 3D Molecule Generation.</w:t>
-      </w:r>
-      <w:r>
-        <w:t xml:space="preserve"> </w:t>
-      </w:r>
-      <w:r>
-        <w:rPr>
-          <w:i/>
-          <w:iCs/>
-        </w:rPr>
-        <w:t xml:space="preserve">ICML 2023</w:t>
-      </w:r>
-      <w:r>
-        <w:t xml:space="preserve">. arXiv:2305.01140.</w:t>
-      </w:r>
-      <w:bookmarkEnd w:id="116"/>
-    </w:p>
-    <w:p>
-      <w:pPr>
-        <w:pStyle w:val="MDPI81references"/>
-        <w:numPr>
-          <w:ilvl w:val="0"/>
-          <w:numId w:val="0"/>
-        </w:numPr>
-        <w:ind w:left="180" w:hanging="180"/>
-      </w:pPr>
-      <w:bookmarkStart w:id="117" w:name="ref-npjcompmat2025"/>
-      <w:r>
-        <w:t xml:space="preserve">Liu, J., et al. (2025). De novo multi-objective generation framework for energetic materials with trading off energy and stability.</w:t>
-      </w:r>
-      <w:r>
-        <w:t xml:space="preserve"> </w:t>
-      </w:r>
-      <w:r>
-        <w:rPr>
-          <w:i/>
-          <w:iCs/>
-        </w:rPr>
-        <w:t xml:space="preserve">npj Computational Materials</w:t>
-      </w:r>
-      <w:r>
-        <w:t xml:space="preserve">. doi:10.1038/s41524-025-01845-6.</w:t>
+      <w:bookmarkStart w:id="117" w:name="ref-daylight-smarts"/>
+      <w:r>
+        <w:t xml:space="preserve">Daylight Chemical Information Systems. (2007). SMARTS: A Language for Describing Molecular Patterns. Daylight Theory Manual, Aliso Viejo, CA.</w:t>
+      </w:r>
+      <w:r>
+        <w:t xml:space="preserve"> </w:t>
+      </w:r>
+      <w:hyperlink r:id="rId25">
+        <w:r>
+          <w:rPr>
+            <w:rStyle w:val="Hyperlink"/>
+          </w:rPr>
+          <w:t xml:space="preserve">daylight.com/dayhtml/doc/theory/theory.smarts.html</w:t>
+        </w:r>
+      </w:hyperlink>
+      <w:r>
+        <w:t xml:space="preserve">. SMARTS = SMILES Arbitrary Target Specification: a pattern language extending SMILES that matches molecular substructures, used by RDKit and other cheminformatics toolkits to evaluate hard-reject catalogs (this work, Section 4).</w:t>
       </w:r>
       <w:bookmarkEnd w:id="117"/>
     </w:p>
@@ -44436,9 +44436,9 @@
         </w:numPr>
         <w:ind w:left="180" w:hanging="180"/>
       </w:pPr>
-      <w:bookmarkStart w:id="118" w:name="ref-choi2023prep"/>
-      <w:r>
-        <w:t xml:space="preserve">Choi, J. B., Nguyen, P. C. H., Sen, O., Udaykumar, H. S., &amp; Baek, S. (2023). Artificial Intelligence Approaches for Energetic Materials by Design: State of the Art, Challenges, and Future Directions.</w:t>
+      <w:bookmarkStart w:id="118" w:name="ref-konnov2025nitroisoxazole"/>
+      <w:r>
+        <w:t xml:space="preserve">Konnov, A. A., Lisyutkin, A. D., Vinogradov, D. B., Nazarova, A. A., Pivkina, A. N., &amp; Fershtat, L. L. (2025). Synthesis of 4-Nitroisoxazole-Based Energetic Materials.</w:t>
       </w:r>
       <w:r>
         <w:t xml:space="preserve"> </w:t>
@@ -44448,10 +44448,10 @@
           <w:i/>
           <w:iCs/>
         </w:rPr>
-        <w:t xml:space="preserve">Propellants, Explosives, Pyrotechnics 48(4)</w:t>
-      </w:r>
-      <w:r>
-        <w:t xml:space="preserve">, e202200276. doi:10.1002/prep.202200276.</w:t>
+        <w:t xml:space="preserve">Org. Lett. 27(14)</w:t>
+      </w:r>
+      <w:r>
+        <w:t xml:space="preserve">:3795–3799. doi:10.1021/acs.orglett.5c01074.</w:t>
       </w:r>
       <w:bookmarkEnd w:id="118"/>
     </w:p>
@@ -44464,9 +44464,9 @@
         </w:numPr>
         <w:ind w:left="180" w:hanging="180"/>
       </w:pPr>
-      <w:bookmarkStart w:id="119" w:name="ref-csp-cgd-2023"/>
-      <w:r>
-        <w:t xml:space="preserve">Arnold, J. E., &amp; Day, G. M. (2023). Crystal Structure Prediction of Energetic Materials.</w:t>
+      <w:bookmarkStart w:id="119" w:name="ref-herve2010"/>
+      <w:r>
+        <w:t xml:space="preserve">Hervé, G., Roussel, C., &amp; Graindorge, H. (2010). Selective Preparation of 3,4,5-Trinitro-1H-pyrazole: A Stable All-Carbon-Substituted Trinitro Heterocycle, and Related Trinitroisoxazole Chemistry.</w:t>
       </w:r>
       <w:r>
         <w:t xml:space="preserve"> </w:t>
@@ -44476,10 +44476,10 @@
           <w:i/>
           <w:iCs/>
         </w:rPr>
-        <w:t xml:space="preserve">Crystal Growth &amp; Design</w:t>
-      </w:r>
-      <w:r>
-        <w:t xml:space="preserve">. doi:10.1021/acs.cgd.3c00706.</w:t>
+        <w:t xml:space="preserve">Angew. Chem. Int. Ed. 49(18)</w:t>
+      </w:r>
+      <w:r>
+        <w:t xml:space="preserve">:3177–3181. doi:10.1002/anie.201000764.</w:t>
       </w:r>
       <w:bookmarkEnd w:id="119"/>
     </w:p>
@@ -44492,9 +44492,9 @@
         </w:numPr>
         <w:ind w:left="180" w:hanging="180"/>
       </w:pPr>
-      <w:bookmarkStart w:id="120" w:name="ref-mlcrystdens-cm-2024"/>
-      <w:r>
-        <w:t xml:space="preserve">Davis, J. V., Marrs III, F. W., Cawkwell, M. J., &amp; Manner, V. W. (2024). Machine Learning Models for High Explosive Crystal Density and Performance.</w:t>
+      <w:bookmarkStart w:id="120" w:name="ref-csp-cgd-2023"/>
+      <w:r>
+        <w:t xml:space="preserve">Arnold, J. E., &amp; Day, G. M. (2023). Crystal Structure Prediction of Energetic Materials.</w:t>
       </w:r>
       <w:r>
         <w:t xml:space="preserve"> </w:t>
@@ -44504,10 +44504,10 @@
           <w:i/>
           <w:iCs/>
         </w:rPr>
-        <w:t xml:space="preserve">Chemistry of Materials 36(22)</w:t>
-      </w:r>
-      <w:r>
-        <w:t xml:space="preserve">, 11109–11118. doi:10.1021/acs.chemmater.4c01978.</w:t>
+        <w:t xml:space="preserve">Crystal Growth &amp; Design</w:t>
+      </w:r>
+      <w:r>
+        <w:t xml:space="preserve">. doi:10.1021/acs.cgd.3c00706.</w:t>
       </w:r>
       <w:bookmarkEnd w:id="120"/>
     </w:p>

--- a/paper/molecules/molecules_paper_SI.docx
+++ b/paper/molecules/molecules_paper_SI.docx
@@ -270,11 +270,11 @@
         <w:tblLook w:val="0420" w:firstRow="1" w:lastRow="0" w:firstColumn="0" w:lastColumn="0" w:noHBand="0" w:noVBand="1"/>
       </w:tblPr>
       <w:tblGrid>
-        <w:gridCol w:w="1246"/>
-        <w:gridCol w:w="3355"/>
-        <w:gridCol w:w="1187"/>
-        <w:gridCol w:w="1160"/>
-        <w:gridCol w:w="910"/>
+        <w:gridCol w:w="1244"/>
+        <w:gridCol w:w="3341"/>
+        <w:gridCol w:w="1186"/>
+        <w:gridCol w:w="1158"/>
+        <w:gridCol w:w="929"/>
       </w:tblGrid>
       <w:tr>
         <w:trPr>
@@ -1297,7 +1297,7 @@
                 <w:sz w:val="18"/>
                 <w:szCs w:val="18"/>
               </w:rPr>
-              <w:t xml:space="preserve">this work, Section 4</w:t>
+              <w:t xml:space="preserve">this work, Section 4.11</w:t>
             </w:r>
           </w:p>
         </w:tc>
@@ -2246,7 +2246,7 @@
         <w:t xml:space="preserve"> </w:t>
       </w:r>
       <w:r>
-        <w:t xml:space="preserve">(Fig 16) is a 44.6 M-parameter FiLM-ResNet that reverses a 1000-step cosine DDPM in latent space; the production sampler runs two such denoisers in parallel (DGLD-H + DGLD-P, Section 4). (3) The</w:t>
+        <w:t xml:space="preserve">(Fig 16) is a 44.6 M-parameter FiLM-ResNet that reverses a 1000-step cosine DDPM in latent space; the production sampler runs two such denoisers in parallel (DGLD-H + DGLD-P, Section 4.8). (3) The</w:t>
       </w:r>
       <w:r>
         <w:t xml:space="preserve"> </w:t>
@@ -2262,7 +2262,7 @@
         <w:t xml:space="preserve"> </w:t>
       </w:r>
       <w:r>
-        <w:t xml:space="preserve">(Figs 18 and 20) is a 4-block FiLM-MLP with a shared 1024-d trunk over (z, σ) with three active steering heads (Viability, Sensitivity, Hazard) and three auxiliary multi-task heads (Performance, SA, SC; the Supplementary Information; its per-head autograd gradients are the steering bus injected into DDIM at every sampling step. (4) Two</w:t>
+        <w:t xml:space="preserve">(Figs 18 and 20) is a 4-block FiLM-MLP with a shared 1024-d trunk over (z, σ) with three active steering heads (Viability, Sensitivity, Hazard) and three auxiliary multi-task heads (Performance, SA, SC; Supplementary Section B.4); its per-head autograd gradients are the steering bus injected into DDIM at every sampling step. (4) Two</w:t>
       </w:r>
       <w:r>
         <w:t xml:space="preserve"> </w:t>
@@ -2391,7 +2391,7 @@
         </m:sSub>
       </m:oMath>
       <w:r>
-        <w:t xml:space="preserve">, HOF, etc.) that the multi-task score model is trained to regress and classify. At sample time, the only networks actually evaluated per DDIM step are the denoiser (one of DGLD-H or DGLD-P depending on the pool-fusion lane, Section 4 / Section 4) and the multi-task score model; the Random Forest and smoke ensemble do not appear in the sampling loop. The smoke ensemble is additionally invoked once per surviving candidate at re-ranking (Stage 1) to produce the (8-output) post-rerank property scores.</w:t>
+        <w:t xml:space="preserve">, HOF, etc.) that the multi-task score model is trained to regress and classify. At sample time, the only networks actually evaluated per DDIM step are the denoiser (one of DGLD-H or DGLD-P depending on the pool-fusion lane, Section 4.7 / Section 4.10) and the multi-task score model; the Random Forest and smoke ensemble do not appear in the sampling loop. The smoke ensemble is additionally invoked once per surviving candidate at re-ranking (Stage 1) to produce the (8-output) post-rerank property scores.</w:t>
       </w:r>
     </w:p>
     <w:p>
@@ -2522,7 +2522,7 @@
                 <w:sz w:val="18"/>
                 <w:szCs w:val="18"/>
               </w:rPr>
-              <w:t xml:space="preserve">LIMO SELFIES-VAE (Fig 4a)</w:t>
+              <w:t xml:space="preserve">LIMO SELFIES-VAE (Fig 14)</w:t>
             </w:r>
           </w:p>
         </w:tc>
@@ -3150,9 +3150,9 @@
         <w:tblLook w:val="0420" w:firstRow="1" w:lastRow="0" w:firstColumn="0" w:lastColumn="0" w:noHBand="0" w:noVBand="1"/>
       </w:tblPr>
       <w:tblGrid>
-        <w:gridCol w:w="1644"/>
-        <w:gridCol w:w="1989"/>
-        <w:gridCol w:w="4225"/>
+        <w:gridCol w:w="1573"/>
+        <w:gridCol w:w="2004"/>
+        <w:gridCol w:w="4281"/>
       </w:tblGrid>
       <w:tr>
         <w:trPr>
@@ -3267,7 +3267,7 @@
                 <w:sz w:val="18"/>
                 <w:szCs w:val="18"/>
               </w:rPr>
-              <w:t xml:space="preserve">(DGLD-P; Fig 4c)</w:t>
+              <w:t xml:space="preserve">(DGLD-P; Fig 16)</w:t>
             </w:r>
           </w:p>
         </w:tc>
@@ -3941,7 +3941,7 @@
                 <w:sz w:val="18"/>
                 <w:szCs w:val="18"/>
               </w:rPr>
-              <w:t xml:space="preserve">5×–10× above 90th percentile (high tail; matches Section 4)</w:t>
+              <w:t xml:space="preserve">5×–10× above 90th percentile (high tail; matches Section 4.2)</w:t>
             </w:r>
           </w:p>
         </w:tc>
@@ -3963,7 +3963,7 @@
                 <w:sz w:val="18"/>
                 <w:szCs w:val="18"/>
               </w:rPr>
-              <w:t xml:space="preserve">Multi-task score model (Fig 4e1, 4f)</w:t>
+              <w:t xml:space="preserve">Multi-task score model (Fig 18)</w:t>
             </w:r>
           </w:p>
         </w:tc>
@@ -4515,7 +4515,7 @@
                 <w:sz w:val="18"/>
                 <w:szCs w:val="18"/>
               </w:rPr>
-              <w:t xml:space="preserve">~40k AdamW steps / batch 1024 (matches Section 4)</w:t>
+              <w:t xml:space="preserve">~40k AdamW steps / batch 1024 (matches Section 4.10)</w:t>
             </w:r>
           </w:p>
         </w:tc>
@@ -4583,7 +4583,7 @@
                 <w:sz w:val="18"/>
                 <w:szCs w:val="18"/>
               </w:rPr>
-              <w:t xml:space="preserve">; per-head clamp + alpha-anneal disabled (Section 4)</w:t>
+              <w:t xml:space="preserve">; per-head clamp + alpha-anneal disabled (Section 4.10)</w:t>
             </w:r>
           </w:p>
         </w:tc>
@@ -4696,9 +4696,9 @@
         <w:tblLook w:val="0420" w:firstRow="1" w:lastRow="0" w:firstColumn="0" w:lastColumn="0" w:noHBand="0" w:noVBand="1"/>
       </w:tblPr>
       <w:tblGrid>
-        <w:gridCol w:w="1994"/>
-        <w:gridCol w:w="2108"/>
-        <w:gridCol w:w="3756"/>
+        <w:gridCol w:w="2011"/>
+        <w:gridCol w:w="2120"/>
+        <w:gridCol w:w="3727"/>
       </w:tblGrid>
       <w:tr>
         <w:trPr>
@@ -5041,7 +5041,7 @@
                 <w:sz w:val="18"/>
                 <w:szCs w:val="18"/>
               </w:rPr>
-              <w:t xml:space="preserve">66 k labelled energetics positives vs 80 k ZINC-250k random negatives + mined hard negatives (the Supplementary Information)</w:t>
+              <w:t xml:space="preserve">66 k labelled energetics positives vs 80 k ZINC-250k random negatives + mined hard negatives (Supplementary Section B.1)</w:t>
             </w:r>
           </w:p>
         </w:tc>
@@ -5748,7 +5748,7 @@
         <w:t xml:space="preserve"> </w:t>
       </w:r>
       <w:r>
-        <w:t xml:space="preserve">(cf. Section 4). The Random Forest was trained on (labelled energetic corpus = positives, ZINC drug-like = negatives), a clean two-class boundary. The diffusion sampler, however, operates in</w:t>
+        <w:t xml:space="preserve">(cf. Section 4.8). The Random Forest was trained on (labelled energetic corpus = positives, ZINC drug-like = negatives), a clean two-class boundary. The diffusion sampler, however, operates in</w:t>
       </w:r>
       <w:r>
         <w:t xml:space="preserve"> </w:t>
@@ -5800,7 +5800,7 @@
         <w:t xml:space="preserve"> </w:t>
       </w:r>
       <w:r>
-        <w:t xml:space="preserve">labels. The three-round training schedule (0 → 137 → 918 cumulative hard negatives; Fig 19) is specified in Section 4 and not repeated here. The held-out probe (7 anchors: RDX, HMX, TNT, FOX-7, PETN, TATB, NTO; 5 cheats: gem-tetranitro on C2, trinitromethane, gem-dinitrocyclopropane, polyazene-NO</w:t>
+        <w:t xml:space="preserve">labels. The three-round training schedule (0 → 137 → 918 cumulative hard negatives; Fig 19) is specified in Section 4.14 and not repeated here. The held-out probe (7 anchors: RDX, HMX, TNT, FOX-7, PETN, TATB, NTO; 5 cheats: gem-tetranitro on C2, trinitromethane, gem-dinitrocyclopropane, polyazene-NO</w:t>
       </w:r>
       <w:r>
         <w:rPr>
@@ -5812,7 +5812,7 @@
         <w:t xml:space="preserve"> </w:t>
       </w:r>
       <w:r>
-        <w:t xml:space="preserve">chain, dinitromethane) confirms anchors hold at 0.86–0.99 while cheats are demoted to 0.12–0.84. the Supplementary Information reports an early variant (137 cheats) versus the production variant (918 cheats).</w:t>
+        <w:t xml:space="preserve">chain, dinitromethane) confirms anchors hold at 0.86–0.99 while cheats are demoted to 0.12–0.84. Supplementary Section D.9 reports an early variant (137 cheats) versus the production variant (918 cheats).</w:t>
       </w:r>
     </w:p>
     <w:p>
@@ -5860,7 +5860,7 @@
         <w:t xml:space="preserve"> </w:t>
       </w:r>
       <w:r>
-        <w:t xml:space="preserve">in their availability mask, Section 4). The score model after round 2 (corpus + 918 hard negatives) is the production checkpoint used in Section 2.</w:t>
+        <w:t xml:space="preserve">in their availability mask, Section 4.8). The score model after round 2 (corpus + 918 hard negatives) is the production checkpoint used in Section 2.</w:t>
       </w:r>
     </w:p>
     <w:p>
@@ -6231,7 +6231,7 @@
         <w:t xml:space="preserve"> </w:t>
       </w:r>
       <w:r>
-        <w:t xml:space="preserve">The default 5-head score model trains the sensitivity head against the hand-coded heuristic of Appendix B.2 (nitro density, open-chain N-NO</w:t>
+        <w:t xml:space="preserve">The default 5-head score model trains the sensitivity head against the hand-coded heuristic of Supplementary Section B.2 (nitro density, open-chain N-NO</w:t>
       </w:r>
       <w:r>
         <w:rPr>
@@ -6461,7 +6461,7 @@
         <w:t xml:space="preserve"> </w:t>
       </w:r>
       <w:r>
-        <w:t xml:space="preserve">The score model architected in Section 4 has six heads. Four of them (viability, sensitivity, hazard, performance) are domain-native: each head's training-label source draws on energetic-domain data or chemotype rules (Random Forest discriminator on Morgan-FP descriptors of energetic vs ZINC; Politzer–Murray BDE chemotype-class fit; chemist-curated SMARTS hazard catalog plus Bruns–Watson demerits; 3D-CNN smoke ensemble trained on Tier-A/B labelled energetic compounds). The remaining two heads,</w:t>
+        <w:t xml:space="preserve">The score model architected in Section 4.10 has six heads. Four of them (viability, sensitivity, hazard, performance) are domain-native: each head's training-label source draws on energetic-domain data or chemotype rules (Random Forest discriminator on Morgan-FP descriptors of energetic vs ZINC; Politzer–Murray BDE chemotype-class fit; chemist-curated SMARTS hazard catalog plus Bruns–Watson demerits; 3D-CNN smoke ensemble trained on Tier-A/B labelled energetic compounds). The remaining two heads,</w:t>
       </w:r>
       <w:r>
         <w:t xml:space="preserve"> </w:t>
@@ -6518,7 +6518,7 @@
         <w:t xml:space="preserve">auxiliary multi-task heads (Performance, SA, SC)</w:t>
       </w:r>
       <w:r>
-        <w:t xml:space="preserve">: their label sources are calibrated on drug-discovery reaction corpora (Reaxys and pharma chemistry) and penalise uncommon ring fusions and rare fragments well-precedented in energetic-materials synthesis (CL-20-class polyaza-cages, hexanitrobenzene). The same drug-domain transfer issue applies to the rerank-time SA + SCScore caps (5.0 / 3.5) in Section 4; that is a separate layer (post-decode hard caps on canonical SMILES) and is unaffected by the discussion here.</w:t>
+        <w:t xml:space="preserve">: their label sources are calibrated on drug-discovery reaction corpora (Reaxys and pharma chemistry) and penalise uncommon ring fusions and rare fragments well-precedented in energetic-materials synthesis (CL-20-class polyaza-cages, hexanitrobenzene). The same drug-domain transfer issue applies to the rerank-time SA + SCScore caps (5.0 / 3.5) in Section 4.10; that is a separate layer (post-decode hard caps on canonical SMILES) and is unaffected by the discussion here.</w:t>
       </w:r>
     </w:p>
     <w:p>
@@ -6537,7 +6537,7 @@
         <w:t xml:space="preserve"> </w:t>
       </w:r>
       <w:r>
-        <w:t xml:space="preserve">SA was tested at sample time in the Supplementary Information SA-axis matrix at</w:t>
+        <w:t xml:space="preserve">SA was tested at sample time in the Supplementary Section F.4 SA-axis matrix at</w:t>
       </w:r>
       <w:r>
         <w:t xml:space="preserve"> </w:t>
@@ -6650,7 +6650,7 @@
         </m:r>
       </m:oMath>
       <w:r>
-        <w:t xml:space="preserve">. SC was retained as an architectural slot in the production score model for backward-compatibility with the 5-head predecessor (Appendix B.1) but was never plumbed into the sample-time gradient sum (no</w:t>
+        <w:t xml:space="preserve">. SC was retained as an architectural slot in the production score model for backward-compatibility with the 5-head predecessor (Supplementary Section B.1) but was never plumbed into the sample-time gradient sum (no</w:t>
       </w:r>
       <w:r>
         <w:t xml:space="preserve"> </w:t>
@@ -6768,7 +6768,7 @@
         </m:r>
       </m:oMath>
       <w:r>
-        <w:t xml:space="preserve">8 M parameter score-model trunk; cf. Table B.1b) and the per-head supervised signal during training does not appear to harm the domain-native heads on the held-out anchor/cheat probe (the six-head production model and its five-head predecessor score the same on the 7-anchor and 5-cheat test sets within the per-round monitoring tolerance of Appendix B.1). The cost of retaining is low; the cost of dropping (re-training the score model, re-running the Supplementary Information to confirm no SA-axis dependency) is non-trivial. The heads are therefore retained.</w:t>
+        <w:t xml:space="preserve">8 M parameter score-model trunk; cf. Table B.1b) and the per-head supervised signal during training does not appear to harm the domain-native heads on the held-out anchor/cheat probe (the six-head production model and its five-head predecessor score the same on the 7-anchor and 5-cheat test sets within the per-round monitoring tolerance of Supplementary Section B.1). The cost of retaining is low; the cost of dropping (re-training the score model, re-running Supplementary Section F.4 to confirm no SA-axis dependency) is non-trivial. The heads are therefore retained.</w:t>
       </w:r>
     </w:p>
     <w:p>
@@ -6787,7 +6787,7 @@
         <w:t xml:space="preserve"> </w:t>
       </w:r>
       <w:r>
-        <w:t xml:space="preserve">The same SA / SC story appears in three places relevant to the headline: Section 4 Architecture (drug-domain transfer paragraph); Section 4 Sample-time gradient (the "Why</w:t>
+        <w:t xml:space="preserve">The same SA / SC story appears in three places relevant to the headline: Section 4.10 Architecture (drug-domain transfer paragraph); Section 4.10 Sample-time gradient (the "Why</w:t>
       </w:r>
       <w:r>
         <w:t xml:space="preserve"> </w:t>
@@ -6823,7 +6823,7 @@
         <w:t xml:space="preserve"> </w:t>
       </w:r>
       <w:r>
-        <w:t xml:space="preserve">and where SC is" paragraph); the Supplementary Information Multi-seed pattern (the SA-C3-vs-SA-C2 numerical result). This appendix consolidates them.</w:t>
+        <w:t xml:space="preserve">and where SC is" paragraph); Supplementary Section F.4 Multi-seed pattern (the SA-C3-vs-SA-C2 numerical result). This appendix consolidates them.</w:t>
       </w:r>
     </w:p>
     <w:p>
@@ -6841,7 +6841,7 @@
         <w:ind w:left="2608"/>
       </w:pPr>
       <w:r>
-        <w:t xml:space="preserve">Complete configuration used throughout Section 2.2–Section 2.5. Each knob traces to the Section 2.6 ablation (or Section 4 hyperparameter sweep) that selected it.</w:t>
+        <w:t xml:space="preserve">Complete configuration used throughout Section 2.2–Section 2.5. Each knob traces to the Section 2.6 ablation (or Section 4.15 hyperparameter sweep) that selected it.</w:t>
       </w:r>
     </w:p>
     <w:p>
@@ -6877,9 +6877,9 @@
         <w:tblLook w:val="0420" w:firstRow="1" w:lastRow="0" w:firstColumn="0" w:lastColumn="0" w:noHBand="0" w:noVBand="1"/>
       </w:tblPr>
       <w:tblGrid>
-        <w:gridCol w:w="1690"/>
-        <w:gridCol w:w="3436"/>
-        <w:gridCol w:w="2732"/>
+        <w:gridCol w:w="1703"/>
+        <w:gridCol w:w="3471"/>
+        <w:gridCol w:w="2684"/>
       </w:tblGrid>
       <w:tr>
         <w:trPr>
@@ -7009,7 +7009,7 @@
                 <w:sz w:val="18"/>
                 <w:szCs w:val="18"/>
               </w:rPr>
-              <w:t xml:space="preserve">the Supplementary Information</w:t>
+              <w:t xml:space="preserve">Supplementary Section F.2</w:t>
             </w:r>
           </w:p>
         </w:tc>
@@ -7068,7 +7068,7 @@
                 <w:sz w:val="18"/>
                 <w:szCs w:val="18"/>
               </w:rPr>
-              <w:t xml:space="preserve">Section 4; the Supplementary Information</w:t>
+              <w:t xml:space="preserve">Section 4.8; Supplementary Section F.4</w:t>
             </w:r>
           </w:p>
         </w:tc>
@@ -7127,7 +7127,7 @@
                 <w:sz w:val="18"/>
                 <w:szCs w:val="18"/>
               </w:rPr>
-              <w:t xml:space="preserve">Section 4, Fig 23</w:t>
+              <w:t xml:space="preserve">Section 4.15, Fig 23</w:t>
             </w:r>
           </w:p>
         </w:tc>
@@ -7264,7 +7264,7 @@
                 <w:sz w:val="18"/>
                 <w:szCs w:val="18"/>
               </w:rPr>
-              <w:t xml:space="preserve">the Supplementary Information; Section 4, Fig 24</w:t>
+              <w:t xml:space="preserve">Supplementary Section F.5; Section 4.15, Fig 24</w:t>
             </w:r>
           </w:p>
         </w:tc>
@@ -7323,7 +7323,7 @@
                 <w:sz w:val="18"/>
                 <w:szCs w:val="18"/>
               </w:rPr>
-              <w:t xml:space="preserve">Section 4; the Supplementary Information (HN budget = 918)</w:t>
+              <w:t xml:space="preserve">Section 4.10; Supplementary Section F.1 (HN budget = 918)</w:t>
             </w:r>
           </w:p>
         </w:tc>
@@ -7481,7 +7481,7 @@
                 <w:sz w:val="18"/>
                 <w:szCs w:val="18"/>
               </w:rPr>
-              <w:t xml:space="preserve">the Supplementary Information, the Supplementary Information</w:t>
+              <w:t xml:space="preserve">Supplementary Section F.3, Supplementary Section F.4</w:t>
             </w:r>
           </w:p>
         </w:tc>
@@ -7540,7 +7540,7 @@
                 <w:sz w:val="18"/>
                 <w:szCs w:val="18"/>
               </w:rPr>
-              <w:t xml:space="preserve">the Supplementary Information</w:t>
+              <w:t xml:space="preserve">Supplementary Section F.4</w:t>
             </w:r>
           </w:p>
         </w:tc>
@@ -7687,7 +7687,7 @@
                 <w:sz w:val="18"/>
                 <w:szCs w:val="18"/>
               </w:rPr>
-              <w:t xml:space="preserve">Section 4; the Supplementary Information</w:t>
+              <w:t xml:space="preserve">Section 4.12; Supplementary Section D.5</w:t>
             </w:r>
           </w:p>
         </w:tc>
@@ -7746,7 +7746,7 @@
                 <w:sz w:val="18"/>
                 <w:szCs w:val="18"/>
               </w:rPr>
-              <w:t xml:space="preserve">Section 4</w:t>
+              <w:t xml:space="preserve">Section 4.13</w:t>
             </w:r>
           </w:p>
         </w:tc>
@@ -7805,7 +7805,7 @@
                 <w:sz w:val="18"/>
                 <w:szCs w:val="18"/>
               </w:rPr>
-              <w:t xml:space="preserve">Section 4</w:t>
+              <w:t xml:space="preserve">Section 4.13</w:t>
             </w:r>
           </w:p>
         </w:tc>
@@ -7897,7 +7897,7 @@
                 <w:sz w:val="18"/>
                 <w:szCs w:val="18"/>
               </w:rPr>
-              <w:t xml:space="preserve">Section 4; chemist-set threshold</w:t>
+              <w:t xml:space="preserve">Section 4.13; chemist-set threshold</w:t>
             </w:r>
           </w:p>
         </w:tc>
@@ -7979,7 +7979,7 @@
                 <w:sz w:val="18"/>
                 <w:szCs w:val="18"/>
               </w:rPr>
-              <w:t xml:space="preserve">Section 4; the Supplementary Information</w:t>
+              <w:t xml:space="preserve">Section 4.13; Supplementary Section C.1</w:t>
             </w:r>
           </w:p>
         </w:tc>
@@ -8226,7 +8226,7 @@
                 <w:sz w:val="18"/>
                 <w:szCs w:val="18"/>
               </w:rPr>
-              <w:t xml:space="preserve">Section 2.3; the Supplementary Information</w:t>
+              <w:t xml:space="preserve">Section 2.3; Supplementary Section C.4</w:t>
             </w:r>
           </w:p>
         </w:tc>
@@ -8383,7 +8383,7 @@
                 <w:sz w:val="18"/>
                 <w:szCs w:val="18"/>
               </w:rPr>
-              <w:t xml:space="preserve">Section 2.3; the Supplementary Information</w:t>
+              <w:t xml:space="preserve">Section 2.3; Supplementary Section C.5</w:t>
             </w:r>
           </w:p>
         </w:tc>
@@ -8457,7 +8457,7 @@
                 <w:sz w:val="18"/>
                 <w:szCs w:val="18"/>
               </w:rPr>
-              <w:t xml:space="preserve">Section 4</w:t>
+              <w:t xml:space="preserve">Section 4.13</w:t>
             </w:r>
           </w:p>
         </w:tc>
@@ -9363,7 +9363,7 @@
         <w:t xml:space="preserve"> </w:t>
       </w:r>
       <w:r>
-        <w:t xml:space="preserve">range for the Bondi-vdW + 0.69-packing estimator under DFT-optimised geometry; the previously reported 2-anchor slope of 4.275 (RDX/TATB only) was a 2-point regression artefact corrected by the 6-anchor extension. The 6-anchor calibration is the source of truth for Section 2.3; per-anchor fit residuals are tabulated in Appendix C.4. The calibrated DFT numbers in Section 2.3 remain ranking-grade rather than absolute-value-grade, with residual atomization-method uncertainty of approximately 5–15 kJ mol</w:t>
+        <w:t xml:space="preserve">range for the Bondi-vdW + 0.69-packing estimator under DFT-optimised geometry; the previously reported 2-anchor slope of 4.275 (RDX/TATB only) was a 2-point regression artefact corrected by the 6-anchor extension. The 6-anchor calibration is the source of truth for Section 2.3; per-anchor fit residuals are tabulated in Supplementary Section C.4. The calibrated DFT numbers in Section 2.3 remain ranking-grade rather than absolute-value-grade, with residual atomization-method uncertainty of approximately 5–15 kJ mol</w:t>
       </w:r>
       <w:r>
         <w:rPr>
@@ -16649,7 +16649,7 @@
         <w:t xml:space="preserve"> </w:t>
       </w:r>
       <w:r>
-        <w:t xml:space="preserve">on HOF (per-anchor residuals in Appendix C.4). The 12 chem-pass leads calibrate to</w:t>
+        <w:t xml:space="preserve">on HOF (per-anchor residuals in Supplementary Section C.4). The 12 chem-pass leads calibrate to</w:t>
       </w:r>
       <w:r>
         <w:t xml:space="preserve"> </w:t>
@@ -19569,7 +19569,7 @@
         </m:r>
       </m:oMath>
       <w:r>
-        <w:t xml:space="preserve">B97X-D3BJ level, plus DSC/TGA compatibility check) is required before E1 is promoted to synthesis priority. The the Supplementary Information GFN2-xTB BDE scan places E1's weakest cleavage at</w:t>
+        <w:t xml:space="preserve">B97X-D3BJ level, plus DSC/TGA compatibility check) is required before E1 is promoted to synthesis priority. The Supplementary Section C.10 GFN2-xTB BDE scan places E1's weakest cleavage at</w:t>
       </w:r>
       <w:r>
         <w:t xml:space="preserve"> </w:t>
@@ -23125,13 +23125,13 @@
           <w:b/>
           <w:bCs/>
         </w:rPr>
-        <w:t xml:space="preserve">C.11 DNTF 7th-anchor extension attempt.</w:t>
-      </w:r>
-      <w:r>
-        <w:t xml:space="preserve"> </w:t>
-      </w:r>
-      <w:r>
-        <w:t xml:space="preserve">We attempted to add DNTF (3,4-bis(4-nitrofurazan-3-yl)furazan; the best-characterised furazan-class energetic material with known experimental properties:</w:t>
+        <w:t xml:space="preserve">C.11 Furazan-class anchor boundary (DNTF).</w:t>
+      </w:r>
+      <w:r>
+        <w:t xml:space="preserve"> </w:t>
+      </w:r>
+      <w:r>
+        <w:t xml:space="preserve">The 6-anchor panel excludes furazan-class members. DNTF (3,4-bis(4-nitrofurazan-3-yl)furazan; the best-characterised furazan-class energetic material,</w:t>
       </w:r>
       <w:r>
         <w:t xml:space="preserve"> </w:t>
@@ -23215,7 +23215,7 @@
         <w:t xml:space="preserve">−1</w:t>
       </w:r>
       <w:r>
-        <w:t xml:space="preserve">) as a candidate 7th anchor using the same B3LYP/6-31G(d) +</w:t>
+        <w:t xml:space="preserve">), computed on the same B3LYP/6-31G(d) +</w:t>
       </w:r>
       <w:r>
         <w:t xml:space="preserve"> </w:t>
@@ -23226,7 +23226,7 @@
         </m:r>
       </m:oMath>
       <w:r>
-        <w:t xml:space="preserve">B97X-D3BJ/def2-TZVP pipeline. DNTF proved an outlier: the 6-anchor calibration yields a leave-one-out</w:t>
+        <w:t xml:space="preserve">B97X-D3BJ/def2-TZVP pipeline, is an outlier: the 6-anchor calibration yields a leave-one-out</w:t>
       </w:r>
       <w:r>
         <w:t xml:space="preserve"> </w:t>
@@ -23404,7 +23404,7 @@
         <w:t xml:space="preserve">−3</w:t>
       </w:r>
       <w:r>
-        <w:t xml:space="preserve">. This suggests the Bondi van-der-Waals packing model or the B3LYP geometry is less reliable for the furazan ring system (1,2,5-oxadiazole, 2C + 1N + 1O) than for nitramine and nitroaromatic scaffolds; the furazan class is also chemically distinct from the oxatriazole class (1,2,3,5-oxatriazole, 1C + 3N + 1O), so DNTF is not a true neighbour of E1 either. The 6-anchor calibration is therefore retained. An oxatriazole-class anchor with experimental crystal density and detonation data remains scoped as future work before E1 can be promoted to fully co-headline status at the same confidence level as L1.</w:t>
+        <w:t xml:space="preserve">. This suggests the Bondi van-der-Waals packing model or the B3LYP geometry is less reliable for the furazan ring system (1,2,5-oxadiazole, 2C + 1N + 1O) than for nitramine and nitroaromatic scaffolds; the furazan class is also chemically distinct from the oxatriazole class (1,2,3,5-oxatriazole, 1C + 3N + 1O), so DNTF is not a true neighbour of E1 either. The 6-anchor calibration therefore bounds E1's applicability, and an oxatriazole-class anchor with experimental crystal density and detonation data remains scoped as future work before E1 can be promoted to fully co-headline status at the same confidence level as L1.</w:t>
       </w:r>
     </w:p>
     <w:p>
@@ -23480,7 +23480,7 @@
         </w:r>
       </w:hyperlink>
       <w:r>
-        <w:t xml:space="preserve">, so we treat the gap as a triage signal rather than a final verdict; molecules clearing the 1.5 eV gate are promoted to Stage 4 DFT, and motif-level shock and friction risks are caught by the parallel SMARTS gate (Stage 1, Section 4). Recipe and motivation: the pipeline is the standard pre-experimental screen for computational energetic-materials chemistry, the same B3LYP/6-31G(d) geometry +</w:t>
+        <w:t xml:space="preserve">, so we treat the gap as a triage signal rather than a final verdict; molecules clearing the 1.5 eV gate are promoted to Stage 4 DFT, and motif-level shock and friction risks are caught by the parallel SMARTS gate (Stage 1, Section 4.13). Recipe and motivation: the pipeline is the standard pre-experimental screen for computational energetic-materials chemistry, the same B3LYP/6-31G(d) geometry +</w:t>
       </w:r>
       <w:r>
         <w:t xml:space="preserve"> </w:t>
@@ -23948,7 +23948,7 @@
         <w:t xml:space="preserve"> </w:t>
       </w:r>
       <w:r>
-        <w:t xml:space="preserve">in the archive; matches Section 4 + Table B.5) and its 5-head predecessor (</w:t>
+        <w:t xml:space="preserve">in the archive; matches Section 4.10 + Table B.5) and its 5-head predecessor (</w:t>
       </w:r>
       <w:r>
         <w:rPr>
@@ -24069,7 +24069,7 @@
         </m:r>
       </m:oMath>
       <w:r>
-        <w:t xml:space="preserve">. Per-component values are in the Supplementary Information.</w:t>
+        <w:t xml:space="preserve">. Per-component values are in Supplementary Section B.</w:t>
       </w:r>
     </w:p>
     <w:p>
@@ -24088,7 +24088,7 @@
         <w:t xml:space="preserve"> </w:t>
       </w:r>
       <w:r>
-        <w:t xml:space="preserve">Reverting the asymmetric oversampling of Section 4 produces leads with a 0.4 km s</w:t>
+        <w:t xml:space="preserve">Reverting the asymmetric oversampling of Section 4.3 produces leads with a 0.4 km s</w:t>
       </w:r>
       <w:r>
         <w:rPr>
@@ -24119,7 +24119,7 @@
         <w:t xml:space="preserve"> </w:t>
       </w:r>
       <w:r>
-        <w:t xml:space="preserve">The guidance patching of Section 4 was diagnosed via per-step gradient-norm logging, score-model output sensitivity to perturbed</w:t>
+        <w:t xml:space="preserve">The guidance patching of Section 4.12 was diagnosed via per-step gradient-norm logging, score-model output sensitivity to perturbed</w:t>
       </w:r>
       <w:r>
         <w:t xml:space="preserve"> </w:t>
@@ -24782,7 +24782,7 @@
         <w:ind w:left="2608"/>
       </w:pPr>
       <w:r>
-        <w:t xml:space="preserve">Within each cluster, per-head scale magnitude does not alter the output: the gradient-norm clamp saturates as soon as a head is active, so all non-zero scales in a cluster are equivalent. Fine analogue scale control requires tightening the clamp (see Appendix B.3).</w:t>
+        <w:t xml:space="preserve">Within each cluster, per-head scale magnitude does not alter the output: the gradient-norm clamp saturates as soon as a head is active, so all non-zero scales in a cluster are equivalent. Fine analogue scale control requires tightening the clamp (see Supplementary Section B.3).</w:t>
       </w:r>
     </w:p>
     <w:p>
@@ -24808,7 +24808,7 @@
         <w:t xml:space="preserve"> </w:t>
       </w:r>
       <w:r>
-        <w:t xml:space="preserve">1500 = 3000 samples, identical CFG, identical Pareto reranker, single seed) substituting the literature-grounded sensitivity head the Supplementary Information:</w:t>
+        <w:t xml:space="preserve">1500 = 3000 samples, identical CFG, identical Pareto reranker, single seed) substituting the literature-grounded sensitivity head (Supplementary Section B.2):</w:t>
       </w:r>
     </w:p>
     <w:p>
@@ -27230,7 +27230,7 @@
         <w:t xml:space="preserve"> </w:t>
       </w:r>
       <w:r>
-        <w:t xml:space="preserve">of generated chemistry, but individual top-1 candidates are subject to the same combinatorial rarity that motivates the pool-size scaling of Section 4. The composite-score distribution over the top-200 of an unguided pool=40 000 run is shown in Fig S2. The recommended robust production recipe (moderate guidance, pool</w:t>
+        <w:t xml:space="preserve">of generated chemistry, but individual top-1 candidates are subject to the same combinatorial rarity that motivates the pool-size scaling of Section 4.15. The composite-score distribution over the top-200 of an unguided pool=40 000 run is shown in Fig S2. The recommended robust production recipe (moderate guidance, pool</w:t>
       </w:r>
       <w:r>
         <w:t xml:space="preserve"> </w:t>
@@ -27247,7 +27247,7 @@
         <w:t xml:space="preserve"> </w:t>
       </w:r>
       <w:r>
-        <w:t xml:space="preserve">40 000, Pareto reranker (scaffold-aware composite) as ranker, SA-gradient as a complementary run) is documented in Section 4.</w:t>
+        <w:t xml:space="preserve">40 000, Pareto reranker (scaffold-aware composite) as ranker, SA-gradient as a complementary run) is documented in Section 4.13.</w:t>
       </w:r>
     </w:p>
     <w:p xmlns:a="http://schemas.openxmlformats.org/drawingml/2006/main" xmlns:pic="http://schemas.openxmlformats.org/drawingml/2006/picture">
@@ -27334,7 +27334,7 @@
         <w:t xml:space="preserve"> </w:t>
       </w:r>
       <w:r>
-        <w:t xml:space="preserve">Applying Section 4 pool-fusion recipe to (i) the unguided pool=40 000 run, (ii) the unguided pool=80 000 run, (iii) a guided pool=40 000 run at</w:t>
+        <w:t xml:space="preserve">Applying Section 4.14 pool-fusion recipe to (i) the unguided pool=40 000 run, (ii) the unguided pool=80 000 run, (iii) a guided pool=40 000 run at</w:t>
       </w:r>
       <w:r>
         <w:t xml:space="preserve"> </w:t>
@@ -27592,7 +27592,7 @@
         <w:t xml:space="preserve"> </w:t>
       </w:r>
       <w:r>
-        <w:t xml:space="preserve">on the four guidance conditions of the Supplementary Information at pool=10 000 each (10k SMILES per condition):</w:t>
+        <w:t xml:space="preserve">on the four guidance conditions of Supplementary Section F.3 at pool=10 000 each (10k SMILES per condition):</w:t>
       </w:r>
     </w:p>
     <w:p>
@@ -27611,7 +27611,7 @@
         <w:t xml:space="preserve"> </w:t>
       </w:r>
       <w:r>
-        <w:t xml:space="preserve">MOSES-style distribution-learning metrics on each of the four guidance conditions of the Supplementary Information (pool = 10 000 SMILES per condition). Conditions C0–C3 are: C0 unguided (classifier-free guidance only); C1 viab+sens (</w:t>
+        <w:t xml:space="preserve">MOSES-style distribution-learning metrics on each of the four guidance conditions of Supplementary Section F.3 (pool = 10 000 SMILES per condition). Conditions C0–C3 are: C0 unguided (classifier-free guidance only); C1 viab+sens (</w:t>
       </w:r>
       <m:oMath>
         <m:sSub>
@@ -30450,7 +30450,7 @@
         <w:t xml:space="preserve">PAINS pass rate is 77–86 %</w:t>
       </w:r>
       <w:r>
-        <w:t xml:space="preserve">; chem_redflags pass rate is 25–30 %. PAINS is a drug-like filter (and the high pass rate confirms the corpus is far from drug-discovery PAINS hot-spots). The chem_redflags rate of 25–30 % is intentional: our SMARTS catalog is strict on energetic-chemistry hazards, and the diffusion sampler explores broadly enough that the catalog rejects most candidates; this is the design intent of the gating layer (Section 4), and it scales as expected with guidance strength (rejection rate rises modestly under guidance because guidance pushes into denser energetic-chemistry regions where the SMARTS catalog has more triggers).</w:t>
+        <w:t xml:space="preserve">; chem_redflags pass rate is 25–30 %. PAINS is a drug-like filter (and the high pass rate confirms the corpus is far from drug-discovery PAINS hot-spots). The chem_redflags rate of 25–30 % is intentional: our SMARTS catalog is strict on energetic-chemistry hazards, and the diffusion sampler explores broadly enough that the catalog rejects most candidates; this is the design intent of the gating layer (Section 4.13), and it scales as expected with guidance strength (rejection rate rises modestly under guidance because guidance pushes into denser energetic-chemistry regions where the SMARTS catalog has more triggers).</w:t>
       </w:r>
     </w:p>
     <w:p>
@@ -31173,7 +31173,7 @@
         <w:ind w:left="2608"/>
       </w:pPr>
       <w:r>
-        <w:t xml:space="preserve">The result is methodologically informative and self-consistent with the Supplementary Information Pareto-reranker composite ranking: the SMILES-LSTM no-diffusion baseline produces chemistry that is distributionally</w:t>
+        <w:t xml:space="preserve">The result is methodologically informative and self-consistent with the Supplementary Section F.4 Pareto-reranker composite ranking: the SMILES-LSTM no-diffusion baseline produces chemistry that is distributionally</w:t>
       </w:r>
       <w:r>
         <w:t xml:space="preserve"> </w:t>
@@ -31189,7 +31189,7 @@
         <w:t xml:space="preserve"> </w:t>
       </w:r>
       <w:r>
-        <w:t xml:space="preserve">from the labelled master (FCD = 0.52, the floor for a generic energetic-flavoured SMILES generator trained on the same corpus), but its top-1 Pareto-reranker composite is 0.083 (the Supplementary Information); a generative model that mimics the training distribution well by FCD does</w:t>
+        <w:t xml:space="preserve">from the labelled master (FCD = 0.52, the floor for a generic energetic-flavoured SMILES generator trained on the same corpus), but its top-1 Pareto-reranker composite is 0.083 (Supplementary Section F.4); a generative model that mimics the training distribution well by FCD does</w:t>
       </w:r>
       <w:r>
         <w:t xml:space="preserve"> </w:t>
@@ -31205,7 +31205,7 @@
         <w:t xml:space="preserve"> </w:t>
       </w:r>
       <w:r>
-        <w:t xml:space="preserve">automatically produce property-targeted candidates. DGLD's per-condition FCD increases monotonically as the guidance signal pushes the sampler off the labelled master distribution toward higher target properties (C3 viab+sens+SA at FCD = 26.47 is the most extrapolatory and also has the highest top-1 composite of 0.698, the Supplementary Information).</w:t>
+        <w:t xml:space="preserve">automatically produce property-targeted candidates. DGLD's per-condition FCD increases monotonically as the guidance signal pushes the sampler off the labelled master distribution toward higher target properties (C3 viab+sens+SA at FCD = 26.47 is the most extrapolatory and also has the highest top-1 composite of 0.698, Supplementary Section F.4).</w:t>
       </w:r>
       <w:r>
         <w:t xml:space="preserve"> </w:t>
@@ -31221,7 +31221,7 @@
         <w:t xml:space="preserve"> </w:t>
       </w:r>
       <w:r>
-        <w:t xml:space="preserve">guidance trades distributional fidelity for property-target extrapolation, exactly as the methodology of classifier-free + multi-head guidance is designed to do. Within the energetic-chemistry domain, the corpus-internal SNN to labelled master (0.29–0.33) provides a complementary in-domain quality signal; the FCD numbers above should be read as the chemistry-class-transfer measurement that ChemNet was designed for, contextualised against the Supplementary Information composite.</w:t>
+        <w:t xml:space="preserve">guidance trades distributional fidelity for property-target extrapolation, exactly as the methodology of classifier-free + multi-head guidance is designed to do. Within the energetic-chemistry domain, the corpus-internal SNN to labelled master (0.29–0.33) provides a complementary in-domain quality signal; the FCD numbers above should be read as the chemistry-class-transfer measurement that ChemNet was designed for, contextualised against the Supplementary Section F.4 composite.</w:t>
       </w:r>
     </w:p>
     <w:p>
@@ -31239,7 +31239,7 @@
         <w:ind w:left="2608"/>
       </w:pPr>
       <w:r>
-        <w:t xml:space="preserve">Applying Section 4 hazard-head-as-rerank-weight to the merged top-100, scored against the chemist-curated SMARTS catalog, gives the following alignment:</w:t>
+        <w:t xml:space="preserve">Applying Section 4.10 hazard-head-as-rerank-weight to the merged top-100, scored against the chemist-curated SMARTS catalog, gives the following alignment:</w:t>
       </w:r>
     </w:p>
     <w:p>
@@ -31887,7 +31887,7 @@
         <w:t xml:space="preserve">6</w:t>
       </w:r>
       <w:r>
-        <w:t xml:space="preserve">) carries 3 nitro groups on a 1-carbon skeleton and should be rejected by Section 4 hard rule "≥3 nitro groups on a 1- or 2-carbon skeleton". The production reranker filter</w:t>
+        <w:t xml:space="preserve">) carries 3 nitro groups on a 1-carbon skeleton and should be rejected by Section 4.13 hard rule "≥3 nitro groups on a 1- or 2-carbon skeleton". The production reranker filter</w:t>
       </w:r>
       <w:r>
         <w:t xml:space="preserve"> </w:t>
@@ -35107,7 +35107,7 @@
         <w:ind w:left="2608"/>
       </w:pPr>
       <w:r>
-        <w:t xml:space="preserve">A viability-head ablation comparing 137-vs-918 hard-negative budgets shows that score-model discriminative power scales directly with structurally-diverse latent negatives; the 918-budget run is required for Section 4 self-distillation refinement to deliver its discriminative gain. The round-1 viability head (137 mined hard negatives encoded as viab=0) and the round-2 production checkpoint (918 mined hard negatives plus an aromatic-heterocycle viability boost</w:t>
+        <w:t xml:space="preserve">A viability-head ablation comparing 137-vs-918 hard-negative budgets shows that score-model discriminative power scales directly with structurally-diverse latent negatives; the 918-budget run is required for Section 4.11 self-distillation refinement to deliver its discriminative gain. The round-1 viability head (137 mined hard negatives encoded as viab=0) and the round-2 production checkpoint (918 mined hard negatives plus an aromatic-heterocycle viability boost</w:t>
       </w:r>
       <w:r>
         <w:t xml:space="preserve"> </w:t>
@@ -35146,11 +35146,11 @@
           <w:rPr>
             <w:rStyle w:val="Hyperlink"/>
           </w:rPr>
-          <w:t xml:space="preserve">the Supplementary Information</w:t>
+          <w:t xml:space="preserve">Supplementary Section D.9</w:t>
         </w:r>
       </w:hyperlink>
       <w:r>
-        <w:t xml:space="preserve">; the SC-gradient sweep and the heuristic-vs-literature sensitivity-head ablation the Supplementary Information are in</w:t>
+        <w:t xml:space="preserve">; the SC-gradient sweep and the heuristic-vs-literature sensitivity-head ablation (Supplementary Section B.2) are in</w:t>
       </w:r>
       <w:r>
         <w:t xml:space="preserve"> </w:t>
@@ -35160,7 +35160,7 @@
           <w:rPr>
             <w:rStyle w:val="Hyperlink"/>
           </w:rPr>
-          <w:t xml:space="preserve">the Supplementary Information</w:t>
+          <w:t xml:space="preserve">Supplementary Section D.6</w:t>
         </w:r>
       </w:hyperlink>
       <w:r>
@@ -35183,7 +35183,7 @@
         <w:t xml:space="preserve"> </w:t>
       </w:r>
       <w:r>
-        <w:t xml:space="preserve">Hard-negative budget effect on the held-out 7-anchor / 5-cheat probe (numbers from the Supplementary Information. Anchor min and cheat max are the per-set extrema of the viability-head output; the worst-offender column tracks the gem-tetranitro model-cheat across budgets.</w:t>
+        <w:t xml:space="preserve">Hard-negative budget effect on the held-out 7-anchor / 5-cheat probe (numbers from Supplementary Section D.9). Anchor min and cheat max are the per-set extrema of the viability-head output; the worst-offender column tracks the gem-tetranitro model-cheat across budgets.</w:t>
       </w:r>
     </w:p>
     <w:tbl>
@@ -35474,7 +35474,7 @@
         <w:ind w:left="2608"/>
       </w:pPr>
       <w:r>
-        <w:t xml:space="preserve">An initial 3k-sample Gaussian baseline (LIMO decoder + SMARTS gate + SA/SC caps + Tanimoto window [0.15, 0.65] + Uni-Mol ranking) yields a top-1 composite of 1.10 (</w:t>
+        <w:t xml:space="preserve">A 3k-sample Gaussian baseline (LIMO decoder + SMARTS gate + SA/SC caps + Tanimoto window [0.15, 0.65] + Uni-Mol ranking) yields a top-1 composite of 1.10 (</w:t>
       </w:r>
       <m:oMath>
         <m:r>
@@ -35609,7 +35609,7 @@
         <w:t xml:space="preserve"> </w:t>
       </w:r>
       <w:r>
-        <w:t xml:space="preserve">decoded through frozen LIMO, then min-10-HA fragment gate + CHNO SMARTS gate + SA ≤ 6.5 + Tanimoto novelty window [0.15, 0.65]) was run to close the pool-size mismatch noted in the original caveat. The results reveal a qualitative difference beyond the D-lift: the Gaussian prior achieves a keep rate of 48 % (19 258 / 40 000), far higher than DGLD's 4.6 %, because the Gaussian prior generates mostly chemically plausible</w:t>
+        <w:t xml:space="preserve">decoded through frozen LIMO, then min-10-HA fragment gate + CHNO SMARTS gate + SA ≤ 6.5 + Tanimoto novelty window [0.15, 0.65]) at matched compute shows a qualitative difference beyond the D-lift: the Gaussian prior achieves a keep rate of 48 % (19 258 / 40 000), far higher than DGLD's 4.6 %, because the Gaussian prior generates mostly chemically plausible</w:t>
       </w:r>
       <w:r>
         <w:t xml:space="preserve"> </w:t>
@@ -38273,7 +38273,7 @@
         <w:t xml:space="preserve"> </w:t>
       </w:r>
       <w:r>
-        <w:t xml:space="preserve">A fifth score-model head trained on RDKit's synthetic-accessibility score (Ertl 2009) was added to test whether sample-time gradient guidance toward "more synthesisable" chemistry would surface easier candidates without sacrificing detonation performance. The head is trained on the same shared FiLM-MLP trunk of Section 4 with a SmoothL1 loss against the SAScorer label and a static head weight</w:t>
+        <w:t xml:space="preserve">A fifth score-model head trained on RDKit's synthetic-accessibility score (Ertl 2009) was added to test whether sample-time gradient guidance toward "more synthesisable" chemistry would surface easier candidates without sacrificing detonation performance. The head is trained on the same shared FiLM-MLP trunk of Section 4.10 with a SmoothL1 loss against the SAScorer label and a static head weight</w:t>
       </w:r>
       <w:r>
         <w:t xml:space="preserve"> </w:t>
@@ -38309,7 +38309,7 @@
         <w:t xml:space="preserve"> </w:t>
       </w:r>
       <w:r>
-        <w:t xml:space="preserve">chosen so its loss term sits at O(1) at convergence. The known limitation: the SAScorer label distribution is calibrated on drug-discovery reaction corpora (Reaxys + pharma chemistry) and penalises uncommon ring fusions and rare fragments well-precedented in energetic chemistry (CL-20-class polyaza-cages, hexanitrobenzene). The SA-axis matrix below empirically tests whether this drug-domain prior helps or hurts in our setting. (See the Supplementary Information for the full SA / SC drug-domain transfer-head story.)</w:t>
+        <w:t xml:space="preserve">chosen so its loss term sits at O(1) at convergence. The known limitation: the SAScorer label distribution is calibrated on drug-discovery reaction corpora (Reaxys + pharma chemistry) and penalises uncommon ring fusions and rare fragments well-precedented in energetic chemistry (CL-20-class polyaza-cages, hexanitrobenzene). The SA-axis matrix below empirically tests whether this drug-domain prior helps or hurts in our setting. (See Supplementary Section B.4 for the full SA / SC drug-domain transfer-head story.)</w:t>
       </w:r>
     </w:p>
     <w:p>
@@ -38318,7 +38318,7 @@
         <w:ind w:left="2608"/>
       </w:pPr>
       <w:r>
-        <w:t xml:space="preserve">To put the Supplementary Information single-seed numbers in the context of seed variance, the same sampler was run at pool=10 000 per (condition, seed) for three seeds per condition across two overlapping four-cell matrices: a hazard-axis matrix (Hz-C0/Hz-C1/Hz-C2/Hz-C3 with hazard guidance enabled) and an SA-axis matrix (SA-C1/SA-C2/SA-C3 with synthetic-accessibility-gradient guidance), sharing the unguided cell as Hz-C0 = SA-C0. Together the two matrices yield seven distinct guidance settings.</w:t>
+        <w:t xml:space="preserve">To put the Supplementary Section F.3 single-seed numbers in the context of seed variance, the same sampler was run at pool=10 000 per (condition, seed) for three seeds per condition across two overlapping four-cell matrices: a hazard-axis matrix (Hz-C0/Hz-C1/Hz-C2/Hz-C3 with hazard guidance enabled) and an SA-axis matrix (SA-C1/SA-C2/SA-C3 with synthetic-accessibility-gradient guidance), sharing the unguided cell as Hz-C0 = SA-C0. Together the two matrices yield seven distinct guidance settings.</w:t>
       </w:r>
     </w:p>
     <w:p>
@@ -40861,7 +40861,7 @@
         <w:t xml:space="preserve"> </w:t>
       </w:r>
       <w:r>
-        <w:t xml:space="preserve">0.503) is comparable to or larger than the across-condition mean differences, so the Supplementary Information single-seed numbers must be read with this variance in mind. Hz-C2 viab+sens+hazard is the most-novel condition (max-Tani 0.27, 0/3 seeds memorised) and is adopted as the production default. The SA-axis SA-C3 (viab+sens+SA at</w:t>
+        <w:t xml:space="preserve">0.503) is comparable to or larger than the across-condition mean differences, so the Supplementary Section F.3 single-seed numbers must be read with this variance in mind. Hz-C2 viab+sens+hazard is the most-novel condition (max-Tani 0.27, 0/3 seeds memorised) and is adopted as the production default. The SA-axis SA-C3 (viab+sens+SA at</w:t>
       </w:r>
       <w:r>
         <w:t xml:space="preserve"> </w:t>
@@ -40942,7 +40942,7 @@
         <w:t xml:space="preserve"> </w:t>
       </w:r>
       <w:r>
-        <w:t xml:space="preserve">(Section 4). The 6-seed unguided pool gives the tightest mean (0.451</w:t>
+        <w:t xml:space="preserve">(Section 4.12). The 6-seed unguided pool gives the tightest mean (0.451</w:t>
       </w:r>
       <w:r>
         <w:t xml:space="preserve"> </w:t>
@@ -41033,11 +41033,11 @@
           <w:rPr>
             <w:rStyle w:val="Hyperlink"/>
           </w:rPr>
-          <w:t xml:space="preserve">the Supplementary Information</w:t>
+          <w:t xml:space="preserve">Supplementary Section D.6</w:t>
         </w:r>
       </w:hyperlink>
       <w:r>
-        <w:t xml:space="preserve">. As a complementary ablation on the same axis, Section 4 hazard head applied as a soft re-rank weight on the merged top-100 recovers all 23 chemist-SMARTS rejects and exposes 66 additional candidates on which the SMARTS catalog is silent (5-fold held-out AUROC</w:t>
+        <w:t xml:space="preserve">. As a complementary ablation on the same axis, Section 4.10 hazard head applied as a soft re-rank weight on the merged top-100 recovers all 23 chemist-SMARTS rejects and exposes 66 additional candidates on which the SMARTS catalog is silent (5-fold held-out AUROC</w:t>
       </w:r>
       <w:r>
         <w:t xml:space="preserve"> </w:t>
@@ -41071,7 +41071,7 @@
         <w:t xml:space="preserve"> </w:t>
       </w:r>
       <w:r>
-        <w:t xml:space="preserve">0.05; threshold sweep and false-positive analysis in the Supplementary Information.</w:t>
+        <w:t xml:space="preserve">0.05; threshold sweep and false-positive analysis in Supplementary Section D.12).</w:t>
       </w:r>
     </w:p>
     <w:p>
@@ -41089,7 +41089,7 @@
         <w:ind w:left="2608"/>
       </w:pPr>
       <w:r>
-        <w:t xml:space="preserve">The the Supplementary Information/the Supplementary Information ablations each use pool = 10 000 per condition; the Supplementary Information at pool = 40k uses a single lane per denoiser. To verify that pool-fusion continues to pay off beyond 40k, a 100k-pool M7 experiment ran five sampling lanes with seeds 3–4; the top-200 candidates were re-ranked by Section 4 composite.</w:t>
+        <w:t xml:space="preserve">The Supplementary Section F.3/Supplementary Section F.4 ablations each use pool = 10 000 per condition; Supplementary Section F.3 at pool = 40k uses a single lane per denoiser. To verify that pool-fusion continues to pay off beyond 40k, a 100k-pool M7 experiment ran five sampling lanes with seeds 3–4; the top-200 candidates were re-ranked by Section 4.13 composite.</w:t>
       </w:r>
     </w:p>
     <w:p>
@@ -41108,7 +41108,7 @@
         <w:t xml:space="preserve"> </w:t>
       </w:r>
       <w:r>
-        <w:t xml:space="preserve">M7 five-lane 100k pool-fusion results vs the Supplementary Information single-lane 40k baseline. Pipeline keep-rate is n_validated / n_raw (Uni-Mol + composite filter). Diversity and scaffold count over the returned top-200.</w:t>
+        <w:t xml:space="preserve">M7 five-lane 100k pool-fusion results vs the Supplementary Section F.3 single-lane 40k baseline. Pipeline keep-rate is n_validated / n_raw (Uni-Mol + composite filter). Diversity and scaffold count over the returned top-200.</w:t>
       </w:r>
     </w:p>
     <w:tbl>
@@ -41125,15 +41125,15 @@
         <w:tblLook w:val="0420" w:firstRow="1" w:lastRow="0" w:firstColumn="0" w:lastColumn="0" w:noHBand="0" w:noVBand="1"/>
       </w:tblPr>
       <w:tblGrid>
-        <w:gridCol w:w="1836"/>
-        <w:gridCol w:w="719"/>
-        <w:gridCol w:w="749"/>
-        <w:gridCol w:w="670"/>
-        <w:gridCol w:w="708"/>
-        <w:gridCol w:w="683"/>
-        <w:gridCol w:w="777"/>
-        <w:gridCol w:w="985"/>
-        <w:gridCol w:w="731"/>
+        <w:gridCol w:w="1843"/>
+        <w:gridCol w:w="718"/>
+        <w:gridCol w:w="748"/>
+        <w:gridCol w:w="669"/>
+        <w:gridCol w:w="706"/>
+        <w:gridCol w:w="681"/>
+        <w:gridCol w:w="776"/>
+        <w:gridCol w:w="984"/>
+        <w:gridCol w:w="733"/>
       </w:tblGrid>
       <w:tr>
         <w:trPr>
@@ -41513,7 +41513,7 @@
                 <w:sz w:val="18"/>
                 <w:szCs w:val="18"/>
               </w:rPr>
-              <w:t xml:space="preserve">Single-lane 40k (the Supplementary Information)</w:t>
+              <w:t xml:space="preserve">Single-lane 40k (Supplementary Section F.3)</w:t>
             </w:r>
           </w:p>
         </w:tc>
@@ -41627,45 +41627,45 @@
                 <w:sz w:val="18"/>
                 <w:szCs w:val="18"/>
               </w:rPr>
-              <w:t xml:space="preserve">—</w:t>
-            </w:r>
-          </w:p>
-        </w:tc>
-        <w:tc>
-          <w:tcPr>
-            <w:vAlign w:val="center"/>
-          </w:tcPr>
-          <w:p>
-            <w:pPr>
-              <w:pStyle w:val="Compact"/>
-              <w:suppressAutoHyphens/>
-              <w:jc w:val="center"/>
-            </w:pPr>
-            <w:r>
-              <w:rPr>
-                <w:sz w:val="18"/>
-                <w:szCs w:val="18"/>
-              </w:rPr>
-              <w:t xml:space="preserve">—</w:t>
-            </w:r>
-          </w:p>
-        </w:tc>
-        <w:tc>
-          <w:tcPr>
-            <w:vAlign w:val="center"/>
-          </w:tcPr>
-          <w:p>
-            <w:pPr>
-              <w:pStyle w:val="Compact"/>
-              <w:suppressAutoHyphens/>
-              <w:jc w:val="center"/>
-            </w:pPr>
-            <w:r>
-              <w:rPr>
-                <w:sz w:val="18"/>
-                <w:szCs w:val="18"/>
-              </w:rPr>
-              <w:t xml:space="preserve">—</w:t>
+              <w:t xml:space="preserve">n/a</w:t>
+            </w:r>
+          </w:p>
+        </w:tc>
+        <w:tc>
+          <w:tcPr>
+            <w:vAlign w:val="center"/>
+          </w:tcPr>
+          <w:p>
+            <w:pPr>
+              <w:pStyle w:val="Compact"/>
+              <w:suppressAutoHyphens/>
+              <w:jc w:val="center"/>
+            </w:pPr>
+            <w:r>
+              <w:rPr>
+                <w:sz w:val="18"/>
+                <w:szCs w:val="18"/>
+              </w:rPr>
+              <w:t xml:space="preserve">n/a</w:t>
+            </w:r>
+          </w:p>
+        </w:tc>
+        <w:tc>
+          <w:tcPr>
+            <w:vAlign w:val="center"/>
+          </w:tcPr>
+          <w:p>
+            <w:pPr>
+              <w:pStyle w:val="Compact"/>
+              <w:suppressAutoHyphens/>
+              <w:jc w:val="center"/>
+            </w:pPr>
+            <w:r>
+              <w:rPr>
+                <w:sz w:val="18"/>
+                <w:szCs w:val="18"/>
+              </w:rPr>
+              <w:t xml:space="preserve">n/a</w:t>
             </w:r>
           </w:p>
         </w:tc>
@@ -41956,7 +41956,7 @@
         <w:ind w:left="2608"/>
       </w:pPr>
       <w:r>
-        <w:t xml:space="preserve">The tier-gated training recipe (Section 4, Section 4) masks the performance head from Tier-C/D rows during training, preventing low-confidence empirical-formula and 3D-CNN surrogate labels from driving the performance gradient. To quantify this design choice, the score model was retrained with</w:t>
+        <w:t xml:space="preserve">The tier-gated training recipe (Section 4.7, Section 4.9) masks the performance head from Tier-C/D rows during training, preventing low-confidence empirical-formula and 3D-CNN surrogate labels from driving the performance gradient. To quantify this design choice, the score model was retrained with</w:t>
       </w:r>
       <w:r>
         <w:t xml:space="preserve"> </w:t>
@@ -42004,13 +42004,13 @@
         <w:tblLook w:val="0420" w:firstRow="1" w:lastRow="0" w:firstColumn="0" w:lastColumn="0" w:noHBand="0" w:noVBand="1"/>
       </w:tblPr>
       <w:tblGrid>
-        <w:gridCol w:w="1511"/>
-        <w:gridCol w:w="725"/>
-        <w:gridCol w:w="1091"/>
-        <w:gridCol w:w="698"/>
-        <w:gridCol w:w="689"/>
-        <w:gridCol w:w="2373"/>
-        <w:gridCol w:w="771"/>
+        <w:gridCol w:w="1551"/>
+        <w:gridCol w:w="726"/>
+        <w:gridCol w:w="1094"/>
+        <w:gridCol w:w="700"/>
+        <w:gridCol w:w="691"/>
+        <w:gridCol w:w="2322"/>
+        <w:gridCol w:w="774"/>
       </w:tblGrid>
       <w:tr>
         <w:trPr>
@@ -42224,7 +42224,7 @@
                 <w:sz w:val="18"/>
                 <w:szCs w:val="18"/>
               </w:rPr>
-              <w:t xml:space="preserve">Production (tier-gate on, Section 4)</w:t>
+              <w:t xml:space="preserve">Production (tier-gate on, Section 4.7)</w:t>
             </w:r>
           </w:p>
         </w:tc>
@@ -42262,64 +42262,64 @@
                 <w:sz w:val="18"/>
                 <w:szCs w:val="18"/>
               </w:rPr>
-              <w:t xml:space="preserve">—</w:t>
-            </w:r>
-          </w:p>
-        </w:tc>
-        <w:tc>
-          <w:tcPr>
-            <w:vAlign w:val="center"/>
-          </w:tcPr>
-          <w:p>
-            <w:pPr>
-              <w:pStyle w:val="Compact"/>
-              <w:suppressAutoHyphens/>
-              <w:jc w:val="center"/>
-            </w:pPr>
-            <w:r>
-              <w:rPr>
-                <w:sz w:val="18"/>
-                <w:szCs w:val="18"/>
-              </w:rPr>
-              <w:t xml:space="preserve">—</w:t>
-            </w:r>
-          </w:p>
-        </w:tc>
-        <w:tc>
-          <w:tcPr>
-            <w:vAlign w:val="center"/>
-          </w:tcPr>
-          <w:p>
-            <w:pPr>
-              <w:pStyle w:val="Compact"/>
-              <w:suppressAutoHyphens/>
-              <w:jc w:val="center"/>
-            </w:pPr>
-            <w:r>
-              <w:rPr>
-                <w:sz w:val="18"/>
-                <w:szCs w:val="18"/>
-              </w:rPr>
-              <w:t xml:space="preserve">—</w:t>
-            </w:r>
-          </w:p>
-        </w:tc>
-        <w:tc>
-          <w:tcPr>
-            <w:vAlign w:val="center"/>
-          </w:tcPr>
-          <w:p>
-            <w:pPr>
-              <w:pStyle w:val="Compact"/>
-              <w:suppressAutoHyphens/>
-              <w:jc w:val="center"/>
-            </w:pPr>
-            <w:r>
-              <w:rPr>
-                <w:sz w:val="18"/>
-                <w:szCs w:val="18"/>
-              </w:rPr>
-              <w:t xml:space="preserve">see the Supplementary Information (Uni-Mol-ranked)</w:t>
+              <w:t xml:space="preserve">n/a</w:t>
+            </w:r>
+          </w:p>
+        </w:tc>
+        <w:tc>
+          <w:tcPr>
+            <w:vAlign w:val="center"/>
+          </w:tcPr>
+          <w:p>
+            <w:pPr>
+              <w:pStyle w:val="Compact"/>
+              <w:suppressAutoHyphens/>
+              <w:jc w:val="center"/>
+            </w:pPr>
+            <w:r>
+              <w:rPr>
+                <w:sz w:val="18"/>
+                <w:szCs w:val="18"/>
+              </w:rPr>
+              <w:t xml:space="preserve">n/a</w:t>
+            </w:r>
+          </w:p>
+        </w:tc>
+        <w:tc>
+          <w:tcPr>
+            <w:vAlign w:val="center"/>
+          </w:tcPr>
+          <w:p>
+            <w:pPr>
+              <w:pStyle w:val="Compact"/>
+              <w:suppressAutoHyphens/>
+              <w:jc w:val="center"/>
+            </w:pPr>
+            <w:r>
+              <w:rPr>
+                <w:sz w:val="18"/>
+                <w:szCs w:val="18"/>
+              </w:rPr>
+              <w:t xml:space="preserve">n/a</w:t>
+            </w:r>
+          </w:p>
+        </w:tc>
+        <w:tc>
+          <w:tcPr>
+            <w:vAlign w:val="center"/>
+          </w:tcPr>
+          <w:p>
+            <w:pPr>
+              <w:pStyle w:val="Compact"/>
+              <w:suppressAutoHyphens/>
+              <w:jc w:val="center"/>
+            </w:pPr>
+            <w:r>
+              <w:rPr>
+                <w:sz w:val="18"/>
+                <w:szCs w:val="18"/>
+              </w:rPr>
+              <w:t xml:space="preserve">see Supplementary Section F.3 (Uni-Mol-ranked)</w:t>
             </w:r>
           </w:p>
         </w:tc>
@@ -42590,7 +42590,7 @@
         <w:t xml:space="preserve">LLNL Explosives Handbook: Properties of Chemical Explosives and Explosive Simulants</w:t>
       </w:r>
       <w:r>
-        <w:t xml:space="preserve">, UCRL-52997, Rev. 2 (Lawrence Livermore National Laboratory, 1985). Per-row provenance documented in the Supplementary Information.</w:t>
+        <w:t xml:space="preserve">, UCRL-52997, Rev. 2 (Lawrence Livermore National Laboratory, 1985). Per-row provenance documented in Supplementary Section A.1.</w:t>
       </w:r>
       <w:bookmarkEnd w:id="47"/>
     </w:p>
@@ -44423,7 +44423,7 @@
         </w:r>
       </w:hyperlink>
       <w:r>
-        <w:t xml:space="preserve">. SMARTS = SMILES Arbitrary Target Specification: a pattern language extending SMILES that matches molecular substructures, used by RDKit and other cheminformatics toolkits to evaluate hard-reject catalogs (this work, Section 4).</w:t>
+        <w:t xml:space="preserve">. SMARTS = SMILES Arbitrary Target Specification: a pattern language extending SMILES that matches molecular substructures, used by RDKit and other cheminformatics toolkits to evaluate hard-reject catalogs (this work, Section 4.10).</w:t>
       </w:r>
       <w:bookmarkEnd w:id="117"/>
     </w:p>

--- a/paper/molecules/molecules_paper_SI.docx
+++ b/paper/molecules/molecules_paper_SI.docx
@@ -19528,7 +19528,7 @@
           <w:b/>
           <w:bCs/>
         </w:rPr>
-        <w:t xml:space="preserve">C.5 caveat block: 1,2,3,5-oxatriazole stability literature (E1).</w:t>
+        <w:t xml:space="preserve">C.5.1 E1 stability caveat: 1,2,3,5-oxatriazole stability literature.</w:t>
       </w:r>
       <w:r>
         <w:t xml:space="preserve"> </w:t>
@@ -23364,34 +23364,14 @@
         <w:t xml:space="preserve"> </w:t>
       </w:r>
       <w:r>
-        <w:t xml:space="preserve">for the six main-set anchors), and the 7-anchor LOO-RMS rises from</w:t>
+        <w:t xml:space="preserve">for the six main-set anchors), and exceeds the 6-anchor LOO-RMS of</w:t>
       </w:r>
       <w:r>
         <w:t xml:space="preserve"> </w:t>
       </w:r>
       <m:oMath>
         <m:r>
-          <m:rPr>
-            <m:sty m:val="p"/>
-          </m:rPr>
-          <m:t>∼</m:t>
-        </m:r>
-        <m:r>
-          <m:t>0.032</m:t>
-        </m:r>
-      </m:oMath>
-      <w:r>
-        <w:t xml:space="preserve"> </w:t>
-      </w:r>
-      <w:r>
-        <w:t xml:space="preserve">to</w:t>
-      </w:r>
-      <w:r>
-        <w:t xml:space="preserve"> </w:t>
-      </w:r>
-      <m:oMath>
-        <m:r>
-          <m:t>0.055</m:t>
+          <m:t>0.078</m:t>
         </m:r>
       </m:oMath>
       <w:r>
@@ -23403,6 +23383,20 @@
         </w:rPr>
         <w:t xml:space="preserve">−3</w:t>
       </w:r>
+      <w:r>
+        <w:t xml:space="preserve"> </w:t>
+      </w:r>
+      <w:r>
+        <w:t xml:space="preserve">on</w:t>
+      </w:r>
+      <w:r>
+        <w:t xml:space="preserve"> </w:t>
+      </w:r>
+      <m:oMath>
+        <m:r>
+          <m:t>ρ</m:t>
+        </m:r>
+      </m:oMath>
       <w:r>
         <w:t xml:space="preserve">. This suggests the Bondi van-der-Waals packing model or the B3LYP geometry is less reliable for the furazan ring system (1,2,5-oxadiazole, 2C + 1N + 1O) than for nitramine and nitroaromatic scaffolds; the furazan class is also chemically distinct from the oxatriazole class (1,2,3,5-oxatriazole, 1C + 3N + 1O), so DNTF is not a true neighbour of E1 either. The 6-anchor calibration therefore bounds E1's applicability, and an oxatriazole-class anchor with experimental crystal density and detonation data remains scoped as future work before E1 can be promoted to fully co-headline status at the same confidence level as L1.</w:t>
       </w:r>
@@ -27778,7 +27772,7 @@
         <w:t xml:space="preserve"> </w:t>
       </w:r>
       <w:r>
-        <w:t xml:space="preserve">mean pairwise Tanimoto); count of unique Bemis–Murcko scaffolds in the 10k pool; pass rate against the PAINS drug-like alert catalog; pass rate against the chemist-curated energetic-chemistry SMARTS catalog (chem_redflags); SNN, average maximum Tanimoto similarity to the labelled master.</w:t>
+        <w:t xml:space="preserve">mean pairwise Tanimoto); count of unique Bemis–Murcko scaffolds in the 10k pool; pass rate against the PAINS (pan-assay interference compounds) drug-like alert catalog; pass rate against the chemist-curated energetic-chemistry SMARTS catalog (chem_redflags); SNN, average maximum Tanimoto similarity to the labelled master.</w:t>
       </w:r>
     </w:p>
     <w:tbl>

--- a/paper/molecules/molecules_paper_SI.docx
+++ b/paper/molecules/molecules_paper_SI.docx
@@ -9533,7 +9533,7 @@
         <w:t xml:space="preserve"> </w:t>
       </w:r>
       <w:r>
-        <w:t xml:space="preserve">predictions are in Table C.1c.</w:t>
+        <w:t xml:space="preserve">predictions are in Table C.1b.</w:t>
       </w:r>
     </w:p>
     <w:tbl>
@@ -12146,7 +12146,7 @@
           <w:b/>
           <w:bCs/>
         </w:rPr>
-        <w:t xml:space="preserve">Table C.1c.</w:t>
+        <w:t xml:space="preserve">Table C.1b.</w:t>
       </w:r>
       <w:r>
         <w:t xml:space="preserve"> </w:t>
@@ -14777,7 +14777,7 @@
           <w:b/>
           <w:bCs/>
         </w:rPr>
-        <w:t xml:space="preserve">Table C.1b.</w:t>
+        <w:t xml:space="preserve">Table C.1c.</w:t>
       </w:r>
       <w:r>
         <w:t xml:space="preserve"> </w:t>
@@ -15514,7 +15514,7 @@
         <w:t xml:space="preserve"> </w:t>
       </w:r>
       <w:r>
-        <w:t xml:space="preserve">DFT-derived properties for the three reference-class scaffolds. Calibration as Table C.1c. h</w:t>
+        <w:t xml:space="preserve">DFT-derived properties for the three reference-class scaffolds. Calibration as Table C.1b. h</w:t>
       </w:r>
       <w:r>
         <w:rPr>
@@ -16447,7 +16447,7 @@
         </m:r>
       </m:oMath>
       <w:r>
-        <w:t xml:space="preserve">B97X-D3BJ DFT outputs are tabulated in Table C.1c. The 6-anchor regression gives</w:t>
+        <w:t xml:space="preserve">B97X-D3BJ DFT outputs are tabulated in Table C.1b. The 6-anchor regression gives</w:t>
       </w:r>
       <w:r>
         <w:t xml:space="preserve"> </w:t>
@@ -26285,7 +26285,7 @@
           <w:b/>
           <w:bCs/>
         </w:rPr>
-        <w:t xml:space="preserve">Table D.7.</w:t>
+        <w:t xml:space="preserve">Table D.3a.</w:t>
       </w:r>
       <w:r>
         <w:t xml:space="preserve"> </w:t>

--- a/paper/molecules/molecules_paper_SI.docx
+++ b/paper/molecules/molecules_paper_SI.docx
@@ -239,7 +239,7 @@
     </w:p>
     <w:p>
       <w:pPr>
-        <w:pStyle w:val="MDPI18keywords"/>
+        <w:pStyle w:val="MDPI41tablecaption"/>
         <w:ind w:left="2608"/>
       </w:pPr>
       <w:r>
@@ -247,7 +247,7 @@
           <w:b/>
           <w:bCs/>
         </w:rPr>
-        <w:t xml:space="preserve">Table A.1.</w:t>
+        <w:t xml:space="preserve">Table S1.</w:t>
       </w:r>
       <w:r>
         <w:t xml:space="preserve"> </w:t>
@@ -2275,7 +2275,7 @@
         <w:t xml:space="preserve">external label sources</w:t>
       </w:r>
       <w:r>
-        <w:t xml:space="preserve">, run only during training-label preparation, supply the targets for these heads: a Random-Forest viability classifier on Morgan FP+RDKit descriptors, and a Uni-Mol-based 3D smoke-model 2-fold ensemble that emits (ρ, D, P, T, E, V, HOF, BDE). Numeric layer counts, widths, parameter counts, and training optima for all four networks plus the Random Forest and smoke ensemble are tabulated below in Tables B.1a (LIMO VAE), B.1b (denoiser + score model), and B.1c (label sources + reranker).</w:t>
+        <w:t xml:space="preserve">, run only during training-label preparation, supply the targets for these heads: a Random-Forest viability classifier on Morgan FP+RDKit descriptors, and a Uni-Mol-based 3D smoke-model 2-fold ensemble that emits (ρ, D, P, T, E, V, HOF, BDE). Numeric layer counts, widths, parameter counts, and training optima for all four networks plus the Random Forest and smoke ensemble are tabulated below in Tables S2 (LIMO VAE), B.1b (denoiser + score model), and B.1c (label sources + reranker).</w:t>
       </w:r>
     </w:p>
     <w:p>
@@ -2396,7 +2396,7 @@
     </w:p>
     <w:p>
       <w:pPr>
-        <w:pStyle w:val="MDPI18keywords"/>
+        <w:pStyle w:val="MDPI41tablecaption"/>
         <w:ind w:left="2608"/>
       </w:pPr>
       <w:r>
@@ -2404,7 +2404,7 @@
           <w:b/>
           <w:bCs/>
         </w:rPr>
-        <w:t xml:space="preserve">Table B.1a.</w:t>
+        <w:t xml:space="preserve">Table S2.</w:t>
       </w:r>
       <w:r>
         <w:t xml:space="preserve"> </w:t>
@@ -3119,7 +3119,7 @@
     </w:p>
     <w:p>
       <w:pPr>
-        <w:pStyle w:val="MDPI18keywords"/>
+        <w:pStyle w:val="MDPI41tablecaption"/>
         <w:ind w:left="2608"/>
       </w:pPr>
       <w:r>
@@ -3127,7 +3127,7 @@
           <w:b/>
           <w:bCs/>
         </w:rPr>
-        <w:t xml:space="preserve">Table B.1b.</w:t>
+        <w:t xml:space="preserve">Table S3.</w:t>
       </w:r>
       <w:r>
         <w:t xml:space="preserve"> </w:t>
@@ -4665,7 +4665,7 @@
     </w:p>
     <w:p>
       <w:pPr>
-        <w:pStyle w:val="MDPI18keywords"/>
+        <w:pStyle w:val="MDPI41tablecaption"/>
         <w:ind w:left="2608"/>
       </w:pPr>
       <w:r>
@@ -4673,7 +4673,7 @@
           <w:b/>
           <w:bCs/>
         </w:rPr>
-        <w:t xml:space="preserve">Table B.1c.</w:t>
+        <w:t xml:space="preserve">Table S4.</w:t>
       </w:r>
       <w:r>
         <w:t xml:space="preserve"> </w:t>
@@ -6768,7 +6768,7 @@
         </m:r>
       </m:oMath>
       <w:r>
-        <w:t xml:space="preserve">8 M parameter score-model trunk; cf. Table B.1b) and the per-head supervised signal during training does not appear to harm the domain-native heads on the held-out anchor/cheat probe (the six-head production model and its five-head predecessor score the same on the 7-anchor and 5-cheat test sets within the per-round monitoring tolerance of Supplementary Section B.1). The cost of retaining is low; the cost of dropping (re-training the score model, re-running Supplementary Section F.4 to confirm no SA-axis dependency) is non-trivial. The heads are therefore retained.</w:t>
+        <w:t xml:space="preserve">8 M parameter score-model trunk; cf. Table S3) and the per-head supervised signal during training does not appear to harm the domain-native heads on the held-out anchor/cheat probe (the six-head production model and its five-head predecessor score the same on the 7-anchor and 5-cheat test sets within the per-round monitoring tolerance of Supplementary Section B.1). The cost of retaining is low; the cost of dropping (re-training the score model, re-running Supplementary Section F.4 to confirm no SA-axis dependency) is non-trivial. The heads are therefore retained.</w:t>
       </w:r>
     </w:p>
     <w:p>
@@ -6832,7 +6832,7 @@
         <w:ind w:left="2608"/>
       </w:pPr>
       <w:r>
-        <w:t xml:space="preserve">B.5 Production recipe (Table B.5)</w:t>
+        <w:t xml:space="preserve">B.5 Production recipe (Table S5)</w:t>
       </w:r>
     </w:p>
     <w:p>
@@ -6846,7 +6846,7 @@
     </w:p>
     <w:p>
       <w:pPr>
-        <w:pStyle w:val="MDPI18keywords"/>
+        <w:pStyle w:val="MDPI41tablecaption"/>
         <w:ind w:left="2608"/>
       </w:pPr>
       <w:r>
@@ -6854,7 +6854,7 @@
           <w:b/>
           <w:bCs/>
         </w:rPr>
-        <w:t xml:space="preserve">Table B.5.</w:t>
+        <w:t xml:space="preserve">Table S5.</w:t>
       </w:r>
       <w:r>
         <w:t xml:space="preserve"> </w:t>
@@ -9464,7 +9464,7 @@
     </w:p>
     <w:p>
       <w:pPr>
-        <w:pStyle w:val="MDPI18keywords"/>
+        <w:pStyle w:val="MDPI41tablecaption"/>
         <w:ind w:left="2608"/>
       </w:pPr>
       <w:r>
@@ -9472,7 +9472,7 @@
           <w:b/>
           <w:bCs/>
         </w:rPr>
-        <w:t xml:space="preserve">Table C.1.</w:t>
+        <w:t xml:space="preserve">Table S6.</w:t>
       </w:r>
       <w:r>
         <w:t xml:space="preserve"> </w:t>
@@ -9533,7 +9533,7 @@
         <w:t xml:space="preserve"> </w:t>
       </w:r>
       <w:r>
-        <w:t xml:space="preserve">predictions are in Table C.1b.</w:t>
+        <w:t xml:space="preserve">predictions are in Table S7.</w:t>
       </w:r>
     </w:p>
     <w:tbl>
@@ -12138,7 +12138,7 @@
     </w:p>
     <w:p>
       <w:pPr>
-        <w:pStyle w:val="MDPI18keywords"/>
+        <w:pStyle w:val="MDPI41tablecaption"/>
         <w:ind w:left="2608"/>
       </w:pPr>
       <w:r>
@@ -12146,7 +12146,7 @@
           <w:b/>
           <w:bCs/>
         </w:rPr>
-        <w:t xml:space="preserve">Table C.1b.</w:t>
+        <w:t xml:space="preserve">Table S7.</w:t>
       </w:r>
       <w:r>
         <w:t xml:space="preserve"> </w:t>
@@ -14769,7 +14769,7 @@
     </w:p>
     <w:p>
       <w:pPr>
-        <w:pStyle w:val="MDPI18keywords"/>
+        <w:pStyle w:val="MDPI41tablecaption"/>
         <w:ind w:left="2608"/>
       </w:pPr>
       <w:r>
@@ -14777,13 +14777,13 @@
           <w:b/>
           <w:bCs/>
         </w:rPr>
-        <w:t xml:space="preserve">Table C.1c.</w:t>
-      </w:r>
-      <w:r>
-        <w:t xml:space="preserve"> </w:t>
-      </w:r>
-      <w:r>
-        <w:t xml:space="preserve">Reference-class (chem-rejected) scaffolds optimised with the same B3LYP/6-31G(d) + ωB97X-D3BJ/def2-TZVP protocol. R2 is an N-nitroimine, R3 a polyazene chain, R14 an azo-amino-nitrate. DFT-derived properties for these compounds are in Table C.1d.</w:t>
+        <w:t xml:space="preserve">Table S8.</w:t>
+      </w:r>
+      <w:r>
+        <w:t xml:space="preserve"> </w:t>
+      </w:r>
+      <w:r>
+        <w:t xml:space="preserve">Reference-class (chem-rejected) scaffolds optimised with the same B3LYP/6-31G(d) + ωB97X-D3BJ/def2-TZVP protocol. R2 is an N-nitroimine, R3 a polyazene chain, R14 an azo-amino-nitrate. DFT-derived properties for these compounds are in Table S9.</w:t>
       </w:r>
     </w:p>
     <w:tbl>
@@ -15500,7 +15500,7 @@
     </w:p>
     <w:p>
       <w:pPr>
-        <w:pStyle w:val="MDPI18keywords"/>
+        <w:pStyle w:val="MDPI41tablecaption"/>
         <w:ind w:left="2608"/>
       </w:pPr>
       <w:r>
@@ -15508,13 +15508,13 @@
           <w:b/>
           <w:bCs/>
         </w:rPr>
-        <w:t xml:space="preserve">Table C.1d.</w:t>
-      </w:r>
-      <w:r>
-        <w:t xml:space="preserve"> </w:t>
-      </w:r>
-      <w:r>
-        <w:t xml:space="preserve">DFT-derived properties for the three reference-class scaffolds. Calibration as Table C.1b. h</w:t>
+        <w:t xml:space="preserve">Table S9.</w:t>
+      </w:r>
+      <w:r>
+        <w:t xml:space="preserve"> </w:t>
+      </w:r>
+      <w:r>
+        <w:t xml:space="preserve">DFT-derived properties for the three reference-class scaffolds. Calibration as Table S7. h</w:t>
       </w:r>
       <w:r>
         <w:rPr>
@@ -16447,7 +16447,7 @@
         </m:r>
       </m:oMath>
       <w:r>
-        <w:t xml:space="preserve">B97X-D3BJ DFT outputs are tabulated in Table C.1b. The 6-anchor regression gives</w:t>
+        <w:t xml:space="preserve">B97X-D3BJ DFT outputs are tabulated in Table S7. The 6-anchor regression gives</w:t>
       </w:r>
       <w:r>
         <w:t xml:space="preserve"> </w:t>
@@ -16820,7 +16820,7 @@
     </w:p>
     <w:p>
       <w:pPr>
-        <w:pStyle w:val="MDPI18keywords"/>
+        <w:pStyle w:val="MDPI41tablecaption"/>
         <w:ind w:left="2608"/>
       </w:pPr>
       <w:r>
@@ -16828,7 +16828,7 @@
           <w:b/>
           <w:bCs/>
         </w:rPr>
-        <w:t xml:space="preserve">Table C.2.</w:t>
+        <w:t xml:space="preserve">Table S10.</w:t>
       </w:r>
       <w:r>
         <w:t xml:space="preserve"> </w:t>
@@ -19324,7 +19324,7 @@
           <w:b/>
           <w:bCs/>
         </w:rPr>
-        <w:t xml:space="preserve">Reading Table C.2.</w:t>
+        <w:t xml:space="preserve">Reading Table S10.</w:t>
       </w:r>
       <w:r>
         <w:t xml:space="preserve"> </w:t>
@@ -19808,7 +19808,7 @@
         <w:t xml:space="preserve"> </w:t>
       </w:r>
       <w:r>
-        <w:t xml:space="preserve">(Table C.2). We decompose this residual against the K-J sensitivity slopes at L4's base point and ask what input shift in</w:t>
+        <w:t xml:space="preserve">(Table S10). We decompose this residual against the K-J sensitivity slopes at L4's base point and ask what input shift in</w:t>
       </w:r>
       <w:r>
         <w:t xml:space="preserve"> </w:t>
@@ -19827,7 +19827,7 @@
     </w:p>
     <w:p>
       <w:pPr>
-        <w:pStyle w:val="MDPI18keywords"/>
+        <w:pStyle w:val="MDPI41tablecaption"/>
         <w:ind w:left="2608"/>
       </w:pPr>
       <w:r>
@@ -19835,7 +19835,7 @@
           <w:b/>
           <w:bCs/>
         </w:rPr>
-        <w:t xml:space="preserve">Table C.3.</w:t>
+        <w:t xml:space="preserve">Table S11.</w:t>
       </w:r>
       <w:r>
         <w:t xml:space="preserve"> </w:t>
@@ -20932,7 +20932,7 @@
     </w:p>
     <w:p>
       <w:pPr>
-        <w:pStyle w:val="MDPI18keywords"/>
+        <w:pStyle w:val="MDPI41tablecaption"/>
         <w:ind w:left="2608"/>
       </w:pPr>
       <w:r>
@@ -20940,7 +20940,7 @@
           <w:b/>
           <w:bCs/>
         </w:rPr>
-        <w:t xml:space="preserve">Table C.4.</w:t>
+        <w:t xml:space="preserve">Table S12.</w:t>
       </w:r>
       <w:r>
         <w:t xml:space="preserve"> </w:t>
@@ -22192,7 +22192,7 @@
         <w:t xml:space="preserve"> </w:t>
       </w:r>
       <w:r>
-        <w:t xml:space="preserve">without subtracting product-side enthalpies, which inflates the absolute residual relative to the closed-form K-J variant in the per-lead table; the trend across N-fraction is the diagnostic signal, not the absolute residual values. The Section 2.3 attribution is consistent with the population-level monotone N-fraction trend. Note: the mean K-J residual in the [0.55–1.00] N-fraction bin of Table C.4 is positive (+0.54 km s</w:t>
+        <w:t xml:space="preserve">without subtracting product-side enthalpies, which inflates the absolute residual relative to the closed-form K-J variant in the per-lead table; the trend across N-fraction is the diagnostic signal, not the absolute residual values. The Section 2.3 attribution is consistent with the population-level monotone N-fraction trend. Note: the mean K-J residual in the [0.55–1.00] N-fraction bin of Table S12 is positive (+0.54 km s</w:t>
       </w:r>
       <w:r>
         <w:rPr>
@@ -22201,7 +22201,7 @@
         <w:t xml:space="preserve">−1</w:t>
       </w:r>
       <w:r>
-        <w:t xml:space="preserve">), indicating apparent K-J over-prediction at this extreme N-fraction; this sign flip is an artifact of the open-form Q approximation (Q ≈ ΔHf/MW without product-side subtraction) and does not apply to the closed-form K-J used per-lead in Table C.2.</w:t>
+        <w:t xml:space="preserve">), indicating apparent K-J over-prediction at this extreme N-fraction; this sign flip is an artifact of the open-form Q approximation (Q ≈ ΔHf/MW without product-side subtraction) and does not apply to the closed-form K-J used per-lead in Table S10.</w:t>
       </w:r>
     </w:p>
     <w:p>
@@ -22225,7 +22225,7 @@
     </w:p>
     <w:p>
       <w:pPr>
-        <w:pStyle w:val="MDPI18keywords"/>
+        <w:pStyle w:val="MDPI41tablecaption"/>
         <w:ind w:left="2608"/>
       </w:pPr>
       <w:r>
@@ -22233,7 +22233,7 @@
           <w:b/>
           <w:bCs/>
         </w:rPr>
-        <w:t xml:space="preserve">Table C.5.</w:t>
+        <w:t xml:space="preserve">Table S13.</w:t>
       </w:r>
       <w:r>
         <w:t xml:space="preserve"> </w:t>
@@ -23942,7 +23942,7 @@
         <w:t xml:space="preserve"> </w:t>
       </w:r>
       <w:r>
-        <w:t xml:space="preserve">in the archive; matches Section 4.10 + Table B.5) and its 5-head predecessor (</w:t>
+        <w:t xml:space="preserve">in the archive; matches Section 4.10 + Table S5) and its 5-head predecessor (</w:t>
       </w:r>
       <w:r>
         <w:rPr>
@@ -24171,7 +24171,7 @@
     </w:p>
     <w:p>
       <w:pPr>
-        <w:pStyle w:val="MDPI18keywords"/>
+        <w:pStyle w:val="MDPI41tablecaption"/>
         <w:ind w:left="2608"/>
       </w:pPr>
       <w:r>
@@ -24179,7 +24179,7 @@
           <w:b/>
           <w:bCs/>
         </w:rPr>
-        <w:t xml:space="preserve">Table D.1.</w:t>
+        <w:t xml:space="preserve">Table S14.</w:t>
       </w:r>
       <w:r>
         <w:t xml:space="preserve"> </w:t>
@@ -24807,7 +24807,7 @@
     </w:p>
     <w:p>
       <w:pPr>
-        <w:pStyle w:val="MDPI18keywords"/>
+        <w:pStyle w:val="MDPI41tablecaption"/>
         <w:ind w:left="2608"/>
       </w:pPr>
       <w:r>
@@ -24815,7 +24815,7 @@
           <w:b/>
           <w:bCs/>
         </w:rPr>
-        <w:t xml:space="preserve">Table D.2.</w:t>
+        <w:t xml:space="preserve">Table S15.</w:t>
       </w:r>
       <w:r>
         <w:t xml:space="preserve"> </w:t>
@@ -25692,7 +25692,7 @@
     </w:p>
     <w:p>
       <w:pPr>
-        <w:pStyle w:val="MDPI18keywords"/>
+        <w:pStyle w:val="MDPI41tablecaption"/>
         <w:ind w:left="2608"/>
       </w:pPr>
       <w:r>
@@ -25700,7 +25700,7 @@
           <w:b/>
           <w:bCs/>
         </w:rPr>
-        <w:t xml:space="preserve">Table D.3.</w:t>
+        <w:t xml:space="preserve">Table S16.</w:t>
       </w:r>
       <w:r>
         <w:t xml:space="preserve"> </w:t>
@@ -26277,7 +26277,7 @@
     </w:p>
     <w:p>
       <w:pPr>
-        <w:pStyle w:val="MDPI18keywords"/>
+        <w:pStyle w:val="MDPI41tablecaption"/>
         <w:ind w:left="2608"/>
       </w:pPr>
       <w:r>
@@ -26285,7 +26285,7 @@
           <w:b/>
           <w:bCs/>
         </w:rPr>
-        <w:t xml:space="preserve">Table D.3a.</w:t>
+        <w:t xml:space="preserve">Table S17.</w:t>
       </w:r>
       <w:r>
         <w:t xml:space="preserve"> </w:t>
@@ -27591,7 +27591,7 @@
     </w:p>
     <w:p>
       <w:pPr>
-        <w:pStyle w:val="MDPI18keywords"/>
+        <w:pStyle w:val="MDPI41tablecaption"/>
         <w:ind w:left="2608"/>
       </w:pPr>
       <w:r>
@@ -27599,7 +27599,7 @@
           <w:b/>
           <w:bCs/>
         </w:rPr>
-        <w:t xml:space="preserve">Table D.4.</w:t>
+        <w:t xml:space="preserve">Table S18.</w:t>
       </w:r>
       <w:r>
         <w:t xml:space="preserve"> </w:t>
@@ -28729,7 +28729,7 @@
         <w:t xml:space="preserve"> </w:t>
       </w:r>
       <w:r>
-        <w:t xml:space="preserve">To bound seed variance on the MOSES metrics, we re-ran the MOSES evaluation on the four SA-axis conditions (C0 unguided; C1 viab-only; C2 viab+sens; C3 viab+sens+SA) across 3 independent seeds (10 000 SMILES per seed per condition). Table D.4b reports mean </w:t>
+        <w:t xml:space="preserve">To bound seed variance on the MOSES metrics, we re-ran the MOSES evaluation on the four SA-axis conditions (C0 unguided; C1 viab-only; C2 viab+sens; C3 viab+sens+SA) across 3 independent seeds (10 000 SMILES per seed per condition). Table S19 reports mean </w:t>
       </w:r>
       <m:oMath>
         <m:r>
@@ -28740,7 +28740,7 @@
         </m:r>
       </m:oMath>
       <w:r>
-        <w:t xml:space="preserve"> std across seeds. The multi-seed evaluation confirms that validity is exactly 1.000 for every seed and condition (zero variance), novelty vs the labelled master is &gt;99.9 % for all seeds, and the uniqueness and diversity trends from Table D.4 are reproducible. Scaffold count drops substantially under stronger guidance (1262 scaffolds unguided vs 659 fully guided, a 48 % reduction), with low seed-to-seed variance (</w:t>
+        <w:t xml:space="preserve"> std across seeds. The multi-seed evaluation confirms that validity is exactly 1.000 for every seed and condition (zero variance), novelty vs the labelled master is &gt;99.9 % for all seeds, and the uniqueness and diversity trends from Table S18 are reproducible. Scaffold count drops substantially under stronger guidance (1262 scaffolds unguided vs 659 fully guided, a 48 % reduction), with low seed-to-seed variance (</w:t>
       </w:r>
       <m:oMath>
         <m:r>
@@ -28756,7 +28756,7 @@
     </w:p>
     <w:p>
       <w:pPr>
-        <w:pStyle w:val="MDPI18keywords"/>
+        <w:pStyle w:val="MDPI41tablecaption"/>
         <w:ind w:left="2608"/>
       </w:pPr>
       <w:r>
@@ -28764,7 +28764,7 @@
           <w:b/>
           <w:bCs/>
         </w:rPr>
-        <w:t xml:space="preserve">Table D.4b.</w:t>
+        <w:t xml:space="preserve">Table S19.</w:t>
       </w:r>
       <w:r>
         <w:t xml:space="preserve"> </w:t>
@@ -30299,7 +30299,7 @@
         <w:ind w:left="2608"/>
       </w:pPr>
       <w:r>
-        <w:t xml:space="preserve">Five readings of this table (Table D.4):</w:t>
+        <w:t xml:space="preserve">Five readings of this table (Table S18):</w:t>
       </w:r>
     </w:p>
     <w:p>
@@ -30362,7 +30362,7 @@
         <w:t xml:space="preserve"> </w:t>
       </w:r>
       <w:r>
-        <w:t xml:space="preserve">is counted as invalid (validity = 0). All validity figures in Table D.4 and Table D.4b are computed on this basis. This is consistent with the SELFIES-as-decode-vocabulary guarantee but stronger because the LIMO decoder's argmax may produce SELFIES that round-trip to non-canonical or strained chemistry; here it does not.</w:t>
+        <w:t xml:space="preserve">is counted as invalid (validity = 0). All validity figures in Table S18 and Table S19 are computed on this basis. This is consistent with the SELFIES-as-decode-vocabulary guarantee but stronger because the LIMO decoder's argmax may produce SELFIES that round-trip to non-canonical or strained chemistry; here it does not.</w:t>
       </w:r>
     </w:p>
     <w:p>
@@ -30485,7 +30485,7 @@
     </w:p>
     <w:p>
       <w:pPr>
-        <w:pStyle w:val="MDPI18keywords"/>
+        <w:pStyle w:val="MDPI41tablecaption"/>
         <w:ind w:left="2608"/>
       </w:pPr>
       <w:r>
@@ -30493,7 +30493,7 @@
           <w:b/>
           <w:bCs/>
         </w:rPr>
-        <w:t xml:space="preserve">Table D.5.</w:t>
+        <w:t xml:space="preserve">Table S20.</w:t>
       </w:r>
       <w:r>
         <w:t xml:space="preserve"> </w:t>
@@ -31238,7 +31238,7 @@
     </w:p>
     <w:p>
       <w:pPr>
-        <w:pStyle w:val="MDPI18keywords"/>
+        <w:pStyle w:val="MDPI41tablecaption"/>
         <w:ind w:left="2608"/>
       </w:pPr>
       <w:r>
@@ -31246,7 +31246,7 @@
           <w:b/>
           <w:bCs/>
         </w:rPr>
-        <w:t xml:space="preserve">Table D.6.</w:t>
+        <w:t xml:space="preserve">Table S21.</w:t>
       </w:r>
       <w:r>
         <w:t xml:space="preserve"> </w:t>
@@ -32273,12 +32273,12 @@
         <w:ind w:left="2608"/>
       </w:pPr>
       <w:r>
-        <w:t xml:space="preserve">Tables E.1 and E.2 list the ten most-novel CHNO-neutral candidates from the MolMIM 70 M and SMILES-LSTM pools, ranked by 1 minus max Morgan-FP-2 Tanimoto to the labelled master. Even at their most novel, neither baseline produces the high-density poly-nitro chemistry DGLD generates: MolMIM candidates are drug-like saturated heterocycles; SMILES-LSTM candidates are fused-ring CHO scaffolds with sporadic nitro decoration.</w:t>
+        <w:t xml:space="preserve">Tables S22 and S23 list the ten most-novel CHNO-neutral candidates from the MolMIM 70 M and SMILES-LSTM pools, ranked by 1 minus max Morgan-FP-2 Tanimoto to the labelled master. Even at their most novel, neither baseline produces the high-density poly-nitro chemistry DGLD generates: MolMIM candidates are drug-like saturated heterocycles; SMILES-LSTM candidates are fused-ring CHO scaffolds with sporadic nitro decoration.</w:t>
       </w:r>
     </w:p>
     <w:p>
       <w:pPr>
-        <w:pStyle w:val="MDPI18keywords"/>
+        <w:pStyle w:val="MDPI41tablecaption"/>
         <w:ind w:left="2608"/>
       </w:pPr>
       <w:r>
@@ -32286,7 +32286,7 @@
           <w:b/>
           <w:bCs/>
         </w:rPr>
-        <w:t xml:space="preserve">Table E.1.</w:t>
+        <w:t xml:space="preserve">Table S22.</w:t>
       </w:r>
       <w:r>
         <w:t xml:space="preserve"> </w:t>
@@ -33669,7 +33669,7 @@
     </w:p>
     <w:p>
       <w:pPr>
-        <w:pStyle w:val="MDPI18keywords"/>
+        <w:pStyle w:val="MDPI41tablecaption"/>
         <w:ind w:left="2608"/>
       </w:pPr>
       <w:r>
@@ -33677,13 +33677,13 @@
           <w:b/>
           <w:bCs/>
         </w:rPr>
-        <w:t xml:space="preserve">Table E.2.</w:t>
-      </w:r>
-      <w:r>
-        <w:t xml:space="preserve"> </w:t>
-      </w:r>
-      <w:r>
-        <w:t xml:space="preserve">Ten most-novel CHNO-neutral candidates from the SMILES-LSTM pool. Columns as Table E.1.</w:t>
+        <w:t xml:space="preserve">Table S23.</w:t>
+      </w:r>
+      <w:r>
+        <w:t xml:space="preserve"> </w:t>
+      </w:r>
+      <w:r>
+        <w:t xml:space="preserve">Ten most-novel CHNO-neutral candidates from the SMILES-LSTM pool. Columns as Table S22.</w:t>
       </w:r>
     </w:p>
     <w:tbl>
@@ -35163,7 +35163,7 @@
     </w:p>
     <w:p>
       <w:pPr>
-        <w:pStyle w:val="MDPI18keywords"/>
+        <w:pStyle w:val="MDPI41tablecaption"/>
         <w:ind w:left="2608"/>
       </w:pPr>
       <w:r>
@@ -35171,7 +35171,7 @@
           <w:b/>
           <w:bCs/>
         </w:rPr>
-        <w:t xml:space="preserve">Table F.1.</w:t>
+        <w:t xml:space="preserve">Table S24.</w:t>
       </w:r>
       <w:r>
         <w:t xml:space="preserve"> </w:t>
@@ -35543,7 +35543,7 @@
         </m:r>
       </m:oMath>
       <w:r>
-        <w:t xml:space="preserve"> GPa) with a 15 % pipeline keep rate. A compute-matched 40k run (described below and in Table F.2) reveals a qualitatively different picture once the Uni-Mol performance-ranking step is removed.</w:t>
+        <w:t xml:space="preserve"> GPa) with a 15 % pipeline keep rate. A compute-matched 40k run (described below and in Table S25) reveals a qualitatively different picture once the Uni-Mol performance-ranking step is removed.</w:t>
       </w:r>
     </w:p>
     <w:p>
@@ -35679,7 +35679,7 @@
     </w:p>
     <w:p>
       <w:pPr>
-        <w:pStyle w:val="MDPI18keywords"/>
+        <w:pStyle w:val="MDPI41tablecaption"/>
         <w:ind w:left="2608"/>
       </w:pPr>
       <w:r>
@@ -35687,7 +35687,7 @@
           <w:b/>
           <w:bCs/>
         </w:rPr>
-        <w:t xml:space="preserve">Table F.2.</w:t>
+        <w:t xml:space="preserve">Table S25.</w:t>
       </w:r>
       <w:r>
         <w:t xml:space="preserve"> </w:t>
@@ -36954,7 +36954,7 @@
     </w:p>
     <w:p>
       <w:pPr>
-        <w:pStyle w:val="MDPI18keywords"/>
+        <w:pStyle w:val="MDPI41tablecaption"/>
         <w:ind w:left="2608"/>
       </w:pPr>
       <w:r>
@@ -36962,7 +36962,7 @@
           <w:b/>
           <w:bCs/>
         </w:rPr>
-        <w:t xml:space="preserve">Table F.3.</w:t>
+        <w:t xml:space="preserve">Table S26.</w:t>
       </w:r>
       <w:r>
         <w:t xml:space="preserve"> </w:t>
@@ -38317,7 +38317,7 @@
     </w:p>
     <w:p>
       <w:pPr>
-        <w:pStyle w:val="MDPI18keywords"/>
+        <w:pStyle w:val="MDPI41tablecaption"/>
         <w:ind w:left="2608"/>
       </w:pPr>
       <w:r>
@@ -38325,7 +38325,7 @@
           <w:b/>
           <w:bCs/>
         </w:rPr>
-        <w:t xml:space="preserve">Table F.4.</w:t>
+        <w:t xml:space="preserve">Table S27.</w:t>
       </w:r>
       <w:r>
         <w:t xml:space="preserve"> </w:t>
@@ -41088,7 +41088,7 @@
     </w:p>
     <w:p>
       <w:pPr>
-        <w:pStyle w:val="MDPI18keywords"/>
+        <w:pStyle w:val="MDPI41tablecaption"/>
         <w:ind w:left="2608"/>
       </w:pPr>
       <w:r>
@@ -41096,7 +41096,7 @@
           <w:b/>
           <w:bCs/>
         </w:rPr>
-        <w:t xml:space="preserve">Table F.5.</w:t>
+        <w:t xml:space="preserve">Table S28.</w:t>
       </w:r>
       <w:r>
         <w:t xml:space="preserve"> </w:t>
@@ -41967,7 +41967,7 @@
     </w:p>
     <w:p>
       <w:pPr>
-        <w:pStyle w:val="MDPI18keywords"/>
+        <w:pStyle w:val="MDPI41tablecaption"/>
         <w:ind w:left="2608"/>
       </w:pPr>
       <w:r>
@@ -41975,7 +41975,7 @@
           <w:b/>
           <w:bCs/>
         </w:rPr>
-        <w:t xml:space="preserve">Table F.6.</w:t>
+        <w:t xml:space="preserve">Table S29.</w:t>
       </w:r>
       <w:r>
         <w:t xml:space="preserve"> </w:t>

--- a/paper/molecules/molecules_paper_SI.docx
+++ b/paper/molecules/molecules_paper_SI.docx
@@ -270,11 +270,11 @@
         <w:tblLook w:val="0420" w:firstRow="1" w:lastRow="0" w:firstColumn="0" w:lastColumn="0" w:noHBand="0" w:noVBand="1"/>
       </w:tblPr>
       <w:tblGrid>
-        <w:gridCol w:w="1244"/>
-        <w:gridCol w:w="3341"/>
-        <w:gridCol w:w="1186"/>
-        <w:gridCol w:w="1158"/>
-        <w:gridCol w:w="929"/>
+        <w:gridCol w:w="1243"/>
+        <w:gridCol w:w="3343"/>
+        <w:gridCol w:w="1185"/>
+        <w:gridCol w:w="1157"/>
+        <w:gridCol w:w="930"/>
       </w:tblGrid>
       <w:tr>
         <w:trPr>
@@ -955,7 +955,7 @@
                 <w:sz w:val="18"/>
                 <w:szCs w:val="18"/>
               </w:rPr>
-              <w:t xml:space="preserve">ML surrogate labels: in-house 3D-CNN smoke ensemble (trained on the union of A+B+C, eight outputs, 5-fold CV</w:t>
+              <w:t xml:space="preserve">ML surrogate labels: in-house Uni-Mol smoke ensemble (trained on the union of A+B+C, eight outputs, 5-fold CV</w:t>
             </w:r>
             <w:r>
               <w:rPr>
@@ -2275,7 +2275,7 @@
         <w:t xml:space="preserve">external label sources</w:t>
       </w:r>
       <w:r>
-        <w:t xml:space="preserve">, run only during training-label preparation, supply the targets for these heads: a Random-Forest viability classifier on Morgan FP+RDKit descriptors, and a Uni-Mol-based 3D smoke-model 2-fold ensemble that emits (ρ, D, P, T, E, V, HOF, BDE). Numeric layer counts, widths, parameter counts, and training optima for all four networks plus the Random Forest and smoke ensemble are tabulated below in Tables S2 (LIMO VAE), B.1b (denoiser + score model), and B.1c (label sources + reranker).</w:t>
+        <w:t xml:space="preserve">, run only during training-label preparation, supply the targets for these heads: a Random-Forest viability classifier on Morgan FP+RDKit descriptors, and a Uni-Mol-based 3D smoke-model 2-fold ensemble that emits (ρ, D, P, T, E, V, HOF, BDE). Numeric layer counts, widths, parameter counts, and training optima for all four networks plus the Random Forest and smoke ensemble are tabulated below in Tables S2, S3, and S4 (LIMO VAE; denoiser + score model; label sources + reranker, respectively).</w:t>
       </w:r>
     </w:p>
     <w:p>
@@ -2294,7 +2294,7 @@
         <w:t xml:space="preserve"> </w:t>
       </w:r>
       <w:r>
-        <w:t xml:space="preserve">The Random-Forest viability classifier and the 3D-CNN/Uni-Mol smoke-model ensemble are</w:t>
+        <w:t xml:space="preserve">The Random-Forest viability classifier and the Uni-Mol smoke-model ensemble are</w:t>
       </w:r>
       <w:r>
         <w:t xml:space="preserve"> </w:t>
@@ -2410,7 +2410,7 @@
         <w:t xml:space="preserve"> </w:t>
       </w:r>
       <w:r>
-        <w:t xml:space="preserve">LIMO SELFIES-VAE hyperparameters. Source of truth for all LIMO-related numeric values referenced in Section 4–Section 4.</w:t>
+        <w:t xml:space="preserve">LIMO SELFIES-VAE hyperparameters. Source of truth for all LIMO-related numeric values referenced in the Materials and Methods (Section 4).</w:t>
       </w:r>
     </w:p>
     <w:tbl>
@@ -3133,7 +3133,7 @@
         <w:t xml:space="preserve"> </w:t>
       </w:r>
       <w:r>
-        <w:t xml:space="preserve">Denoiser and multi-task score-model hyperparameters. Source of truth for all denoiser and score-model numeric values referenced in Section 4–Section 4.</w:t>
+        <w:t xml:space="preserve">Denoiser and multi-task score-model hyperparameters. Source of truth for all denoiser and score-model numeric values referenced in the Materials and Methods (Section 4).</w:t>
       </w:r>
     </w:p>
     <w:tbl>
@@ -6461,7 +6461,7 @@
         <w:t xml:space="preserve"> </w:t>
       </w:r>
       <w:r>
-        <w:t xml:space="preserve">The score model architected in Section 4.10 has six heads. Four of them (viability, sensitivity, hazard, performance) are domain-native: each head's training-label source draws on energetic-domain data or chemotype rules (Random Forest discriminator on Morgan-FP descriptors of energetic vs ZINC; Politzer–Murray BDE chemotype-class fit; chemist-curated SMARTS hazard catalog plus Bruns–Watson demerits; 3D-CNN smoke ensemble trained on Tier-A/B labelled energetic compounds). The remaining two heads,</w:t>
+        <w:t xml:space="preserve">The score model architected in Section 4.10 has six heads. Four of them (viability, sensitivity, hazard, performance) are domain-native: each head's training-label source draws on energetic-domain data or chemotype rules (Random Forest discriminator on Morgan-FP descriptors of energetic vs ZINC; Politzer–Murray BDE chemotype-class fit; chemist-curated SMARTS hazard catalog plus Bruns–Watson demerits; Uni-Mol smoke ensemble trained on Tier-A/B labelled energetic compounds). The remaining two heads,</w:t>
       </w:r>
       <w:r>
         <w:t xml:space="preserve"> </w:t>
@@ -6877,9 +6877,9 @@
         <w:tblLook w:val="0420" w:firstRow="1" w:lastRow="0" w:firstColumn="0" w:lastColumn="0" w:noHBand="0" w:noVBand="1"/>
       </w:tblPr>
       <w:tblGrid>
-        <w:gridCol w:w="1703"/>
-        <w:gridCol w:w="3471"/>
-        <w:gridCol w:w="2684"/>
+        <w:gridCol w:w="1699"/>
+        <w:gridCol w:w="3484"/>
+        <w:gridCol w:w="2675"/>
       </w:tblGrid>
       <w:tr>
         <w:trPr>
@@ -8438,7 +8438,7 @@
                 <w:sz w:val="18"/>
                 <w:szCs w:val="18"/>
               </w:rPr>
-              <w:t xml:space="preserve">ramp on 3D-CNN smoke ensemble outputs</w:t>
+              <w:t xml:space="preserve">ramp on Uni-Mol smoke ensemble outputs</w:t>
             </w:r>
           </w:p>
         </w:tc>
@@ -8525,7 +8525,7 @@
         <w:t xml:space="preserve"> </w:t>
       </w:r>
       <w:r>
-        <w:t xml:space="preserve">use the same level for the 3D-CNN training labels we calibrate against), and the</w:t>
+        <w:t xml:space="preserve">use the same level for the Uni-Mol training labels we calibrate against), and the</w:t>
       </w:r>
       <w:r>
         <w:t xml:space="preserve"> </w:t>
@@ -9230,7 +9230,7 @@
         <w:t xml:space="preserve"> </w:t>
       </w:r>
       <w:r>
-        <w:t xml:space="preserve">The calibration equation and leave-one-out residuals are stated in Table 1 (Section 1.1) and are not repeated here; this note documents their provenance and numerical robustness. The four added anchors (HMX, PETN, FOX-7, NTO) were computed on two independent GPU compute runs (separate hosts); cross-run consistency was</w:t>
+        <w:t xml:space="preserve">The calibration equation and leave-one-out residuals are stated in Table 1 (Section 2.3) and are not repeated here; this note documents their provenance and numerical robustness. The four added anchors (HMX, PETN, FOX-7, NTO) were computed on two independent GPU compute runs (separate hosts); cross-run consistency was</w:t>
       </w:r>
       <w:r>
         <w:t xml:space="preserve"> </w:t>
@@ -16860,7 +16860,7 @@
         <w:t xml:space="preserve">kj_6anchor_recompute.json</w:t>
       </w:r>
       <w:r>
-        <w:t xml:space="preserve">), compared to the 3D-CNN surrogate prediction. The raw-DFT K-J values are listed in the third column for transparency. Residual is K-J</w:t>
+        <w:t xml:space="preserve">), compared to the Uni-Mol surrogate prediction. The raw-DFT K-J values are listed in the third column for transparency. Residual is K-J</w:t>
       </w:r>
       <m:oMath>
         <m:sSub>
@@ -16884,7 +16884,7 @@
         <w:t xml:space="preserve"> </w:t>
       </w:r>
       <w:r>
-        <w:t xml:space="preserve">minus 3D-CNN</w:t>
+        <w:t xml:space="preserve">minus Uni-Mol</w:t>
       </w:r>
       <w:r>
         <w:t xml:space="preserve"> </w:t>
@@ -16944,11 +16944,11 @@
         <w:tblLook w:val="0420" w:firstRow="1" w:lastRow="0" w:firstColumn="0" w:lastColumn="0" w:noHBand="0" w:noVBand="1"/>
       </w:tblPr>
       <w:tblGrid>
-        <w:gridCol w:w="2480"/>
-        <w:gridCol w:w="1198"/>
-        <w:gridCol w:w="1262"/>
-        <w:gridCol w:w="1422"/>
-        <w:gridCol w:w="1496"/>
+        <w:gridCol w:w="2468"/>
+        <w:gridCol w:w="1194"/>
+        <w:gridCol w:w="1258"/>
+        <w:gridCol w:w="1416"/>
+        <w:gridCol w:w="1522"/>
       </w:tblGrid>
       <w:tr>
         <w:trPr>
@@ -16996,7 +16996,7 @@
                 <w:sz w:val="18"/>
                 <w:szCs w:val="18"/>
               </w:rPr>
-              <w:t xml:space="preserve">3D-CNN</w:t>
+              <w:t xml:space="preserve">Uni-Mol</w:t>
             </w:r>
             <w:r>
               <w:rPr>
@@ -17191,7 +17191,7 @@
                 <w:sz w:val="18"/>
                 <w:szCs w:val="18"/>
               </w:rPr>
-              <w:t xml:space="preserve">residual (cal − 3D-CNN)</w:t>
+              <w:t xml:space="preserve">residual (cal − Uni-Mol)</w:t>
             </w:r>
           </w:p>
         </w:tc>
@@ -19417,7 +19417,7 @@
         <w:t xml:space="preserve">−1</w:t>
       </w:r>
       <w:r>
-        <w:t xml:space="preserve">. Lead residuals against the 3D-CNN surrogate (</w:t>
+        <w:t xml:space="preserve">. Lead residuals against the Uni-Mol surrogate (</w:t>
       </w:r>
       <m:oMath>
         <m:r>
@@ -19715,7 +19715,7 @@
         <w:t xml:space="preserve"> </w:t>
       </w:r>
       <w:r>
-        <w:t xml:space="preserve">against a 3D-CNN prediction of</w:t>
+        <w:t xml:space="preserve">against a Uni-Mol prediction of</w:t>
       </w:r>
       <w:r>
         <w:t xml:space="preserve"> </w:t>
@@ -19775,7 +19775,7 @@
                 <m:nor/>
                 <m:sty m:val="p"/>
               </m:rPr>
-              <m:t>3D-CNN</m:t>
+              <m:t>Uni-Mol</m:t>
             </m:r>
           </m:sub>
         </m:sSub>
@@ -19852,7 +19852,7 @@
         </m:r>
       </m:oMath>
       <w:r>
-        <w:t xml:space="preserve">/HOF sensitivity for L4 (3D-CNN</w:t>
+        <w:t xml:space="preserve">/HOF sensitivity for L4 (Uni-Mol</w:t>
       </w:r>
       <w:r>
         <w:t xml:space="preserve"> </w:t>
@@ -23865,7 +23865,7 @@
         <w:t xml:space="preserve">−1</w:t>
       </w:r>
       <w:r>
-        <w:t xml:space="preserve">; see Table 2) confirms that residual K-J vs 3D-CNN deviations on the other leads cannot be attributed to plausible</w:t>
+        <w:t xml:space="preserve">; see Table 2) confirms that residual K-J vs Uni-Mol deviations on the other leads cannot be attributed to plausible</w:t>
       </w:r>
       <w:r>
         <w:t xml:space="preserve"> </w:t>
@@ -35130,35 +35130,7 @@
         <w:t xml:space="preserve"> </w:t>
       </w:r>
       <w:r>
-        <w:t xml:space="preserve">chain, dinitromethane). Both discriminate, but only the 918-budget checkpoint demotes the worst-offender model-cheat (gem-tetranitro) by an additional 0.10 absolute, giving the head reliable steer-off behaviour on the polynitro/polyazene cheats the sampler would otherwise propose. Full round-1-vs-round-2 numerics in</w:t>
-      </w:r>
-      <w:r>
-        <w:t xml:space="preserve"> </w:t>
-      </w:r>
-      <w:hyperlink w:anchor="sec-app">
-        <w:r>
-          <w:rPr>
-            <w:rStyle w:val="Hyperlink"/>
-          </w:rPr>
-          <w:t xml:space="preserve">Supplementary Section D.9</w:t>
-        </w:r>
-      </w:hyperlink>
-      <w:r>
-        <w:t xml:space="preserve">; the SC-gradient sweep and the heuristic-vs-literature sensitivity-head ablation (Supplementary Section B.2) are in</w:t>
-      </w:r>
-      <w:r>
-        <w:t xml:space="preserve"> </w:t>
-      </w:r>
-      <w:hyperlink w:anchor="sec-app">
-        <w:r>
-          <w:rPr>
-            <w:rStyle w:val="Hyperlink"/>
-          </w:rPr>
-          <w:t xml:space="preserve">Supplementary Section D.6</w:t>
-        </w:r>
-      </w:hyperlink>
-      <w:r>
-        <w:t xml:space="preserve">.</w:t>
+        <w:t xml:space="preserve">chain, dinitromethane). Both discriminate, but only the 918-budget checkpoint demotes the worst-offender model-cheat (gem-tetranitro) by an additional 0.10 absolute, giving the head reliable steer-off behaviour on the polynitro/polyazene cheats the sampler would otherwise propose. Full round-1-vs-round-2 numerics in Supplementary Section D.9; the SC-gradient sweep and the heuristic-vs-literature sensitivity-head ablation (Supplementary Section B.2) are in Supplementary Section D.6.</w:t>
       </w:r>
     </w:p>
     <w:p>
@@ -41017,21 +40989,7 @@
         </m:sSub>
       </m:oMath>
       <w:r>
-        <w:t xml:space="preserve">) collapses to exactly four distinct outputs organised by the 2×2 head-on/off combinations (cluster D, viab+hazard, is the production default). The full md5 cluster table, the SC-gradient sweep, and the heuristic-vs-literature sensitivity-head ablation are in</w:t>
-      </w:r>
-      <w:r>
-        <w:t xml:space="preserve"> </w:t>
-      </w:r>
-      <w:hyperlink w:anchor="sec-app">
-        <w:r>
-          <w:rPr>
-            <w:rStyle w:val="Hyperlink"/>
-          </w:rPr>
-          <w:t xml:space="preserve">Supplementary Section D.6</w:t>
-        </w:r>
-      </w:hyperlink>
-      <w:r>
-        <w:t xml:space="preserve">. As a complementary ablation on the same axis, Section 4.10 hazard head applied as a soft re-rank weight on the merged top-100 recovers all 23 chemist-SMARTS rejects and exposes 66 additional candidates on which the SMARTS catalog is silent (5-fold held-out AUROC</w:t>
+        <w:t xml:space="preserve">) collapses to exactly four distinct outputs organised by the 2×2 head-on/off combinations (cluster D, viab+hazard, is the production default). The full md5 cluster table, the SC-gradient sweep, and the heuristic-vs-literature sensitivity-head ablation are in Supplementary Section D.6. As a complementary ablation on the same axis, Section 4.10 hazard head applied as a soft re-rank weight on the merged top-100 recovers all 23 chemist-SMARTS rejects and exposes 66 additional candidates on which the SMARTS catalog is silent (5-fold held-out AUROC</w:t>
       </w:r>
       <w:r>
         <w:t xml:space="preserve"> </w:t>
@@ -41950,7 +41908,7 @@
         <w:ind w:left="2608"/>
       </w:pPr>
       <w:r>
-        <w:t xml:space="preserve">The tier-gated training recipe (Section 4.7, Section 4.9) masks the performance head from Tier-C/D rows during training, preventing low-confidence empirical-formula and 3D-CNN surrogate labels from driving the performance gradient. To quantify this design choice, the score model was retrained with</w:t>
+        <w:t xml:space="preserve">The tier-gated training recipe (Section 4.7, Section 4.9) masks the performance head from Tier-C/D rows during training, preventing low-confidence empirical-formula and Uni-Mol surrogate labels from driving the performance gradient. To quantify this design choice, the score model was retrained with</w:t>
       </w:r>
       <w:r>
         <w:t xml:space="preserve"> </w:t>

--- a/paper/molecules/molecules_paper_SI.docx
+++ b/paper/molecules/molecules_paper_SI.docx
@@ -6243,7 +6243,7 @@
         <w:t xml:space="preserve"> </w:t>
       </w:r>
       <w:r>
-        <w:t xml:space="preserve">count, small-skeleton penalties), then z-scored. Because guiding generation with gradients of a head trained on a heuristic is partially tautological as a measurement of sensitivity reduction, we additionally fine-tune a literature-grounded variant: the trunk and the four other heads are frozen at the default-score-model weights, the sensitivity head is re-initialised, and the head is fit on 306 (canonical SMILES, observed h</w:t>
+        <w:t xml:space="preserve">count, small-skeleton penalties), then z-scored. Because guiding generation with gradients of a head trained on a heuristic measures sensitivity reduction only against that heuristic, so we additionally fine-tune a literature-grounded variant: the trunk and the four other heads are frozen at the default-score-model weights, the sensitivity head is re-initialised, and the head is fit on 306 (canonical SMILES, observed h</w:t>
       </w:r>
       <w:r>
         <w:rPr>

--- a/paper/molecules/molecules_paper_SI.docx
+++ b/paper/molecules/molecules_paper_SI.docx
@@ -9363,7 +9363,7 @@
         <w:t xml:space="preserve"> </w:t>
       </w:r>
       <w:r>
-        <w:t xml:space="preserve">range for the Bondi-vdW + 0.69-packing estimator under DFT-optimised geometry; the previously reported 2-anchor slope of 4.275 (RDX/TATB only) was a 2-point regression artefact corrected by the 6-anchor extension. The 6-anchor calibration is the source of truth for Section 2.3; per-anchor fit residuals are tabulated in Supplementary Section C.4. The calibrated DFT numbers in Section 2.3 remain ranking-grade rather than absolute-value-grade, with residual atomization-method uncertainty of approximately 5–15 kJ mol</w:t>
+        <w:t xml:space="preserve">range for the Bondi-vdW + 0.69-packing estimator under DFT-optimised geometry; a 2-anchor fit (RDX/TATB only) is under-determined, which is why the 6-anchor panel is used. The 6-anchor calibration is the source of truth for Section 2.3; per-anchor fit residuals are tabulated in Supplementary Section C.4. The calibrated DFT numbers in Section 2.3 remain ranking-grade rather than absolute-value-grade, with residual atomization-method uncertainty of approximately 5–15 kJ mol</w:t>
       </w:r>
       <w:r>
         <w:rPr>
@@ -23902,7 +23902,7 @@
         <w:ind w:left="2608"/>
       </w:pPr>
       <w:r>
-        <w:t xml:space="preserve">D. Reproducibility details and superseded ablations</w:t>
+        <w:t xml:space="preserve">D. Reproducibility details and extended ablations</w:t>
       </w:r>
     </w:p>
     <w:p>
@@ -23911,7 +23911,7 @@
         <w:ind w:left="2608"/>
       </w:pPr>
       <w:r>
-        <w:t xml:space="preserve">This appendix collects implementation-specific names, version codes, hardware configurations, hyperparameter ablations, and superseded results that are not required for the body claims but are needed for full reproducibility.</w:t>
+        <w:t xml:space="preserve">This appendix collects implementation-specific names, version codes, hardware configurations, hyperparameter ablations, and supporting configuration detail not required for the body claims but are needed for full reproducibility.</w:t>
       </w:r>
     </w:p>
     <w:p>
@@ -26955,7 +26955,7 @@
         <w:ind w:left="2608"/>
       </w:pPr>
       <w:r>
-        <w:t xml:space="preserve">On a held-out probe of seven anchor energetics (RDX, HMX, TNT, FOX-7, PETN, TATB) and five known model-cheats (gem-tetranitro on C2; trinitromethane; gem-dinitro-cyclopropane; polyazene-NO</w:t>
+        <w:t xml:space="preserve">On a held-out probe of seven anchor energetics (RDX, HMX, TNT, FOX-7, PETN, TATB, NTO) and five known model-cheats (gem-tetranitro on C2; trinitromethane; gem-dinitro-cyclopropane; polyazene-NO</w:t>
       </w:r>
       <w:r>
         <w:rPr>
@@ -31953,7 +31953,7 @@
         <w:ind w:left="2608"/>
       </w:pPr>
       <w:r>
-        <w:t xml:space="preserve">This appendix gives the full disconnection narrative for the Section 2.4 AiZynthFinder retrosynthesis audit on L1 (3,4,5-trinitro-1,2-isoxazole), the negative-result discussion for L4, L5, and the nine extension leads, and the drug-domain template-bias argument. The headline is reported in Section 2.4 (1/12 USPTO-template hit rate; L1 reachable in 4 steps with state score 0.50; nine-lead extension reproduces the population finding).</w:t>
+        <w:t xml:space="preserve">This appendix gives the full disconnection narrative for the Section 2.4 AiZynthFinder retrosynthesis audit on L1 (3,4,5-trinitro-1,2-isoxazole), the template-coverage discussion for L4, L5, and the nine extension leads, and the drug-domain template-bias argument. The headline is reported in Section 2.4 (1/12 USPTO-template hit rate; L1 reachable in 4 steps with state score 0.50; nine-lead extension reproduces the population finding).</w:t>
       </w:r>
     </w:p>
     <w:p>
@@ -32163,7 +32163,7 @@
           <w:b/>
           <w:bCs/>
         </w:rPr>
-        <w:t xml:space="preserve">Negative results on L4, L5, and the nine extension leads.</w:t>
+        <w:t xml:space="preserve">Template coverage for L4, L5, and the nine extension leads.</w:t>
       </w:r>
       <w:r>
         <w:t xml:space="preserve"> </w:t>
@@ -32193,7 +32193,7 @@
         <w:t xml:space="preserve"> </w:t>
       </w:r>
       <w:r>
-        <w:t xml:space="preserve">linkage. The negative result is not a search-budget artefact: a follow-up run at 5</w:t>
+        <w:t xml:space="preserve">linkage. The result is stable to search budget: a follow-up run at 5</w:t>
       </w:r>
       <m:oMath>
         <m:r>
@@ -32207,7 +32207,7 @@
         <w:t xml:space="preserve"> </w:t>
       </w:r>
       <w:r>
-        <w:t xml:space="preserve">the original iteration budget (1000 MCTS iter, 1800 s wall) reproduced the same outcome on both leads, with the search exiting in &lt;2 s because no expansion templates fire on the target node. This is a negative result and reflects a known limitation of the public AiZynth distribution: the USPTO template set is drug-discovery-biased and does not include energetics-specific reactions (mixed-acid nitration, N</w:t>
+        <w:t xml:space="preserve">the original iteration budget (1000 MCTS iter, 1800 s wall) reproduced the same outcome on both leads, with the search exiting in &lt;2 s because no expansion templates fire on the target node. This reflects a scope limitation of the public AiZynth distribution: the USPTO template set is drug-discovery-biased and does not include energetics-specific reactions (mixed-acid nitration, N</w:t>
       </w:r>
       <w:r>
         <w:rPr>
@@ -32246,7 +32246,7 @@
         <w:ind w:left="2608"/>
       </w:pPr>
       <w:r>
-        <w:t xml:space="preserve">To test whether the L4/L5 negative result generalises, we reran the same 200-MCTS / 300-s AiZynthFinder protocol on the nine other chem-pass leads (L2, L3, L9, L11, L13, L16, L18, L19, L20). All nine returned no productive routes within budget (</w:t>
+        <w:t xml:space="preserve">To test whether the L4/L5 template gap generalises, we reran the same 200-MCTS / 300-s AiZynthFinder protocol on the nine other chem-pass leads (L2, L3, L9, L11, L13, L16, L18, L19, L20). All nine returned no productive routes within budget (</w:t>
       </w:r>
       <w:r>
         <w:rPr>
@@ -35118,7 +35118,7 @@
         </m:r>
       </m:oMath>
       <w:r>
-        <w:t xml:space="preserve">) are evaluated on a held-out 7-anchor / 5-cheat probe (RDX, HMX, TNT, FOX-7, PETN, TATB plus five known model-cheats: gem-tetranitro on C2, trinitromethane, gem-dinitro-cyclopropane, polyazene-NO</w:t>
+        <w:t xml:space="preserve">) are evaluated on a held-out 7-anchor / 5-cheat probe (RDX, HMX, TNT, FOX-7, PETN, TATB, NTO plus five known model-cheats: gem-tetranitro on C2, trinitromethane, gem-dinitro-cyclopropane, polyazene-NO</w:t>
       </w:r>
       <w:r>
         <w:rPr>
@@ -38211,7 +38211,7 @@
         <w:t xml:space="preserve">3</w:t>
       </w:r>
       <w:r>
-        <w:t xml:space="preserve">, 4-nitro-1,2,3,5-oxatriazole) is the same structure as E-set lead E1, confirming that the unguided sampler independently surfaces E1 as its highest-ranked candidate, a consistency check that E1 is not an artefact of the extension-set mining procedure.</w:t>
+        <w:t xml:space="preserve">, 4-nitro-1,2,3,5-oxatriazole) is the same structure as E-set lead E1, confirming that the unguided sampler independently surfaces E1 as its highest-ranked candidate, so E1 is reproduced by two independent sampling routes.</w:t>
       </w:r>
     </w:p>
     <w:p>

--- a/paper/molecules/molecules_paper_SI.docx
+++ b/paper/molecules/molecules_paper_SI.docx
@@ -1337,7 +1337,38 @@
                 <w:sz w:val="18"/>
                 <w:szCs w:val="18"/>
               </w:rPr>
-              <w:t xml:space="preserve">NIST CAMEO Chemicals reactivity database + ChemAxon “dangerous reactivity” SMARTS, distilled into the Bruns–Watson demerit catalog used by the SMARTS gate</w:t>
+              <w:t xml:space="preserve">NIST CAMEO Chemicals reactivity database</w:t>
+            </w:r>
+            <w:r>
+              <w:rPr>
+                <w:sz w:val="18"/>
+                <w:szCs w:val="18"/>
+              </w:rPr>
+              <w:t xml:space="preserve"> </w:t>
+            </w:r>
+            <w:hyperlink w:anchor="ref-cameo">
+              <w:r>
+                <w:rPr>
+                  <w:rStyle w:val="Hyperlink"/>
+                  <w:sz w:val="18"/>
+                  <w:szCs w:val="18"/>
+                </w:rPr>
+                <w:t xml:space="preserve">[7]</w:t>
+              </w:r>
+            </w:hyperlink>
+            <w:r>
+              <w:rPr>
+                <w:sz w:val="18"/>
+                <w:szCs w:val="18"/>
+              </w:rPr>
+              <w:t xml:space="preserve"> </w:t>
+            </w:r>
+            <w:r>
+              <w:rPr>
+                <w:sz w:val="18"/>
+                <w:szCs w:val="18"/>
+              </w:rPr>
+              <w:t xml:space="preserve">+ ChemAxon “dangerous reactivity” SMARTS, distilled into the Bruns–Watson demerit catalog used by the SMARTS gate</w:t>
             </w:r>
           </w:p>
         </w:tc>
@@ -4696,9 +4727,9 @@
         <w:tblLook w:val="0420" w:firstRow="1" w:lastRow="0" w:firstColumn="0" w:lastColumn="0" w:noHBand="0" w:noVBand="1"/>
       </w:tblPr>
       <w:tblGrid>
-        <w:gridCol w:w="2011"/>
-        <w:gridCol w:w="2120"/>
-        <w:gridCol w:w="3727"/>
+        <w:gridCol w:w="2019"/>
+        <w:gridCol w:w="2126"/>
+        <w:gridCol w:w="3713"/>
       </w:tblGrid>
       <w:tr>
         <w:trPr>
@@ -4988,7 +5019,7 @@
                 <w:sz w:val="18"/>
                 <w:szCs w:val="18"/>
               </w:rPr>
-              <w:t xml:space="preserve">~2089 = 2048 Morgan FP (radius 2) + 10 RDKit descriptors + 11 derived CHNO/OB features</w:t>
+              <w:t xml:space="preserve">~2069 = 2048 Morgan FP (radius 2) + 10 RDKit descriptors + 11 derived CHNO/OB features</w:t>
             </w:r>
           </w:p>
         </w:tc>
@@ -5041,7 +5072,7 @@
                 <w:sz w:val="18"/>
                 <w:szCs w:val="18"/>
               </w:rPr>
-              <w:t xml:space="preserve">66 k labelled energetics positives vs 80 k ZINC-250k random negatives + mined hard negatives (Supplementary Section B.1)</w:t>
+              <w:t xml:space="preserve">66 k labelled energetics positives vs 80 k ZINC-15 random negatives + mined hard negatives (Supplementary Section B.1)</w:t>
             </w:r>
           </w:p>
         </w:tc>
@@ -18321,7 +18352,7 @@
                 <w:sz w:val="18"/>
                 <w:szCs w:val="18"/>
               </w:rPr>
-              <w:t xml:space="preserve">D=7.24, P=24.1</w:t>
+              <w:t xml:space="preserve">D=7.24, P=24.0</w:t>
             </w:r>
           </w:p>
         </w:tc>
@@ -19659,7 +19690,7 @@
         <w:t xml:space="preserve">−1</w:t>
       </w:r>
       <w:r>
-        <w:t xml:space="preserve">) refers to the activation barrier on the relaxed ring-opening pathway, which the unrelaxed scan does not capture. The two estimates are consistent in chemistry (nitro loss is the dominant primary channel at the parent geometry; ring opening is a secondary thermal/Lewis-acid pathway with a lower activation barrier on the relaxed surface). E1 is therefore a credible co-headline candidate, but a relaxed-pathway BDE recompute and DSC/TGA screen are prerequisites for synthesis priority.</w:t>
+        <w:t xml:space="preserve">) refers to the activation barrier on the relaxed ring-opening pathway, which the unrelaxed scan does not capture. The two estimates are consistent in chemistry (nitro loss is the dominant primary channel at the parent geometry; ring opening is a secondary thermal/Lewis-acid pathway with a lower activation barrier on the relaxed surface). E1 is therefore a credible second-family candidate, but a relaxed-pathway BDE recompute and DSC/TGA screen are prerequisites for synthesis priority.</w:t>
       </w:r>
     </w:p>
     <w:p>
@@ -22201,7 +22232,7 @@
         <w:t xml:space="preserve">−1</w:t>
       </w:r>
       <w:r>
-        <w:t xml:space="preserve">), indicating apparent K-J over-prediction at this extreme N-fraction; this sign flip is an artifact of the open-form Q approximation (Q ≈ ΔHf/MW without product-side subtraction) and does not apply to the closed-form K-J used per-lead in Table S10.</w:t>
+        <w:t xml:space="preserve">), indicating apparent K-J over-prediction at this extreme N-fraction; this reflects the open-form Q approximation (Q ≈ ΔHf/MW without product-side subtraction); the per-lead Table S10 values use the closed-form K-J, for which the residual stays negative across this regime.</w:t>
       </w:r>
     </w:p>
     <w:p>
@@ -23398,7 +23429,7 @@
         </m:r>
       </m:oMath>
       <w:r>
-        <w:t xml:space="preserve">. This suggests the Bondi van-der-Waals packing model or the B3LYP geometry is less reliable for the furazan ring system (1,2,5-oxadiazole, 2C + 1N + 1O) than for nitramine and nitroaromatic scaffolds; the furazan class is also chemically distinct from the oxatriazole class (1,2,3,5-oxatriazole, 1C + 3N + 1O), so DNTF is not a true neighbour of E1 either. The 6-anchor calibration therefore bounds E1's applicability, and an oxatriazole-class anchor with experimental crystal density and detonation data remains scoped as future work before E1 can be promoted to fully co-headline status at the same confidence level as L1.</w:t>
+        <w:t xml:space="preserve">. This suggests the Bondi van-der-Waals packing model or the B3LYP geometry is less reliable for the furazan ring system (1,2,5-oxadiazole, 2C + 1N + 1O) than for nitramine and nitroaromatic scaffolds; the furazan class is also chemically distinct from the oxatriazole class (1,2,3,5-oxatriazole, 1C + 3N + 1O), so DNTF is not a true neighbour of E1 either. The 6-anchor calibration therefore bounds E1's applicability, and an oxatriazole-class anchor with experimental crystal density and detonation data remains scoped as future work before E1 can be promoted to the same confidence level as L1.</w:t>
       </w:r>
     </w:p>
     <w:p>
@@ -23729,7 +23760,7 @@
           <m:t>[</m:t>
         </m:r>
         <m:r>
-          <m:t>2.5</m:t>
+          <m:t>2.4</m:t>
         </m:r>
         <m:r>
           <m:rPr>
@@ -31625,7 +31656,7 @@
         <w:t xml:space="preserve"> </w:t>
       </w:r>
       <w:r>
-        <w:t xml:space="preserve">(the chemist-rejects were in the head's training-positive set, so this is partly by construction); a more honest generalisation estimate via 5-fold cross-validation across all 196 hazard-dataset rows gives</w:t>
+        <w:t xml:space="preserve">(the chemist-rejects were in the head's training-positive set, so this is partly by construction); we quantify generalisation separately by 5-fold cross-validation across all 196 hazard-dataset rows, which gives</w:t>
       </w:r>
       <w:r>
         <w:t xml:space="preserve"> </w:t>
@@ -31638,7 +31669,7 @@
         <w:t xml:space="preserve">mean held-out AUROC = 0.91 ± 0.05</w:t>
       </w:r>
       <w:r>
-        <w:t xml:space="preserve">, indicating the head genuinely discriminates hazardous vs safe latent-space chemistry rather than overfitting to memorised positives. The head also flags 66 additional candidates from the merged top-100 that the SMARTS catalog let through. Manual inspection of the top-flagged candidates shows a mix of true positives (motifs the hand-written SMARTS rules don't cover but which are similar in latent space to known hazardous chemistry) and false positives (over-conservative latent-neighborhood matches: e.g., the labelled master compound 1-nitro-1H-tetrazol-1-amine surfaces at</w:t>
+        <w:t xml:space="preserve">, so the head discriminates hazardous from safe latent-space chemistry on unseen rows. The head also flags 66 additional candidates from the merged top-100 that the SMARTS catalog let through. Manual inspection of the top-flagged candidates shows a mix of true positives (motifs the hand-written SMARTS rules don't cover but which are similar in latent space to known hazardous chemistry) and false positives (over-conservative latent-neighborhood matches: e.g., the labelled master compound 1-nitro-1H-tetrazol-1-amine surfaces at</w:t>
       </w:r>
       <w:r>
         <w:t xml:space="preserve"> </w:t>
@@ -41814,7 +41845,7 @@
         <w:ind w:left="2608"/>
       </w:pPr>
       <w:r>
-        <w:t xml:space="preserve">The five-lane fusion nearly doubles the keep rate (4.6 % vs 2.4 %, 1.92×) and quintuples the absolute number of passing candidates (4 639 vs 966), consistent with each lane surface-sampling a distinct region of the high-density manifold. Top-1</w:t>
+        <w:t xml:space="preserve">The five-lane fusion nearly doubles the keep rate (4.6 % vs 2.4 %, 1.92×) and nearly quintuples the absolute number of passing candidates (4 639 vs 966), consistent with each lane surface-sampling a distinct region of the high-density manifold. Top-1</w:t>
       </w:r>
       <w:r>
         <w:t xml:space="preserve"> </w:t>

--- a/paper/molecules/molecules_paper_SI.docx
+++ b/paper/molecules/molecules_paper_SI.docx
@@ -5185,7 +5185,7 @@
                 <w:sz w:val="18"/>
                 <w:szCs w:val="18"/>
               </w:rPr>
-              <w:t xml:space="preserve">Uni-Mol v1 (Zhou et al. 2023) regression head, 2-fold scaffold-CV ensemble</w:t>
+              <w:t xml:space="preserve">Uni-Mol v1 (Zhou et al. 2023) regression head, 2-model scaffold-split ensemble</w:t>
             </w:r>
           </w:p>
         </w:tc>
@@ -30444,7 +30444,7 @@
         <w:t xml:space="preserve"> </w:t>
       </w:r>
       <w:r>
-        <w:t xml:space="preserve">across conditions (62 to 165 from the same 10k samples). Hazard-only (C3) produces the most scaffold diversity (165), unguided (C0) is intermediate (125), and the combined viab+sens+hazard (C2) is the most focused (71). This is the cleanest</w:t>
+        <w:t xml:space="preserve">across conditions (62 to 165 from the same 10k samples). Hazard-only (C3) produces the most scaffold diversity (165), unguided (C0) is intermediate (125), and the multi-head conditions are the most focused (viab+sens C1 at 62, viab+sens+hazard C2 at 71). This is the cleanest</w:t>
       </w:r>
       <w:r>
         <w:t xml:space="preserve"> </w:t>
@@ -43059,1440 +43059,6 @@
         <w:t xml:space="preserve">6(1):5. doi:10.3390/cryst6010005.</w:t>
       </w:r>
       <w:bookmarkEnd w:id="65"/>
-    </w:p>
-    <w:p>
-      <w:pPr>
-        <w:pStyle w:val="MDPI81references"/>
-        <w:numPr>
-          <w:ilvl w:val="0"/>
-          <w:numId w:val="0"/>
-        </w:numPr>
-        <w:ind w:left="180" w:hanging="180"/>
-      </w:pPr>
-      <w:bookmarkStart w:id="66" w:name="ref-zhou2023unimol"/>
-      <w:r>
-        <w:t xml:space="preserve">Zhou, G. et al. (2023). Uni-Mol: A Universal 3D Molecular Representation Learning Framework.</w:t>
-      </w:r>
-      <w:r>
-        <w:t xml:space="preserve"> </w:t>
-      </w:r>
-      <w:r>
-        <w:rPr>
-          <w:i/>
-          <w:iCs/>
-        </w:rPr>
-        <w:t xml:space="preserve">ICLR 2023</w:t>
-      </w:r>
-      <w:r>
-        <w:t xml:space="preserve">.</w:t>
-      </w:r>
-      <w:bookmarkEnd w:id="66"/>
-    </w:p>
-    <w:p>
-      <w:pPr>
-        <w:pStyle w:val="MDPI81references"/>
-        <w:numPr>
-          <w:ilvl w:val="0"/>
-          <w:numId w:val="0"/>
-        </w:numPr>
-        <w:ind w:left="180" w:hanging="180"/>
-      </w:pPr>
-      <w:bookmarkStart w:id="67" w:name="ref-ho2022cfg"/>
-      <w:r>
-        <w:t xml:space="preserve">Ho, J., &amp; Salimans, T. (2022). Classifier-Free Diffusion Guidance. arXiv:2207.12598.</w:t>
-      </w:r>
-      <w:bookmarkEnd w:id="67"/>
-    </w:p>
-    <w:p>
-      <w:pPr>
-        <w:pStyle w:val="MDPI81references"/>
-        <w:numPr>
-          <w:ilvl w:val="0"/>
-          <w:numId w:val="0"/>
-        </w:numPr>
-        <w:ind w:left="180" w:hanging="180"/>
-      </w:pPr>
-      <w:bookmarkStart w:id="68" w:name="ref-gomez2018automatic"/>
-      <w:r>
-        <w:t xml:space="preserve">Gómez-Bombarelli, R. et al. (2018). Automatic Chemical Design Using a Data-Driven Continuous Representation of Molecules.</w:t>
-      </w:r>
-      <w:r>
-        <w:t xml:space="preserve"> </w:t>
-      </w:r>
-      <w:r>
-        <w:rPr>
-          <w:i/>
-          <w:iCs/>
-        </w:rPr>
-        <w:t xml:space="preserve">ACS Central Science 4(2)</w:t>
-      </w:r>
-      <w:r>
-        <w:t xml:space="preserve">:268–276. doi:10.1021/acscentsci.7b00572.</w:t>
-      </w:r>
-      <w:bookmarkEnd w:id="68"/>
-    </w:p>
-    <w:p>
-      <w:pPr>
-        <w:pStyle w:val="MDPI81references"/>
-        <w:numPr>
-          <w:ilvl w:val="0"/>
-          <w:numId w:val="0"/>
-        </w:numPr>
-        <w:ind w:left="180" w:hanging="180"/>
-      </w:pPr>
-      <w:bookmarkStart w:id="69" w:name="ref-jin2018junction"/>
-      <w:r>
-        <w:t xml:space="preserve">Jin, W., Barzilay, R., &amp; Jaakkola, T. (2018). Junction Tree Variational Autoencoder for Molecular Graph Generation.</w:t>
-      </w:r>
-      <w:r>
-        <w:t xml:space="preserve"> </w:t>
-      </w:r>
-      <w:r>
-        <w:rPr>
-          <w:i/>
-          <w:iCs/>
-        </w:rPr>
-        <w:t xml:space="preserve">ICML 2018</w:t>
-      </w:r>
-      <w:r>
-        <w:t xml:space="preserve">. arXiv:1802.04364.</w:t>
-      </w:r>
-      <w:bookmarkEnd w:id="69"/>
-    </w:p>
-    <w:p>
-      <w:pPr>
-        <w:pStyle w:val="MDPI81references"/>
-        <w:numPr>
-          <w:ilvl w:val="0"/>
-          <w:numId w:val="0"/>
-        </w:numPr>
-        <w:ind w:left="180" w:hanging="180"/>
-      </w:pPr>
-      <w:bookmarkStart w:id="70" w:name="ref-winter2019cddd"/>
-      <w:r>
-        <w:t xml:space="preserve">Winter, R., Montanari, F., Noé, F., &amp; Clevert, D.-A. (2019). Learning continuous and data-driven molecular descriptors by translating equivalent chemical representations.</w:t>
-      </w:r>
-      <w:r>
-        <w:t xml:space="preserve"> </w:t>
-      </w:r>
-      <w:r>
-        <w:rPr>
-          <w:i/>
-          <w:iCs/>
-        </w:rPr>
-        <w:t xml:space="preserve">Chem. Sci. 10(6)</w:t>
-      </w:r>
-      <w:r>
-        <w:t xml:space="preserve">:1692–1701. doi:10.1039/C8SC04175J.</w:t>
-      </w:r>
-      <w:bookmarkEnd w:id="70"/>
-    </w:p>
-    <w:p>
-      <w:pPr>
-        <w:pStyle w:val="MDPI81references"/>
-        <w:numPr>
-          <w:ilvl w:val="0"/>
-          <w:numId w:val="0"/>
-        </w:numPr>
-        <w:ind w:left="180" w:hanging="180"/>
-      </w:pPr>
-      <w:bookmarkStart w:id="71" w:name="ref-maziarka2020molcyclegan"/>
-      <w:r>
-        <w:t xml:space="preserve">Maziarka, Ł., Pocha, A., Kaczmarczyk, J., Rataj, K., Danel, T., &amp; Warchoł, M. (2020). Mol-CycleGAN: a generative model for molecular optimization.</w:t>
-      </w:r>
-      <w:r>
-        <w:t xml:space="preserve"> </w:t>
-      </w:r>
-      <w:r>
-        <w:rPr>
-          <w:i/>
-          <w:iCs/>
-        </w:rPr>
-        <w:t xml:space="preserve">J. Cheminformatics 12</w:t>
-      </w:r>
-      <w:r>
-        <w:t xml:space="preserve">:2. doi:10.1186/s13321-019-0404-1.</w:t>
-      </w:r>
-      <w:bookmarkEnd w:id="71"/>
-    </w:p>
-    <w:p>
-      <w:pPr>
-        <w:pStyle w:val="MDPI81references"/>
-        <w:numPr>
-          <w:ilvl w:val="0"/>
-          <w:numId w:val="0"/>
-        </w:numPr>
-        <w:ind w:left="180" w:hanging="180"/>
-      </w:pPr>
-      <w:bookmarkStart w:id="72" w:name="ref-krenn2020selfies"/>
-      <w:r>
-        <w:t xml:space="preserve">Krenn, M., Häse, F., Nigam, A., Friederich, P., &amp; Aspuru-Guzik, A. (2020). Self-Referencing Embedded Strings (SELFIES): A 100% Robust Molecular String Representation.</w:t>
-      </w:r>
-      <w:r>
-        <w:t xml:space="preserve"> </w:t>
-      </w:r>
-      <w:r>
-        <w:rPr>
-          <w:i/>
-          <w:iCs/>
-        </w:rPr>
-        <w:t xml:space="preserve">Mach. Learn.: Sci. Tech. 1</w:t>
-      </w:r>
-      <w:r>
-        <w:t xml:space="preserve">:045024.</w:t>
-      </w:r>
-      <w:bookmarkEnd w:id="72"/>
-    </w:p>
-    <w:p>
-      <w:pPr>
-        <w:pStyle w:val="MDPI81references"/>
-        <w:numPr>
-          <w:ilvl w:val="0"/>
-          <w:numId w:val="0"/>
-        </w:numPr>
-        <w:ind w:left="180" w:hanging="180"/>
-      </w:pPr>
-      <w:bookmarkStart w:id="73" w:name="ref-eckmann2022limo"/>
-      <w:r>
-        <w:t xml:space="preserve">Eckmann, P., Sun, K., Zhao, B., Feng, M., Gilson, M. K., &amp; Yu, R. (2022). LIMO: Latent Inceptionism for Targeted Molecule Generation.</w:t>
-      </w:r>
-      <w:r>
-        <w:t xml:space="preserve"> </w:t>
-      </w:r>
-      <w:r>
-        <w:rPr>
-          <w:i/>
-          <w:iCs/>
-        </w:rPr>
-        <w:t xml:space="preserve">ICML 2022</w:t>
-      </w:r>
-      <w:r>
-        <w:t xml:space="preserve">. arXiv:2206.09010.</w:t>
-      </w:r>
-      <w:bookmarkEnd w:id="73"/>
-    </w:p>
-    <w:p>
-      <w:pPr>
-        <w:pStyle w:val="MDPI81references"/>
-        <w:numPr>
-          <w:ilvl w:val="0"/>
-          <w:numId w:val="0"/>
-        </w:numPr>
-        <w:ind w:left="180" w:hanging="180"/>
-      </w:pPr>
-      <w:bookmarkStart w:id="74" w:name="ref-reidenbach2023molmim"/>
-      <w:r>
-        <w:t xml:space="preserve">Reidenbach, D., Livne, M., Ilango, R. K., Gill, M., &amp; Israeli, J. (2023). MolMIM: A Molecular Language Model for Property-Guided Molecule Generation via Mutual Information Machines. (MLDD Workshop, ICLR 2023; arXiv:2208.09016).</w:t>
-      </w:r>
-      <w:bookmarkEnd w:id="74"/>
-    </w:p>
-    <w:p>
-      <w:pPr>
-        <w:pStyle w:val="MDPI81references"/>
-        <w:numPr>
-          <w:ilvl w:val="0"/>
-          <w:numId w:val="0"/>
-        </w:numPr>
-        <w:ind w:left="180" w:hanging="180"/>
-      </w:pPr>
-      <w:bookmarkStart w:id="75" w:name="ref-jaegle2021perceiver"/>
-      <w:r>
-        <w:t xml:space="preserve">Jaegle, A. et al. (2021). Perceiver: General Perception with Iterative Attention.</w:t>
-      </w:r>
-      <w:r>
-        <w:t xml:space="preserve"> </w:t>
-      </w:r>
-      <w:r>
-        <w:rPr>
-          <w:i/>
-          <w:iCs/>
-        </w:rPr>
-        <w:t xml:space="preserve">ICML 2021</w:t>
-      </w:r>
-      <w:r>
-        <w:t xml:space="preserve">. arXiv:2103.03206.</w:t>
-      </w:r>
-      <w:bookmarkEnd w:id="75"/>
-    </w:p>
-    <w:p>
-      <w:pPr>
-        <w:pStyle w:val="MDPI81references"/>
-        <w:numPr>
-          <w:ilvl w:val="0"/>
-          <w:numId w:val="0"/>
-        </w:numPr>
-        <w:ind w:left="180" w:hanging="180"/>
-      </w:pPr>
-      <w:bookmarkStart w:id="76" w:name="ref-olivecrona2017reinvent"/>
-      <w:r>
-        <w:t xml:space="preserve">Olivecrona, M., Blaschke, T., Engkvist, O., &amp; Chen, H. (2017). Molecular de-novo design through deep reinforcement learning.</w:t>
-      </w:r>
-      <w:r>
-        <w:t xml:space="preserve"> </w:t>
-      </w:r>
-      <w:r>
-        <w:rPr>
-          <w:i/>
-          <w:iCs/>
-        </w:rPr>
-        <w:t xml:space="preserve">J. Cheminformatics 9</w:t>
-      </w:r>
-      <w:r>
-        <w:t xml:space="preserve">:48. doi:10.1186/s13321-017-0235-x.</w:t>
-      </w:r>
-      <w:bookmarkEnd w:id="76"/>
-    </w:p>
-    <w:p>
-      <w:pPr>
-        <w:pStyle w:val="MDPI81references"/>
-        <w:numPr>
-          <w:ilvl w:val="0"/>
-          <w:numId w:val="0"/>
-        </w:numPr>
-        <w:ind w:left="180" w:hanging="180"/>
-      </w:pPr>
-      <w:bookmarkStart w:id="77" w:name="ref-loeffler2024reinvent4"/>
-      <w:r>
-        <w:t xml:space="preserve">Loeffler, H. H., He, J., Tibo, A., Janet, J. P., Voronov, A., Mervin, L. H., &amp; Engkvist, O. (2024). REINVENT 4: Modern AI-driven generative molecule design.</w:t>
-      </w:r>
-      <w:r>
-        <w:t xml:space="preserve"> </w:t>
-      </w:r>
-      <w:r>
-        <w:rPr>
-          <w:i/>
-          <w:iCs/>
-        </w:rPr>
-        <w:t xml:space="preserve">J. Cheminformatics 16</w:t>
-      </w:r>
-      <w:r>
-        <w:t xml:space="preserve">:20. doi:10.1186/s13321-024-00812-5.</w:t>
-      </w:r>
-      <w:bookmarkEnd w:id="77"/>
-    </w:p>
-    <w:p>
-      <w:pPr>
-        <w:pStyle w:val="MDPI81references"/>
-        <w:numPr>
-          <w:ilvl w:val="0"/>
-          <w:numId w:val="0"/>
-        </w:numPr>
-        <w:ind w:left="180" w:hanging="180"/>
-      </w:pPr>
-      <w:bookmarkStart w:id="78" w:name="ref-yang2017chemts"/>
-      <w:r>
-        <w:t xml:space="preserve">Yang, X., Zhang, J., Yoshizoe, K., Terayama, K., &amp; Tsuda, K. (2017). ChemTS: An efficient python library for de novo molecular generation.</w:t>
-      </w:r>
-      <w:r>
-        <w:t xml:space="preserve"> </w:t>
-      </w:r>
-      <w:r>
-        <w:rPr>
-          <w:i/>
-          <w:iCs/>
-        </w:rPr>
-        <w:t xml:space="preserve">Sci. Tech. Adv. Mater. 18(1)</w:t>
-      </w:r>
-      <w:r>
-        <w:t xml:space="preserve">:972–976. doi:10.1080/14686996.2017.1401424.</w:t>
-      </w:r>
-      <w:bookmarkEnd w:id="78"/>
-    </w:p>
-    <w:p>
-      <w:pPr>
-        <w:pStyle w:val="MDPI81references"/>
-        <w:numPr>
-          <w:ilvl w:val="0"/>
-          <w:numId w:val="0"/>
-        </w:numPr>
-        <w:ind w:left="180" w:hanging="180"/>
-      </w:pPr>
-      <w:bookmarkStart w:id="79" w:name="ref-bagal2022molgpt"/>
-      <w:r>
-        <w:t xml:space="preserve">Bagal, V., Aggarwal, R., Vinod, P. K., &amp; Priyakumar, U. D. (2022). MolGPT: Molecular Generation Using a Transformer-Decoder Model.</w:t>
-      </w:r>
-      <w:r>
-        <w:t xml:space="preserve"> </w:t>
-      </w:r>
-      <w:r>
-        <w:rPr>
-          <w:i/>
-          <w:iCs/>
-        </w:rPr>
-        <w:t xml:space="preserve">J. Chem. Inf. Model. 62(9)</w:t>
-      </w:r>
-      <w:r>
-        <w:t xml:space="preserve">:2064–2076. doi:10.1021/acs.jcim.1c00600.</w:t>
-      </w:r>
-      <w:bookmarkEnd w:id="79"/>
-    </w:p>
-    <w:p>
-      <w:pPr>
-        <w:pStyle w:val="MDPI81references"/>
-        <w:numPr>
-          <w:ilvl w:val="0"/>
-          <w:numId w:val="0"/>
-        </w:numPr>
-        <w:ind w:left="180" w:hanging="180"/>
-      </w:pPr>
-      <w:bookmarkStart w:id="80" w:name="ref-ross2022molformer"/>
-      <w:r>
-        <w:t xml:space="preserve">Ross, J. et al. (2022). Large-Scale Chemical Language Representations Capture Molecular Structure and Properties.</w:t>
-      </w:r>
-      <w:r>
-        <w:t xml:space="preserve"> </w:t>
-      </w:r>
-      <w:r>
-        <w:rPr>
-          <w:i/>
-          <w:iCs/>
-        </w:rPr>
-        <w:t xml:space="preserve">Nature Machine Intelligence 4</w:t>
-      </w:r>
-      <w:r>
-        <w:t xml:space="preserve">:1256–1264. doi:10.1038/s42256-022-00580-7.</w:t>
-      </w:r>
-      <w:bookmarkEnd w:id="80"/>
-    </w:p>
-    <w:p>
-      <w:pPr>
-        <w:pStyle w:val="MDPI81references"/>
-        <w:numPr>
-          <w:ilvl w:val="0"/>
-          <w:numId w:val="0"/>
-        </w:numPr>
-        <w:ind w:left="180" w:hanging="180"/>
-      </w:pPr>
-      <w:bookmarkStart w:id="81" w:name="ref-irwin2022chemformer"/>
-      <w:r>
-        <w:t xml:space="preserve">Irwin, R., Dimitriadis, S., He, J., &amp; Bjerrum, E. J. (2022). Chemformer: A Pre-Trained Transformer for Computational Chemistry.</w:t>
-      </w:r>
-      <w:r>
-        <w:t xml:space="preserve"> </w:t>
-      </w:r>
-      <w:r>
-        <w:rPr>
-          <w:i/>
-          <w:iCs/>
-        </w:rPr>
-        <w:t xml:space="preserve">Mach. Learn.: Sci. Tech. 3</w:t>
-      </w:r>
-      <w:r>
-        <w:t xml:space="preserve">:015022. doi:10.1088/2632-2153/ac3ffb.</w:t>
-      </w:r>
-      <w:bookmarkEnd w:id="81"/>
-    </w:p>
-    <w:p>
-      <w:pPr>
-        <w:pStyle w:val="MDPI81references"/>
-        <w:numPr>
-          <w:ilvl w:val="0"/>
-          <w:numId w:val="0"/>
-        </w:numPr>
-        <w:ind w:left="180" w:hanging="180"/>
-      </w:pPr>
-      <w:bookmarkStart w:id="82" w:name="ref-bengio2021gflownet"/>
-      <w:r>
-        <w:t xml:space="preserve">Bengio, E., Jain, M., Korablyov, M., Precup, D., &amp; Bengio, Y. (2021). Flow Network Based Generative Models for Non-Iterative Diverse Candidate Generation.</w:t>
-      </w:r>
-      <w:r>
-        <w:t xml:space="preserve"> </w:t>
-      </w:r>
-      <w:r>
-        <w:rPr>
-          <w:i/>
-          <w:iCs/>
-        </w:rPr>
-        <w:t xml:space="preserve">NeurIPS 2021</w:t>
-      </w:r>
-      <w:r>
-        <w:t xml:space="preserve">. arXiv:2106.04399.</w:t>
-      </w:r>
-      <w:bookmarkEnd w:id="82"/>
-    </w:p>
-    <w:p>
-      <w:pPr>
-        <w:pStyle w:val="MDPI81references"/>
-        <w:numPr>
-          <w:ilvl w:val="0"/>
-          <w:numId w:val="0"/>
-        </w:numPr>
-        <w:ind w:left="180" w:hanging="180"/>
-      </w:pPr>
-      <w:bookmarkStart w:id="83" w:name="ref-vignac2023digress"/>
-      <w:r>
-        <w:t xml:space="preserve">Vignac, C. et al. (2023). DiGress: Discrete Denoising Diffusion for Graph Generation.</w:t>
-      </w:r>
-      <w:r>
-        <w:t xml:space="preserve"> </w:t>
-      </w:r>
-      <w:r>
-        <w:rPr>
-          <w:i/>
-          <w:iCs/>
-        </w:rPr>
-        <w:t xml:space="preserve">ICLR 2023</w:t>
-      </w:r>
-      <w:r>
-        <w:t xml:space="preserve">. arXiv:2209.14734.</w:t>
-      </w:r>
-      <w:bookmarkEnd w:id="83"/>
-    </w:p>
-    <w:p>
-      <w:pPr>
-        <w:pStyle w:val="MDPI81references"/>
-        <w:numPr>
-          <w:ilvl w:val="0"/>
-          <w:numId w:val="0"/>
-        </w:numPr>
-        <w:ind w:left="180" w:hanging="180"/>
-      </w:pPr>
-      <w:bookmarkStart w:id="84" w:name="ref-ho2020ddpm"/>
-      <w:r>
-        <w:t xml:space="preserve">Ho, J., Jain, A., &amp; Abbeel, P. (2020). Denoising Diffusion Probabilistic Models.</w:t>
-      </w:r>
-      <w:r>
-        <w:t xml:space="preserve"> </w:t>
-      </w:r>
-      <w:r>
-        <w:rPr>
-          <w:i/>
-          <w:iCs/>
-        </w:rPr>
-        <w:t xml:space="preserve">NeurIPS 2020</w:t>
-      </w:r>
-      <w:r>
-        <w:t xml:space="preserve">. arXiv:2006.11239.</w:t>
-      </w:r>
-      <w:bookmarkEnd w:id="84"/>
-    </w:p>
-    <w:p>
-      <w:pPr>
-        <w:pStyle w:val="MDPI81references"/>
-        <w:numPr>
-          <w:ilvl w:val="0"/>
-          <w:numId w:val="0"/>
-        </w:numPr>
-        <w:ind w:left="180" w:hanging="180"/>
-      </w:pPr>
-      <w:bookmarkStart w:id="85" w:name="ref-song2019score"/>
-      <w:r>
-        <w:t xml:space="preserve">Song, Y., &amp; Ermon, S. (2019). Generative Modeling by Estimating Gradients of the Data Distribution.</w:t>
-      </w:r>
-      <w:r>
-        <w:t xml:space="preserve"> </w:t>
-      </w:r>
-      <w:r>
-        <w:rPr>
-          <w:i/>
-          <w:iCs/>
-        </w:rPr>
-        <w:t xml:space="preserve">NeurIPS 2019</w:t>
-      </w:r>
-      <w:r>
-        <w:t xml:space="preserve">. arXiv:1907.05600.</w:t>
-      </w:r>
-      <w:bookmarkEnd w:id="85"/>
-    </w:p>
-    <w:p>
-      <w:pPr>
-        <w:pStyle w:val="MDPI81references"/>
-        <w:numPr>
-          <w:ilvl w:val="0"/>
-          <w:numId w:val="0"/>
-        </w:numPr>
-        <w:ind w:left="180" w:hanging="180"/>
-      </w:pPr>
-      <w:bookmarkStart w:id="86" w:name="ref-song2021sde"/>
-      <w:r>
-        <w:t xml:space="preserve">Song, Y. et al. (2021). Score-Based Generative Modeling through Stochastic Differential Equations.</w:t>
-      </w:r>
-      <w:r>
-        <w:t xml:space="preserve"> </w:t>
-      </w:r>
-      <w:r>
-        <w:rPr>
-          <w:i/>
-          <w:iCs/>
-        </w:rPr>
-        <w:t xml:space="preserve">ICLR 2021</w:t>
-      </w:r>
-      <w:r>
-        <w:t xml:space="preserve">. arXiv:2011.13456.</w:t>
-      </w:r>
-      <w:bookmarkEnd w:id="86"/>
-    </w:p>
-    <w:p>
-      <w:pPr>
-        <w:pStyle w:val="MDPI81references"/>
-        <w:numPr>
-          <w:ilvl w:val="0"/>
-          <w:numId w:val="0"/>
-        </w:numPr>
-        <w:ind w:left="180" w:hanging="180"/>
-      </w:pPr>
-      <w:bookmarkStart w:id="87" w:name="ref-rombach2022ldm"/>
-      <w:r>
-        <w:t xml:space="preserve">Rombach, R., Blattmann, A., Lorenz, D., Esser, P., &amp; Ommer, B. (2022). High-Resolution Image Synthesis with Latent Diffusion Models.</w:t>
-      </w:r>
-      <w:r>
-        <w:t xml:space="preserve"> </w:t>
-      </w:r>
-      <w:r>
-        <w:rPr>
-          <w:i/>
-          <w:iCs/>
-        </w:rPr>
-        <w:t xml:space="preserve">CVPR 2022</w:t>
-      </w:r>
-      <w:r>
-        <w:t xml:space="preserve">. arXiv:2112.10752.</w:t>
-      </w:r>
-      <w:bookmarkEnd w:id="87"/>
-    </w:p>
-    <w:p>
-      <w:pPr>
-        <w:pStyle w:val="MDPI81references"/>
-        <w:numPr>
-          <w:ilvl w:val="0"/>
-          <w:numId w:val="0"/>
-        </w:numPr>
-        <w:ind w:left="180" w:hanging="180"/>
-      </w:pPr>
-      <w:bookmarkStart w:id="88" w:name="ref-dhariwal2021diffusion"/>
-      <w:r>
-        <w:t xml:space="preserve">Dhariwal, P., &amp; Nichol, A. (2021). Diffusion Models Beat GANs on Image Synthesis.</w:t>
-      </w:r>
-      <w:r>
-        <w:t xml:space="preserve"> </w:t>
-      </w:r>
-      <w:r>
-        <w:rPr>
-          <w:i/>
-          <w:iCs/>
-        </w:rPr>
-        <w:t xml:space="preserve">NeurIPS 2021</w:t>
-      </w:r>
-      <w:r>
-        <w:t xml:space="preserve">. arXiv:2105.05233.</w:t>
-      </w:r>
-      <w:bookmarkEnd w:id="88"/>
-    </w:p>
-    <w:p>
-      <w:pPr>
-        <w:pStyle w:val="MDPI81references"/>
-        <w:numPr>
-          <w:ilvl w:val="0"/>
-          <w:numId w:val="0"/>
-        </w:numPr>
-        <w:ind w:left="180" w:hanging="180"/>
-      </w:pPr>
-      <w:bookmarkStart w:id="89" w:name="ref-perez2018film"/>
-      <w:r>
-        <w:t xml:space="preserve">Perez, E., Strub, F., de Vries, H., Dumoulin, V., &amp; Courville, A. (2018). FiLM: Visual Reasoning with a General Conditioning Layer.</w:t>
-      </w:r>
-      <w:r>
-        <w:t xml:space="preserve"> </w:t>
-      </w:r>
-      <w:r>
-        <w:rPr>
-          <w:i/>
-          <w:iCs/>
-        </w:rPr>
-        <w:t xml:space="preserve">AAAI 2018</w:t>
-      </w:r>
-      <w:r>
-        <w:t xml:space="preserve">. arXiv:1709.07871.</w:t>
-      </w:r>
-      <w:bookmarkEnd w:id="89"/>
-    </w:p>
-    <w:p>
-      <w:pPr>
-        <w:pStyle w:val="MDPI81references"/>
-        <w:numPr>
-          <w:ilvl w:val="0"/>
-          <w:numId w:val="0"/>
-        </w:numPr>
-        <w:ind w:left="180" w:hanging="180"/>
-      </w:pPr>
-      <w:bookmarkStart w:id="90" w:name="ref-hoogeboom2022edm"/>
-      <w:r>
-        <w:t xml:space="preserve">Hoogeboom, E., Garcia Satorras, V., Vignac, C., &amp; Welling, M. (2022). Equivariant Diffusion for Molecule Generation in 3D.</w:t>
-      </w:r>
-      <w:r>
-        <w:t xml:space="preserve"> </w:t>
-      </w:r>
-      <w:r>
-        <w:rPr>
-          <w:i/>
-          <w:iCs/>
-        </w:rPr>
-        <w:t xml:space="preserve">ICML 2022</w:t>
-      </w:r>
-      <w:r>
-        <w:t xml:space="preserve">. arXiv:2203.17003.</w:t>
-      </w:r>
-      <w:bookmarkEnd w:id="90"/>
-    </w:p>
-    <w:p>
-      <w:pPr>
-        <w:pStyle w:val="MDPI81references"/>
-        <w:numPr>
-          <w:ilvl w:val="0"/>
-          <w:numId w:val="0"/>
-        </w:numPr>
-        <w:ind w:left="180" w:hanging="180"/>
-      </w:pPr>
-      <w:bookmarkStart w:id="91" w:name="ref-schneuing2022diffsbdd"/>
-      <w:r>
-        <w:t xml:space="preserve">Schneuing, A. et al. (2022). Structure-based Drug Design with Equivariant Diffusion Models.</w:t>
-      </w:r>
-      <w:r>
-        <w:t xml:space="preserve"> </w:t>
-      </w:r>
-      <w:r>
-        <w:rPr>
-          <w:i/>
-          <w:iCs/>
-        </w:rPr>
-        <w:t xml:space="preserve">NeurIPS 2022 AI4Science Workshop</w:t>
-      </w:r>
-      <w:r>
-        <w:t xml:space="preserve">. arXiv:2210.13695.</w:t>
-      </w:r>
-      <w:bookmarkEnd w:id="91"/>
-    </w:p>
-    <w:p>
-      <w:pPr>
-        <w:pStyle w:val="MDPI81references"/>
-        <w:numPr>
-          <w:ilvl w:val="0"/>
-          <w:numId w:val="0"/>
-        </w:numPr>
-        <w:ind w:left="180" w:hanging="180"/>
-      </w:pPr>
-      <w:bookmarkStart w:id="92" w:name="ref-guan2023targetdiff"/>
-      <w:r>
-        <w:t xml:space="preserve">Guan, J. et al. (2023). 3D Equivariant Diffusion for Target-Aware Molecule Generation and Affinity Prediction.</w:t>
-      </w:r>
-      <w:r>
-        <w:t xml:space="preserve"> </w:t>
-      </w:r>
-      <w:r>
-        <w:rPr>
-          <w:i/>
-          <w:iCs/>
-        </w:rPr>
-        <w:t xml:space="preserve">ICLR 2023</w:t>
-      </w:r>
-      <w:r>
-        <w:t xml:space="preserve">. arXiv:2303.03543.</w:t>
-      </w:r>
-      <w:bookmarkEnd w:id="92"/>
-    </w:p>
-    <w:p>
-      <w:pPr>
-        <w:pStyle w:val="MDPI81references"/>
-        <w:numPr>
-          <w:ilvl w:val="0"/>
-          <w:numId w:val="0"/>
-        </w:numPr>
-        <w:ind w:left="180" w:hanging="180"/>
-      </w:pPr>
-      <w:bookmarkStart w:id="93" w:name="ref-peng2022pocket2mol"/>
-      <w:r>
-        <w:t xml:space="preserve">Peng, X., Luo, S., Guan, J., Xie, Q., Peng, J., &amp; Ma, J. (2022). Pocket2Mol: Efficient Molecular Sampling Based on 3D Protein Pockets.</w:t>
-      </w:r>
-      <w:r>
-        <w:t xml:space="preserve"> </w:t>
-      </w:r>
-      <w:r>
-        <w:rPr>
-          <w:i/>
-          <w:iCs/>
-        </w:rPr>
-        <w:t xml:space="preserve">ICML 2022</w:t>
-      </w:r>
-      <w:r>
-        <w:t xml:space="preserve">. arXiv:2205.07249.</w:t>
-      </w:r>
-      <w:bookmarkEnd w:id="93"/>
-    </w:p>
-    <w:p>
-      <w:pPr>
-        <w:pStyle w:val="MDPI81references"/>
-        <w:numPr>
-          <w:ilvl w:val="0"/>
-          <w:numId w:val="0"/>
-        </w:numPr>
-        <w:ind w:left="180" w:hanging="180"/>
-      </w:pPr>
-      <w:bookmarkStart w:id="94" w:name="ref-corso2023diffdock"/>
-      <w:r>
-        <w:t xml:space="preserve">Corso, G., Stärk, H., Jing, B., Barzilay, R., &amp; Jaakkola, T. (2023). DiffDock: Diffusion Steps, Twists, and Turns for Molecular Docking.</w:t>
-      </w:r>
-      <w:r>
-        <w:t xml:space="preserve"> </w:t>
-      </w:r>
-      <w:r>
-        <w:rPr>
-          <w:i/>
-          <w:iCs/>
-        </w:rPr>
-        <w:t xml:space="preserve">ICLR 2023</w:t>
-      </w:r>
-      <w:r>
-        <w:t xml:space="preserve">. arXiv:2210.01776.</w:t>
-      </w:r>
-      <w:bookmarkEnd w:id="94"/>
-    </w:p>
-    <w:p>
-      <w:pPr>
-        <w:pStyle w:val="MDPI81references"/>
-        <w:numPr>
-          <w:ilvl w:val="0"/>
-          <w:numId w:val="0"/>
-        </w:numPr>
-        <w:ind w:left="180" w:hanging="180"/>
-      </w:pPr>
-      <w:bookmarkStart w:id="95" w:name="ref-peng2023moldiff"/>
-      <w:r>
-        <w:t xml:space="preserve">Peng, X., Guan, J., Liu, Q., &amp; Ma, J. (2023). MolDiff: Addressing the Atom-Bond Inconsistency Problem in 3D Molecule Diffusion Generation.</w:t>
-      </w:r>
-      <w:r>
-        <w:t xml:space="preserve"> </w:t>
-      </w:r>
-      <w:r>
-        <w:rPr>
-          <w:i/>
-          <w:iCs/>
-        </w:rPr>
-        <w:t xml:space="preserve">ICML 2023</w:t>
-      </w:r>
-      <w:r>
-        <w:t xml:space="preserve">. arXiv:2305.07508.</w:t>
-      </w:r>
-      <w:bookmarkEnd w:id="95"/>
-    </w:p>
-    <w:p>
-      <w:pPr>
-        <w:pStyle w:val="MDPI81references"/>
-        <w:numPr>
-          <w:ilvl w:val="0"/>
-          <w:numId w:val="0"/>
-        </w:numPr>
-        <w:ind w:left="180" w:hanging="180"/>
-      </w:pPr>
-      <w:bookmarkStart w:id="96" w:name="ref-xu2023geoldm"/>
-      <w:r>
-        <w:t xml:space="preserve">Xu, M., Powers, A., Dror, R. O., Ermon, S., &amp; Leskovec, J. (2023). Geometric Latent Diffusion Models for 3D Molecule Generation.</w:t>
-      </w:r>
-      <w:r>
-        <w:t xml:space="preserve"> </w:t>
-      </w:r>
-      <w:r>
-        <w:rPr>
-          <w:i/>
-          <w:iCs/>
-        </w:rPr>
-        <w:t xml:space="preserve">ICML 2023</w:t>
-      </w:r>
-      <w:r>
-        <w:t xml:space="preserve">. arXiv:2305.01140.</w:t>
-      </w:r>
-      <w:bookmarkEnd w:id="96"/>
-    </w:p>
-    <w:p>
-      <w:pPr>
-        <w:pStyle w:val="MDPI81references"/>
-        <w:numPr>
-          <w:ilvl w:val="0"/>
-          <w:numId w:val="0"/>
-        </w:numPr>
-        <w:ind w:left="180" w:hanging="180"/>
-      </w:pPr>
-      <w:bookmarkStart w:id="97" w:name="ref-elton2018applying"/>
-      <w:r>
-        <w:t xml:space="preserve">Elton, D. C., Boukouvalas, Z., Butrico, M. S., Fuge, M. D., &amp; Chung, P. W. (2018). Applying Machine Learning Techniques to Predict the Properties of Energetic Materials.</w:t>
-      </w:r>
-      <w:r>
-        <w:t xml:space="preserve"> </w:t>
-      </w:r>
-      <w:r>
-        <w:rPr>
-          <w:i/>
-          <w:iCs/>
-        </w:rPr>
-        <w:t xml:space="preserve">Sci. Rep. 8</w:t>
-      </w:r>
-      <w:r>
-        <w:t xml:space="preserve">:9059.</w:t>
-      </w:r>
-      <w:bookmarkEnd w:id="97"/>
-    </w:p>
-    <w:p>
-      <w:pPr>
-        <w:pStyle w:val="MDPI81references"/>
-        <w:numPr>
-          <w:ilvl w:val="0"/>
-          <w:numId w:val="0"/>
-        </w:numPr>
-        <w:ind w:left="180" w:hanging="180"/>
-      </w:pPr>
-      <w:bookmarkStart w:id="98" w:name="ref-politzer2014some"/>
-      <w:r>
-        <w:t xml:space="preserve">Politzer, P., &amp; Murray, J. S. (2014). Some Perspectives on Estimating Detonation Properties of C, H, N, O Compounds.</w:t>
-      </w:r>
-      <w:r>
-        <w:t xml:space="preserve"> </w:t>
-      </w:r>
-      <w:r>
-        <w:rPr>
-          <w:i/>
-          <w:iCs/>
-        </w:rPr>
-        <w:t xml:space="preserve">Cent. Eur. J. Energ. Mater. 11(4)</w:t>
-      </w:r>
-      <w:r>
-        <w:t xml:space="preserve">:459–474.</w:t>
-      </w:r>
-      <w:bookmarkEnd w:id="98"/>
-    </w:p>
-    <w:p>
-      <w:pPr>
-        <w:pStyle w:val="MDPI81references"/>
-        <w:numPr>
-          <w:ilvl w:val="0"/>
-          <w:numId w:val="0"/>
-        </w:numPr>
-        <w:ind w:left="180" w:hanging="180"/>
-      </w:pPr>
-      <w:bookmarkStart w:id="99" w:name="ref-suceska2018explo5"/>
-      <w:r>
-        <w:t xml:space="preserve">Sućeska, M. (2018). EXPLO5 v6.05.04 User's Manual. Brodarski Institute, Zagreb, Croatia. Computer program for calculation of detonation parameters from molecular formula, density, and heat of formation via thermochemical-equilibrium Chapman–Jouguet solver with covolume EOS.</w:t>
-      </w:r>
-      <w:bookmarkEnd w:id="99"/>
-    </w:p>
-    <w:p>
-      <w:pPr>
-        <w:pStyle w:val="MDPI81references"/>
-        <w:numPr>
-          <w:ilvl w:val="0"/>
-          <w:numId w:val="0"/>
-        </w:numPr>
-        <w:ind w:left="180" w:hanging="180"/>
-      </w:pPr>
-      <w:bookmarkStart w:id="100" w:name="ref-fried2014cheetah"/>
-      <w:r>
-        <w:t xml:space="preserve">Fried, L. E., Howard, W. M., Souers, P. C., &amp; Vitello, P. A. (2014). Cheetah 7.0 User's Manual. Lawrence Livermore National Laboratory technical report LLNL-SM-664002. Thermochemical-equilibrium detonation code with JCZ3 / BKWS covolume EOS.</w:t>
-      </w:r>
-      <w:bookmarkEnd w:id="100"/>
-    </w:p>
-    <w:p>
-      <w:pPr>
-        <w:pStyle w:val="MDPI81references"/>
-        <w:numPr>
-          <w:ilvl w:val="0"/>
-          <w:numId w:val="0"/>
-        </w:numPr>
-        <w:ind w:left="180" w:hanging="180"/>
-      </w:pPr>
-      <w:bookmarkStart w:id="101" w:name="ref-choi2023prep"/>
-      <w:r>
-        <w:t xml:space="preserve">Choi, J. B., Nguyen, P. C. H., Sen, O., Udaykumar, H. S., &amp; Baek, S. (2023). Artificial Intelligence Approaches for Energetic Materials by Design: State of the Art, Challenges, and Future Directions.</w:t>
-      </w:r>
-      <w:r>
-        <w:t xml:space="preserve"> </w:t>
-      </w:r>
-      <w:r>
-        <w:rPr>
-          <w:i/>
-          <w:iCs/>
-        </w:rPr>
-        <w:t xml:space="preserve">Propellants, Explosives, Pyrotechnics 48(4)</w:t>
-      </w:r>
-      <w:r>
-        <w:t xml:space="preserve">, e202200276. doi:10.1002/prep.202200276.</w:t>
-      </w:r>
-      <w:bookmarkEnd w:id="101"/>
-    </w:p>
-    <w:p>
-      <w:pPr>
-        <w:pStyle w:val="MDPI81references"/>
-        <w:numPr>
-          <w:ilvl w:val="0"/>
-          <w:numId w:val="0"/>
-        </w:numPr>
-        <w:ind w:left="180" w:hanging="180"/>
-      </w:pPr>
-      <w:bookmarkStart w:id="102" w:name="ref-nefati1996ann"/>
-      <w:r>
-        <w:t xml:space="preserve">Nefati, H., Cense, J.-M., &amp; Legendre, J.-J. (1996). Prediction of the Impact Sensitivity by Neural Networks.</w:t>
-      </w:r>
-      <w:r>
-        <w:t xml:space="preserve"> </w:t>
-      </w:r>
-      <w:r>
-        <w:rPr>
-          <w:i/>
-          <w:iCs/>
-        </w:rPr>
-        <w:t xml:space="preserve">J. Chem. Inf. Comput. Sci. 36(4)</w:t>
-      </w:r>
-      <w:r>
-        <w:t xml:space="preserve">:804–810. doi:10.1021/ci950223m.</w:t>
-      </w:r>
-      <w:bookmarkEnd w:id="102"/>
-    </w:p>
-    <w:p>
-      <w:pPr>
-        <w:pStyle w:val="MDPI81references"/>
-        <w:numPr>
-          <w:ilvl w:val="0"/>
-          <w:numId w:val="0"/>
-        </w:numPr>
-        <w:ind w:left="180" w:hanging="180"/>
-      </w:pPr>
-      <w:bookmarkStart w:id="103" w:name="ref-griffiths2020constrained"/>
-      <w:r>
-        <w:t xml:space="preserve">Griffiths, R.-R., &amp; Hernández-Lobato, J. M. (2020). Constrained Bayesian optimization for automatic chemical design using variational autoencoders.</w:t>
-      </w:r>
-      <w:r>
-        <w:t xml:space="preserve"> </w:t>
-      </w:r>
-      <w:r>
-        <w:rPr>
-          <w:i/>
-          <w:iCs/>
-        </w:rPr>
-        <w:t xml:space="preserve">Chem. Sci. 11(2)</w:t>
-      </w:r>
-      <w:r>
-        <w:t xml:space="preserve">:577–586. doi:10.1039/C9SC04026A.</w:t>
-      </w:r>
-      <w:bookmarkEnd w:id="103"/>
-    </w:p>
-    <w:p>
-      <w:pPr>
-        <w:pStyle w:val="MDPI81references"/>
-        <w:numPr>
-          <w:ilvl w:val="0"/>
-          <w:numId w:val="0"/>
-        </w:numPr>
-        <w:ind w:left="180" w:hanging="180"/>
-      </w:pPr>
-      <w:bookmarkStart w:id="104" w:name="ref-yang2019chemprop"/>
-      <w:r>
-        <w:t xml:space="preserve">Yang, K. et al. (2019). Analyzing Learned Molecular Representations for Property Prediction.</w:t>
-      </w:r>
-      <w:r>
-        <w:t xml:space="preserve"> </w:t>
-      </w:r>
-      <w:r>
-        <w:rPr>
-          <w:i/>
-          <w:iCs/>
-        </w:rPr>
-        <w:t xml:space="preserve">J. Chem. Inf. Model. 59(8)</w:t>
-      </w:r>
-      <w:r>
-        <w:t xml:space="preserve">:3370–3388. doi:10.1021/acs.jcim.9b00237.</w:t>
-      </w:r>
-      <w:bookmarkEnd w:id="104"/>
-    </w:p>
-    <w:p>
-      <w:pPr>
-        <w:pStyle w:val="MDPI81references"/>
-        <w:numPr>
-          <w:ilvl w:val="0"/>
-          <w:numId w:val="0"/>
-        </w:numPr>
-        <w:ind w:left="180" w:hanging="180"/>
-      </w:pPr>
-      <w:bookmarkStart w:id="105" w:name="ref-schutt2018schnet"/>
-      <w:r>
-        <w:t xml:space="preserve">Schütt, K. T., Sauceda, H. E., Kindermans, P.-J., Tkatchenko, A., &amp; Müller, K.-R. (2018). SchNet: A deep learning architecture for molecules and materials.</w:t>
-      </w:r>
-      <w:r>
-        <w:t xml:space="preserve"> </w:t>
-      </w:r>
-      <w:r>
-        <w:rPr>
-          <w:i/>
-          <w:iCs/>
-        </w:rPr>
-        <w:t xml:space="preserve">J. Chem. Phys. 148</w:t>
-      </w:r>
-      <w:r>
-        <w:t xml:space="preserve">:241722. doi:10.1063/1.5019779.</w:t>
-      </w:r>
-      <w:bookmarkEnd w:id="105"/>
-    </w:p>
-    <w:p>
-      <w:pPr>
-        <w:pStyle w:val="MDPI81references"/>
-        <w:numPr>
-          <w:ilvl w:val="0"/>
-          <w:numId w:val="0"/>
-        </w:numPr>
-        <w:ind w:left="180" w:hanging="180"/>
-      </w:pPr>
-      <w:bookmarkStart w:id="106" w:name="ref-qiao2020orbnet"/>
-      <w:r>
-        <w:t xml:space="preserve">Qiao, Z., Welborn, M., Anandkumar, A., Manby, F. R., &amp; Miller III, T. F. (2020). OrbNet: Deep learning for quantum chemistry using symmetry-adapted atomic-orbital features.</w:t>
-      </w:r>
-      <w:r>
-        <w:t xml:space="preserve"> </w:t>
-      </w:r>
-      <w:r>
-        <w:rPr>
-          <w:i/>
-          <w:iCs/>
-        </w:rPr>
-        <w:t xml:space="preserve">J. Chem. Phys. 153</w:t>
-      </w:r>
-      <w:r>
-        <w:t xml:space="preserve">:124111. doi:10.1063/5.0021955.</w:t>
-      </w:r>
-      <w:bookmarkEnd w:id="106"/>
-    </w:p>
-    <w:p>
-      <w:pPr>
-        <w:pStyle w:val="MDPI81references"/>
-        <w:numPr>
-          <w:ilvl w:val="0"/>
-          <w:numId w:val="0"/>
-        </w:numPr>
-        <w:ind w:left="180" w:hanging="180"/>
-      </w:pPr>
-      <w:bookmarkStart w:id="107" w:name="ref-brown2019guacamol"/>
-      <w:r>
-        <w:t xml:space="preserve">Brown, N., Fiscato, M., Segler, M. H. S., &amp; Vaucher, A. C. (2019). GuacaMol: Benchmarking Models for de Novo Molecular Design.</w:t>
-      </w:r>
-      <w:r>
-        <w:t xml:space="preserve"> </w:t>
-      </w:r>
-      <w:r>
-        <w:rPr>
-          <w:i/>
-          <w:iCs/>
-        </w:rPr>
-        <w:t xml:space="preserve">J. Chem. Inf. Model. 59(3)</w:t>
-      </w:r>
-      <w:r>
-        <w:t xml:space="preserve">:1096–1108. doi:10.1021/acs.jcim.8b00839.</w:t>
-      </w:r>
-      <w:bookmarkEnd w:id="107"/>
-    </w:p>
-    <w:p>
-      <w:pPr>
-        <w:pStyle w:val="MDPI81references"/>
-        <w:numPr>
-          <w:ilvl w:val="0"/>
-          <w:numId w:val="0"/>
-        </w:numPr>
-        <w:ind w:left="180" w:hanging="180"/>
-      </w:pPr>
-      <w:bookmarkStart w:id="108" w:name="ref-reymond2015gdb"/>
-      <w:r>
-        <w:t xml:space="preserve">Reymond, J.-L. (2015). The chemical space project.</w:t>
-      </w:r>
-      <w:r>
-        <w:t xml:space="preserve"> </w:t>
-      </w:r>
-      <w:r>
-        <w:rPr>
-          <w:i/>
-          <w:iCs/>
-        </w:rPr>
-        <w:t xml:space="preserve">Acc. Chem. Res. 48(3)</w:t>
-      </w:r>
-      <w:r>
-        <w:t xml:space="preserve">:722–730.</w:t>
-      </w:r>
-      <w:bookmarkEnd w:id="108"/>
-    </w:p>
-    <w:p>
-      <w:pPr>
-        <w:pStyle w:val="MDPI81references"/>
-        <w:numPr>
-          <w:ilvl w:val="0"/>
-          <w:numId w:val="0"/>
-        </w:numPr>
-        <w:ind w:left="180" w:hanging="180"/>
-      </w:pPr>
-      <w:bookmarkStart w:id="109" w:name="ref-ertl2009sa"/>
-      <w:r>
-        <w:t xml:space="preserve">Ertl, P., &amp; Schuffenhauer, A. (2009). Estimation of Synthetic Accessibility Score of Drug-Like Molecules Based on Molecular Complexity and Fragment Contributions.</w:t>
-      </w:r>
-      <w:r>
-        <w:t xml:space="preserve"> </w:t>
-      </w:r>
-      <w:r>
-        <w:rPr>
-          <w:i/>
-          <w:iCs/>
-        </w:rPr>
-        <w:t xml:space="preserve">J. Cheminform. 1</w:t>
-      </w:r>
-      <w:r>
-        <w:t xml:space="preserve">:8.</w:t>
-      </w:r>
-      <w:bookmarkEnd w:id="109"/>
-    </w:p>
-    <w:p>
-      <w:pPr>
-        <w:pStyle w:val="MDPI81references"/>
-        <w:numPr>
-          <w:ilvl w:val="0"/>
-          <w:numId w:val="0"/>
-        </w:numPr>
-        <w:ind w:left="180" w:hanging="180"/>
-      </w:pPr>
-      <w:bookmarkStart w:id="110" w:name="ref-coley2018scscore"/>
-      <w:r>
-        <w:t xml:space="preserve">Coley, C. W., Rogers, L., Green, W. H., &amp; Jensen, K. F. (2018). SCScore: Synthetic Complexity Learned from a Reaction Corpus.</w:t>
-      </w:r>
-      <w:r>
-        <w:t xml:space="preserve"> </w:t>
-      </w:r>
-      <w:r>
-        <w:rPr>
-          <w:i/>
-          <w:iCs/>
-        </w:rPr>
-        <w:t xml:space="preserve">J. Chem. Inf. Model. 58(2)</w:t>
-      </w:r>
-      <w:r>
-        <w:t xml:space="preserve">:252–261.</w:t>
-      </w:r>
-      <w:bookmarkEnd w:id="110"/>
-    </w:p>
-    <w:p>
-      <w:pPr>
-        <w:pStyle w:val="MDPI81references"/>
-        <w:numPr>
-          <w:ilvl w:val="0"/>
-          <w:numId w:val="0"/>
-        </w:numPr>
-        <w:ind w:left="180" w:hanging="180"/>
-      </w:pPr>
-      <w:bookmarkStart w:id="111" w:name="ref-rogers1960computer"/>
-      <w:r>
-        <w:t xml:space="preserve">Rogers, D. J., &amp; Tanimoto, T. T. (1960). A Computer Program for Classifying Plants.</w:t>
-      </w:r>
-      <w:r>
-        <w:t xml:space="preserve"> </w:t>
-      </w:r>
-      <w:r>
-        <w:rPr>
-          <w:i/>
-          <w:iCs/>
-        </w:rPr>
-        <w:t xml:space="preserve">Science 132(3434)</w:t>
-      </w:r>
-      <w:r>
-        <w:t xml:space="preserve">:1115–1118.</w:t>
-      </w:r>
-      <w:bookmarkEnd w:id="111"/>
-    </w:p>
-    <w:p>
-      <w:pPr>
-        <w:pStyle w:val="MDPI81references"/>
-        <w:numPr>
-          <w:ilvl w:val="0"/>
-          <w:numId w:val="0"/>
-        </w:numPr>
-        <w:ind w:left="180" w:hanging="180"/>
-      </w:pPr>
-      <w:bookmarkStart w:id="112" w:name="ref-sun2020pyscf"/>
-      <w:r>
-        <w:t xml:space="preserve">Sun, Q., Zhang, X., Banerjee, S., Bao, P., et al. (2020). Recent developments in the PySCF program package.</w:t>
-      </w:r>
-      <w:r>
-        <w:t xml:space="preserve"> </w:t>
-      </w:r>
-      <w:r>
-        <w:rPr>
-          <w:i/>
-          <w:iCs/>
-        </w:rPr>
-        <w:t xml:space="preserve">J. Chem. Phys. 153</w:t>
-      </w:r>
-      <w:r>
-        <w:t xml:space="preserve">:024109. doi:10.1063/5.0006074.</w:t>
-      </w:r>
-      <w:bookmarkEnd w:id="112"/>
-    </w:p>
-    <w:p>
-      <w:pPr>
-        <w:pStyle w:val="MDPI81references"/>
-        <w:numPr>
-          <w:ilvl w:val="0"/>
-          <w:numId w:val="0"/>
-        </w:numPr>
-        <w:ind w:left="180" w:hanging="180"/>
-      </w:pPr>
-      <w:bookmarkStart w:id="113" w:name="ref-genheden2020aizynth"/>
-      <w:r>
-        <w:t xml:space="preserve">Genheden, S., Thakkar, A., Chadimová, V., Reymond, J.-L., Engkvist, O., &amp; Bjerrum, E. J. (2020). AiZynthFinder: a fast, robust and flexible open-source software for retrosynthetic planning.</w:t>
-      </w:r>
-      <w:r>
-        <w:t xml:space="preserve"> </w:t>
-      </w:r>
-      <w:r>
-        <w:rPr>
-          <w:i/>
-          <w:iCs/>
-        </w:rPr>
-        <w:t xml:space="preserve">Journal of Cheminformatics 12</w:t>
-      </w:r>
-      <w:r>
-        <w:t xml:space="preserve">:70. doi:10.1186/s13321-020-00472-1.</w:t>
-      </w:r>
-      <w:bookmarkEnd w:id="113"/>
-    </w:p>
-    <w:p>
-      <w:pPr>
-        <w:pStyle w:val="MDPI81references"/>
-        <w:numPr>
-          <w:ilvl w:val="0"/>
-          <w:numId w:val="0"/>
-        </w:numPr>
-        <w:ind w:left="180" w:hanging="180"/>
-      </w:pPr>
-      <w:bookmarkStart w:id="115" w:name="ref-landrum2024rdkit"/>
-      <w:r>
-        <w:t xml:space="preserve">Landrum, G., &amp; contributors. RDKit: Open-source cheminformatics.</w:t>
-      </w:r>
-      <w:r>
-        <w:t xml:space="preserve"> </w:t>
-      </w:r>
-      <w:hyperlink r:id="rId24">
-        <w:r>
-          <w:rPr>
-            <w:rStyle w:val="Hyperlink"/>
-          </w:rPr>
-          <w:t xml:space="preserve">rdkit.org</w:t>
-        </w:r>
-      </w:hyperlink>
-      <w:r>
-        <w:t xml:space="preserve">.</w:t>
-      </w:r>
-      <w:bookmarkEnd w:id="115"/>
-    </w:p>
-    <w:p>
-      <w:pPr>
-        <w:pStyle w:val="MDPI81references"/>
-        <w:numPr>
-          <w:ilvl w:val="0"/>
-          <w:numId w:val="0"/>
-        </w:numPr>
-        <w:ind w:left="180" w:hanging="180"/>
-      </w:pPr>
-      <w:bookmarkStart w:id="117" w:name="ref-daylight-smarts"/>
-      <w:r>
-        <w:t xml:space="preserve">Daylight Chemical Information Systems. (2007). SMARTS: A Language for Describing Molecular Patterns. Daylight Theory Manual, Aliso Viejo, CA.</w:t>
-      </w:r>
-      <w:r>
-        <w:t xml:space="preserve"> </w:t>
-      </w:r>
-      <w:hyperlink r:id="rId25">
-        <w:r>
-          <w:rPr>
-            <w:rStyle w:val="Hyperlink"/>
-          </w:rPr>
-          <w:t xml:space="preserve">daylight.com/dayhtml/doc/theory/theory.smarts.html</w:t>
-        </w:r>
-      </w:hyperlink>
-      <w:r>
-        <w:t xml:space="preserve">. SMARTS = SMILES Arbitrary Target Specification: a pattern language extending SMILES that matches molecular substructures, used by RDKit and other cheminformatics toolkits to evaluate hard-reject catalogs (this work, Section 4.10).</w:t>
-      </w:r>
-      <w:bookmarkEnd w:id="117"/>
-    </w:p>
-    <w:p>
-      <w:pPr>
-        <w:pStyle w:val="MDPI81references"/>
-        <w:numPr>
-          <w:ilvl w:val="0"/>
-          <w:numId w:val="0"/>
-        </w:numPr>
-        <w:ind w:left="180" w:hanging="180"/>
-      </w:pPr>
-      <w:bookmarkStart w:id="118" w:name="ref-konnov2025nitroisoxazole"/>
-      <w:r>
-        <w:t xml:space="preserve">Konnov, A. A., Lisyutkin, A. D., Vinogradov, D. B., Nazarova, A. A., Pivkina, A. N., &amp; Fershtat, L. L. (2025). Synthesis of 4-Nitroisoxazole-Based Energetic Materials.</w:t>
-      </w:r>
-      <w:r>
-        <w:t xml:space="preserve"> </w:t>
-      </w:r>
-      <w:r>
-        <w:rPr>
-          <w:i/>
-          <w:iCs/>
-        </w:rPr>
-        <w:t xml:space="preserve">Org. Lett. 27(14)</w:t>
-      </w:r>
-      <w:r>
-        <w:t xml:space="preserve">:3795–3799. doi:10.1021/acs.orglett.5c01074.</w:t>
-      </w:r>
-      <w:bookmarkEnd w:id="118"/>
-    </w:p>
-    <w:p>
-      <w:pPr>
-        <w:pStyle w:val="MDPI81references"/>
-        <w:numPr>
-          <w:ilvl w:val="0"/>
-          <w:numId w:val="0"/>
-        </w:numPr>
-        <w:ind w:left="180" w:hanging="180"/>
-      </w:pPr>
-      <w:bookmarkStart w:id="119" w:name="ref-herve2010"/>
-      <w:r>
-        <w:t xml:space="preserve">Hervé, G., Roussel, C., &amp; Graindorge, H. (2010). Selective Preparation of 3,4,5-Trinitro-1H-pyrazole: A Stable All-Carbon-Substituted Trinitro Heterocycle, and Related Trinitroisoxazole Chemistry.</w:t>
-      </w:r>
-      <w:r>
-        <w:t xml:space="preserve"> </w:t>
-      </w:r>
-      <w:r>
-        <w:rPr>
-          <w:i/>
-          <w:iCs/>
-        </w:rPr>
-        <w:t xml:space="preserve">Angew. Chem. Int. Ed. 49(18)</w:t>
-      </w:r>
-      <w:r>
-        <w:t xml:space="preserve">:3177–3181. doi:10.1002/anie.201000764.</w:t>
-      </w:r>
-      <w:bookmarkEnd w:id="119"/>
-    </w:p>
-    <w:p>
-      <w:pPr>
-        <w:pStyle w:val="MDPI81references"/>
-        <w:numPr>
-          <w:ilvl w:val="0"/>
-          <w:numId w:val="0"/>
-        </w:numPr>
-        <w:ind w:left="180" w:hanging="180"/>
-      </w:pPr>
-      <w:bookmarkStart w:id="120" w:name="ref-csp-cgd-2023"/>
-      <w:r>
-        <w:t xml:space="preserve">Arnold, J. E., &amp; Day, G. M. (2023). Crystal Structure Prediction of Energetic Materials.</w:t>
-      </w:r>
-      <w:r>
-        <w:t xml:space="preserve"> </w:t>
-      </w:r>
-      <w:r>
-        <w:rPr>
-          <w:i/>
-          <w:iCs/>
-        </w:rPr>
-        <w:t xml:space="preserve">Crystal Growth &amp; Design</w:t>
-      </w:r>
-      <w:r>
-        <w:t xml:space="preserve">. doi:10.1021/acs.cgd.3c00706.</w:t>
-      </w:r>
-      <w:bookmarkEnd w:id="120"/>
     </w:p>
     <w:sectPr>
       <w:headerReference w:type="even" r:id="rId11"/>

--- a/paper/molecules/molecules_paper_SI.docx
+++ b/paper/molecules/molecules_paper_SI.docx
@@ -9525,7 +9525,7 @@
         <w:t xml:space="preserve"> </w:t>
       </w:r>
       <w:r>
-        <w:t xml:space="preserve">validation for the 12 chem-pass leads and the two anchors (RDX, TATB). Columns: lead ID; molecular formula; atom count; number of imaginary frequencies (0 = real local minimum); minimum real-mode wavenumber; zero-point vibrational energy. Per-lead numbers from</w:t>
+        <w:t xml:space="preserve">validation for the 11 chem-pass leads and the two anchors (RDX, TATB). Columns: lead ID; molecular formula; atom count; number of imaginary frequencies (0 = real local minimum); minimum real-mode wavenumber; zero-point vibrational energy. Per-lead numbers from</w:t>
       </w:r>
       <w:r>
         <w:t xml:space="preserve"> </w:t>
@@ -9935,175 +9935,6 @@
                 <w:sz w:val="18"/>
                 <w:szCs w:val="18"/>
               </w:rPr>
-              <w:t xml:space="preserve">L2</w:t>
-            </w:r>
-          </w:p>
-        </w:tc>
-        <w:tc>
-          <w:tcPr>
-            <w:vAlign w:val="center"/>
-          </w:tcPr>
-          <w:p>
-            <w:pPr>
-              <w:pStyle w:val="Compact"/>
-              <w:suppressAutoHyphens/>
-              <w:jc w:val="center"/>
-            </w:pPr>
-            <w:r>
-              <w:rPr>
-                <w:sz w:val="18"/>
-                <w:szCs w:val="18"/>
-              </w:rPr>
-              <w:t xml:space="preserve">C</w:t>
-            </w:r>
-            <w:r>
-              <w:rPr>
-                <w:vertAlign w:val="subscript"/>
-                <w:sz w:val="18"/>
-                <w:szCs w:val="18"/>
-              </w:rPr>
-              <w:t xml:space="preserve">3</w:t>
-            </w:r>
-            <w:r>
-              <w:rPr>
-                <w:sz w:val="18"/>
-                <w:szCs w:val="18"/>
-              </w:rPr>
-              <w:t xml:space="preserve">H</w:t>
-            </w:r>
-            <w:r>
-              <w:rPr>
-                <w:vertAlign w:val="subscript"/>
-                <w:sz w:val="18"/>
-                <w:szCs w:val="18"/>
-              </w:rPr>
-              <w:t xml:space="preserve">3</w:t>
-            </w:r>
-            <w:r>
-              <w:rPr>
-                <w:sz w:val="18"/>
-                <w:szCs w:val="18"/>
-              </w:rPr>
-              <w:t xml:space="preserve">N</w:t>
-            </w:r>
-            <w:r>
-              <w:rPr>
-                <w:vertAlign w:val="subscript"/>
-                <w:sz w:val="18"/>
-                <w:szCs w:val="18"/>
-              </w:rPr>
-              <w:t xml:space="preserve">5</w:t>
-            </w:r>
-            <w:r>
-              <w:rPr>
-                <w:sz w:val="18"/>
-                <w:szCs w:val="18"/>
-              </w:rPr>
-              <w:t xml:space="preserve">O</w:t>
-            </w:r>
-            <w:r>
-              <w:rPr>
-                <w:vertAlign w:val="subscript"/>
-                <w:sz w:val="18"/>
-                <w:szCs w:val="18"/>
-              </w:rPr>
-              <w:t xml:space="preserve">6</w:t>
-            </w:r>
-          </w:p>
-        </w:tc>
-        <w:tc>
-          <w:tcPr>
-            <w:vAlign w:val="center"/>
-          </w:tcPr>
-          <w:p>
-            <w:pPr>
-              <w:pStyle w:val="Compact"/>
-              <w:suppressAutoHyphens/>
-              <w:jc w:val="center"/>
-            </w:pPr>
-            <w:r>
-              <w:rPr>
-                <w:sz w:val="18"/>
-                <w:szCs w:val="18"/>
-              </w:rPr>
-              <w:t xml:space="preserve">17</w:t>
-            </w:r>
-          </w:p>
-        </w:tc>
-        <w:tc>
-          <w:tcPr>
-            <w:vAlign w:val="center"/>
-          </w:tcPr>
-          <w:p>
-            <w:pPr>
-              <w:pStyle w:val="Compact"/>
-              <w:suppressAutoHyphens/>
-              <w:jc w:val="center"/>
-            </w:pPr>
-            <w:r>
-              <w:rPr>
-                <w:sz w:val="18"/>
-                <w:szCs w:val="18"/>
-              </w:rPr>
-              <w:t xml:space="preserve">0</w:t>
-            </w:r>
-          </w:p>
-        </w:tc>
-        <w:tc>
-          <w:tcPr>
-            <w:vAlign w:val="center"/>
-          </w:tcPr>
-          <w:p>
-            <w:pPr>
-              <w:pStyle w:val="Compact"/>
-              <w:suppressAutoHyphens/>
-              <w:jc w:val="center"/>
-            </w:pPr>
-            <w:r>
-              <w:rPr>
-                <w:sz w:val="18"/>
-                <w:szCs w:val="18"/>
-              </w:rPr>
-              <w:t xml:space="preserve">47.1</w:t>
-            </w:r>
-          </w:p>
-        </w:tc>
-        <w:tc>
-          <w:tcPr>
-            <w:vAlign w:val="center"/>
-          </w:tcPr>
-          <w:p>
-            <w:pPr>
-              <w:pStyle w:val="Compact"/>
-              <w:suppressAutoHyphens/>
-              <w:jc w:val="center"/>
-            </w:pPr>
-            <w:r>
-              <w:rPr>
-                <w:sz w:val="18"/>
-                <w:szCs w:val="18"/>
-              </w:rPr>
-              <w:t xml:space="preserve">263.1</w:t>
-            </w:r>
-          </w:p>
-        </w:tc>
-      </w:tr>
-      <w:tr>
-        <w:tc>
-          <w:tcPr>
-            <w:vAlign w:val="center"/>
-          </w:tcPr>
-          <w:p>
-            <w:pPr>
-              <w:pStyle w:val="Compact"/>
-              <w:suppressAutoHyphens/>
-              <w:jc w:val="center"/>
-            </w:pPr>
-            <w:r>
-              <w:rPr>
-                <w:sz w:val="18"/>
-                <w:szCs w:val="18"/>
-              </w:rPr>
               <w:t xml:space="preserve">L3</w:t>
             </w:r>
           </w:p>
@@ -12199,7 +12030,7 @@
         <w:t xml:space="preserve"> </w:t>
       </w:r>
       <w:r>
-        <w:t xml:space="preserve">for the 12 chem-pass leads and the two RDX/TATB anchors under the 6-anchor calibration. ρ</w:t>
+        <w:t xml:space="preserve">for the 11 chem-pass leads and the two RDX/TATB anchors under the 6-anchor calibration. ρ</w:t>
       </w:r>
       <w:r>
         <w:rPr>
@@ -12965,141 +12796,6 @@
                 <w:sz w:val="18"/>
                 <w:szCs w:val="18"/>
               </w:rPr>
-              <w:t xml:space="preserve">L2</w:t>
-            </w:r>
-          </w:p>
-        </w:tc>
-        <w:tc>
-          <w:tcPr>
-            <w:vAlign w:val="center"/>
-          </w:tcPr>
-          <w:p>
-            <w:pPr>
-              <w:pStyle w:val="Compact"/>
-              <w:suppressAutoHyphens/>
-              <w:jc w:val="center"/>
-            </w:pPr>
-            <w:r>
-              <w:rPr>
-                <w:sz w:val="18"/>
-                <w:szCs w:val="18"/>
-              </w:rPr>
-              <w:t xml:space="preserve">1.699</w:t>
-            </w:r>
-          </w:p>
-        </w:tc>
-        <w:tc>
-          <w:tcPr>
-            <w:vAlign w:val="center"/>
-          </w:tcPr>
-          <w:p>
-            <w:pPr>
-              <w:pStyle w:val="Compact"/>
-              <w:suppressAutoHyphens/>
-              <w:jc w:val="center"/>
-            </w:pPr>
-            <w:r>
-              <w:rPr>
-                <w:sz w:val="18"/>
-                <w:szCs w:val="18"/>
-              </w:rPr>
-              <w:t xml:space="preserve">1.949</w:t>
-            </w:r>
-          </w:p>
-        </w:tc>
-        <w:tc>
-          <w:tcPr>
-            <w:vAlign w:val="center"/>
-          </w:tcPr>
-          <w:p>
-            <w:pPr>
-              <w:pStyle w:val="Compact"/>
-              <w:suppressAutoHyphens/>
-              <w:jc w:val="center"/>
-            </w:pPr>
-            <w:r>
-              <w:rPr>
-                <w:sz w:val="18"/>
-                <w:szCs w:val="18"/>
-              </w:rPr>
-              <w:t xml:space="preserve">+117.3</w:t>
-            </w:r>
-          </w:p>
-        </w:tc>
-        <w:tc>
-          <w:tcPr>
-            <w:vAlign w:val="center"/>
-          </w:tcPr>
-          <w:p>
-            <w:pPr>
-              <w:pStyle w:val="Compact"/>
-              <w:suppressAutoHyphens/>
-              <w:jc w:val="center"/>
-            </w:pPr>
-            <w:r>
-              <w:rPr>
-                <w:sz w:val="18"/>
-                <w:szCs w:val="18"/>
-              </w:rPr>
-              <w:t xml:space="preserve">-89.3</w:t>
-            </w:r>
-          </w:p>
-        </w:tc>
-        <w:tc>
-          <w:tcPr>
-            <w:vAlign w:val="center"/>
-          </w:tcPr>
-          <w:p>
-            <w:pPr>
-              <w:pStyle w:val="Compact"/>
-              <w:suppressAutoHyphens/>
-              <w:jc w:val="center"/>
-            </w:pPr>
-            <w:r>
-              <w:rPr>
-                <w:sz w:val="18"/>
-                <w:szCs w:val="18"/>
-              </w:rPr>
-              <w:t xml:space="preserve">33.5</w:t>
-            </w:r>
-          </w:p>
-        </w:tc>
-        <w:tc>
-          <w:tcPr>
-            <w:vAlign w:val="center"/>
-          </w:tcPr>
-          <w:p>
-            <w:pPr>
-              <w:pStyle w:val="Compact"/>
-              <w:suppressAutoHyphens/>
-              <w:jc w:val="center"/>
-            </w:pPr>
-            <w:r>
-              <w:rPr>
-                <w:sz w:val="18"/>
-                <w:szCs w:val="18"/>
-              </w:rPr>
-              <w:t xml:space="preserve">53.8</w:t>
-            </w:r>
-          </w:p>
-        </w:tc>
-      </w:tr>
-      <w:tr>
-        <w:tc>
-          <w:tcPr>
-            <w:vAlign w:val="center"/>
-          </w:tcPr>
-          <w:p>
-            <w:pPr>
-              <w:pStyle w:val="Compact"/>
-              <w:suppressAutoHyphens/>
-              <w:jc w:val="center"/>
-            </w:pPr>
-            <w:r>
-              <w:rPr>
-                <w:sz w:val="18"/>
-                <w:szCs w:val="18"/>
-              </w:rPr>
               <w:t xml:space="preserve">L3</w:t>
             </w:r>
           </w:p>
@@ -14795,7 +14491,7 @@
         <w:t xml:space="preserve"> </w:t>
       </w:r>
       <w:r>
-        <w:t xml:space="preserve">chem-pass leads and are reported here for completeness:</w:t>
+        <w:t xml:space="preserve">chem-pass leads and are reported here for completeness. R2 (the N-nitroimine oxime-nitrate-imidazoline) was initially admitted as a production lead but is reclassified here as a reject and excluded from the lead set:</w:t>
       </w:r>
     </w:p>
     <w:p>
@@ -16680,7 +16376,7 @@
         <w:t xml:space="preserve"> </w:t>
       </w:r>
       <w:r>
-        <w:t xml:space="preserve">on HOF (per-anchor residuals in Supplementary Section C.4). The 12 chem-pass leads calibrate to</w:t>
+        <w:t xml:space="preserve">on HOF (per-anchor residuals in Supplementary Section C.4). The 11 chem-pass leads calibrate to</w:t>
       </w:r>
       <w:r>
         <w:t xml:space="preserve"> </w:t>
@@ -16846,7 +16542,7 @@
         <w:t xml:space="preserve"> </w:t>
       </w:r>
       <w:r>
-        <w:t xml:space="preserve">for all 12 leads on the calibrated branch:</w:t>
+        <w:t xml:space="preserve">for all 11 leads on the calibrated branch:</w:t>
       </w:r>
     </w:p>
     <w:p>
@@ -16926,7 +16622,7 @@
         </m:r>
       </m:oMath>
       <w:r>
-        <w:t xml:space="preserve">. All 12 chem-pass leads are defined on the K-J branch. Anchor rows show the experimental</w:t>
+        <w:t xml:space="preserve">. All 11 chem-pass leads are defined on the K-J branch. Anchor rows show the experimental</w:t>
       </w:r>
       <w:r>
         <w:t xml:space="preserve"> </w:t>
@@ -17350,111 +17046,6 @@
                 <w:sz w:val="18"/>
                 <w:szCs w:val="18"/>
               </w:rPr>
-              <w:t xml:space="preserve">L2 oxime-nitrate-imidazoline</w:t>
-            </w:r>
-          </w:p>
-        </w:tc>
-        <w:tc>
-          <w:tcPr>
-            <w:vAlign w:val="center"/>
-          </w:tcPr>
-          <w:p>
-            <w:pPr>
-              <w:pStyle w:val="Compact"/>
-              <w:suppressAutoHyphens/>
-              <w:jc w:val="center"/>
-            </w:pPr>
-            <w:r>
-              <w:rPr>
-                <w:sz w:val="18"/>
-                <w:szCs w:val="18"/>
-              </w:rPr>
-              <w:t xml:space="preserve">D=8.96, ρ=1.87</w:t>
-            </w:r>
-          </w:p>
-        </w:tc>
-        <w:tc>
-          <w:tcPr>
-            <w:vAlign w:val="center"/>
-          </w:tcPr>
-          <w:p>
-            <w:pPr>
-              <w:pStyle w:val="Compact"/>
-              <w:suppressAutoHyphens/>
-              <w:jc w:val="center"/>
-            </w:pPr>
-            <w:r>
-              <w:rPr>
-                <w:sz w:val="18"/>
-                <w:szCs w:val="18"/>
-              </w:rPr>
-              <w:t xml:space="preserve">D=6.81, P=19.9</w:t>
-            </w:r>
-          </w:p>
-        </w:tc>
-        <w:tc>
-          <w:tcPr>
-            <w:vAlign w:val="center"/>
-          </w:tcPr>
-          <w:p>
-            <w:pPr>
-              <w:pStyle w:val="Compact"/>
-              <w:suppressAutoHyphens/>
-              <w:jc w:val="center"/>
-            </w:pPr>
-            <w:r>
-              <w:rPr>
-                <w:sz w:val="18"/>
-                <w:szCs w:val="18"/>
-              </w:rPr>
-              <w:t xml:space="preserve">D=7.78, P=28.1</w:t>
-            </w:r>
-          </w:p>
-        </w:tc>
-        <w:tc>
-          <w:tcPr>
-            <w:vAlign w:val="center"/>
-          </w:tcPr>
-          <w:p>
-            <w:pPr>
-              <w:pStyle w:val="Compact"/>
-              <w:suppressAutoHyphens/>
-              <w:jc w:val="center"/>
-            </w:pPr>
-            <w:r>
-              <w:rPr>
-                <w:sz w:val="18"/>
-                <w:szCs w:val="18"/>
-              </w:rPr>
-              <w:t xml:space="preserve">−1.18 km s</w:t>
-            </w:r>
-            <w:r>
-              <w:rPr>
-                <w:vertAlign w:val="superscript"/>
-                <w:sz w:val="18"/>
-                <w:szCs w:val="18"/>
-              </w:rPr>
-              <w:t xml:space="preserve">−1</w:t>
-            </w:r>
-          </w:p>
-        </w:tc>
-      </w:tr>
-      <w:tr>
-        <w:tc>
-          <w:tcPr>
-            <w:vAlign w:val="center"/>
-          </w:tcPr>
-          <w:p>
-            <w:pPr>
-              <w:pStyle w:val="Compact"/>
-              <w:suppressAutoHyphens/>
-              <w:jc w:val="center"/>
-            </w:pPr>
-            <w:r>
-              <w:rPr>
-                <w:sz w:val="18"/>
-                <w:szCs w:val="18"/>
-              </w:rPr>
               <w:t xml:space="preserve">L3 oxadiazinone-N-nitramine</w:t>
             </w:r>
           </w:p>
@@ -19458,7 +19049,7 @@
           <m:t>−</m:t>
         </m:r>
         <m:r>
-          <m:t>1.18</m:t>
+          <m:t>1.22</m:t>
         </m:r>
       </m:oMath>
       <w:r>
@@ -19504,7 +19095,7 @@
           <m:t>−</m:t>
         </m:r>
         <m:r>
-          <m:t>1.66</m:t>
+          <m:t>1.69</m:t>
         </m:r>
       </m:oMath>
       <w:r>
@@ -31984,7 +31575,7 @@
         <w:ind w:left="2608"/>
       </w:pPr>
       <w:r>
-        <w:t xml:space="preserve">This appendix gives the full disconnection narrative for the Section 2.4 AiZynthFinder retrosynthesis audit on L1 (3,4,5-trinitro-1,2-isoxazole), the template-coverage discussion for L4, L5, and the nine extension leads, and the drug-domain template-bias argument. The headline is reported in Section 2.4 (1/12 USPTO-template hit rate; L1 reachable in 4 steps with state score 0.50; nine-lead extension reproduces the population finding).</w:t>
+        <w:t xml:space="preserve">This appendix gives the full disconnection narrative for the Section 2.4 AiZynthFinder retrosynthesis audit on L1 (3,4,5-trinitro-1,2-isoxazole), the template-coverage discussion for L4, L5, and the eight extension leads, and the drug-domain template-bias argument. The headline is reported in Section 2.4 (1/11 USPTO-template hit rate; L1 reachable in 4 steps with state score 0.50; eight-lead extension reproduces the population finding).</w:t>
       </w:r>
     </w:p>
     <w:p>
@@ -32194,7 +31785,7 @@
           <w:b/>
           <w:bCs/>
         </w:rPr>
-        <w:t xml:space="preserve">Template coverage for L4, L5, and the nine extension leads.</w:t>
+        <w:t xml:space="preserve">Template coverage for L4, L5, and the eight extension leads.</w:t>
       </w:r>
       <w:r>
         <w:t xml:space="preserve"> </w:t>
@@ -32277,7 +31868,7 @@
         <w:ind w:left="2608"/>
       </w:pPr>
       <w:r>
-        <w:t xml:space="preserve">To test whether the L4/L5 template gap generalises, we reran the same 200-MCTS / 300-s AiZynthFinder protocol on the nine other chem-pass leads (L2, L3, L9, L11, L13, L16, L18, L19, L20). All nine returned no productive routes within budget (</w:t>
+        <w:t xml:space="preserve">To test whether the L4/L5 template gap generalises, we reran the same 200-MCTS / 300-s AiZynthFinder protocol on the eight other chem-pass leads (L3, L9, L11, L13, L16, L18, L19, L20). All eight returned no productive routes within budget (</w:t>
       </w:r>
       <w:r>
         <w:rPr>
@@ -32286,7 +31877,7 @@
         <w:t xml:space="preserve">aizynth_results_extension.json</w:t>
       </w:r>
       <w:r>
-        <w:t xml:space="preserve">), with search times ranging from 0.1 s (immediate template-policy rejection at the target node) to 38.8 s (exhaustive enumeration without finding a closed route). The drug-domain-template gap is therefore a population finding rather than an n=2 anecdote: across the twelve chem-pass leads, only L1 (aromatic 1,2-isoxazole with simple ring nitration) is reachable from public USPTO templates; the eleven other leads (small saturated heterocycles, nitramines, oxime-nitrates, polyazene chains) require energetic-domain expansions that the public template set does not contain. The retrosynthetic plausibility check is therefore a positive lower-bound for L1 and uninformative (rather than negative) for the other eleven; conversion of the L1 4-step disconnection into an actionable wet-lab route additionally requires sourcing of the energetic-domain intermediates that ZINC does not stock.</w:t>
+        <w:t xml:space="preserve">), with search times ranging from 0.1 s (immediate template-policy rejection at the target node) to 38.8 s (exhaustive enumeration without finding a closed route). The drug-domain-template gap is therefore a population finding rather than an n=2 anecdote: across the eleven chem-pass leads, only L1 (aromatic 1,2-isoxazole with simple ring nitration) is reachable from public USPTO templates; the ten other leads (small saturated heterocycles, nitramines, oxime-nitrates, polyazene chains) require energetic-domain expansions that the public template set does not contain. The retrosynthetic plausibility check is therefore a positive lower-bound for L1 and uninformative (rather than negative) for the other ten; conversion of the L1 4-step disconnection into an actionable wet-lab route additionally requires sourcing of the energetic-domain intermediates that ZINC does not stock.</w:t>
       </w:r>
     </w:p>
     <w:p>

--- a/paper/molecules/molecules_paper_SI.docx
+++ b/paper/molecules/molecules_paper_SI.docx
@@ -21,7 +21,7 @@
         <w:rPr>
           <w:b w:val="0"/>
         </w:rPr>
-        <w:t>Supplementary Information for: Domain-Gated Latent Diffusion for the Inverse Design of Novel HMX-Class Energetic Materials with First-Principles Validation</w:t>
+        <w:t>Supplementary Information for: Domain-Gated Latent Diffusion: Generative Inverse Design of HMX-Class Energetic Materials with First-Principles Validation</w:t>
       </w:r>
     </w:p>
     <w:p>
@@ -2092,7 +2092,7 @@
         <w:t xml:space="preserve"> </w:t>
       </w:r>
       <w:r>
-        <w:t xml:space="preserve">filtered from generation; their occasional surfacing in gated runs is a sanity-check rediscovery rather than a leak.</w:t>
+        <w:t xml:space="preserve">filtered from generation; their occasional surfacing in gated runs is an expected sanity-check rediscovery.</w:t>
       </w:r>
     </w:p>
     <w:p>
@@ -14491,7 +14491,7 @@
         <w:t xml:space="preserve"> </w:t>
       </w:r>
       <w:r>
-        <w:t xml:space="preserve">chem-pass leads and are reported here for completeness. R2 (the N-nitroimine oxime-nitrate-imidazoline) was initially admitted as a production lead but is reclassified here as a reject and excluded from the lead set:</w:t>
+        <w:t xml:space="preserve">chem-pass leads and are reported here for completeness. R2 (the N-nitroimine oxime-nitrate-imidazoline) is a reference-class compound flagged by the strengthened SMARTS gate, not a chem-pass lead:</w:t>
       </w:r>
     </w:p>
     <w:p>

--- a/paper/molecules/molecules_paper_SI.docx
+++ b/paper/molecules/molecules_paper_SI.docx
@@ -5779,7 +5779,7 @@
         <w:t xml:space="preserve"> </w:t>
       </w:r>
       <w:r>
-        <w:t xml:space="preserve">(cf. Section 4.8). The Random Forest was trained on (labelled energetic corpus = positives, ZINC drug-like = negatives), a clean two-class boundary. The diffusion sampler, however, operates in</w:t>
+        <w:t xml:space="preserve">(cf. Section 4.9). The Random Forest was trained on (labelled energetic corpus = positives, ZINC drug-like = negatives), a clean two-class boundary. The diffusion sampler, however, operates in</w:t>
       </w:r>
       <w:r>
         <w:t xml:space="preserve"> </w:t>
@@ -5831,7 +5831,7 @@
         <w:t xml:space="preserve"> </w:t>
       </w:r>
       <w:r>
-        <w:t xml:space="preserve">labels. The three-round training schedule (0 → 137 → 918 cumulative hard negatives; Fig 19) is specified in Section 4.14 and not repeated here. The held-out probe (7 anchors: RDX, HMX, TNT, FOX-7, PETN, TATB, NTO; 5 cheats: gem-tetranitro on C2, trinitromethane, gem-dinitrocyclopropane, polyazene-NO</w:t>
+        <w:t xml:space="preserve">labels. The three-round training schedule (0 → 137 → 918 cumulative hard negatives; Fig 19) is specified in Section 4.11 and not repeated here. The held-out probe (7 anchors: RDX, HMX, TNT, FOX-7, PETN, TATB, NTO; 5 cheats: gem-tetranitro on C2, trinitromethane, gem-dinitrocyclopropane, polyazene-NO</w:t>
       </w:r>
       <w:r>
         <w:rPr>
@@ -5891,7 +5891,7 @@
         <w:t xml:space="preserve"> </w:t>
       </w:r>
       <w:r>
-        <w:t xml:space="preserve">in their availability mask, Section 4.8). The score model after round 2 (corpus + 918 hard negatives) is the production checkpoint used in Section 2.</w:t>
+        <w:t xml:space="preserve">in their availability mask, Section 4.10). The score model after round 2 (corpus + 918 hard negatives) is the production checkpoint used in Section 2.</w:t>
       </w:r>
     </w:p>
     <w:p>

--- a/paper/molecules/molecules_paper_SI.docx
+++ b/paper/molecules/molecules_paper_SI.docx
@@ -5661,7 +5661,7 @@
           <w:i/>
           <w:iCs/>
         </w:rPr>
-        <w:t xml:space="preserve">Why it's needed.</w:t>
+        <w:t xml:space="preserve">Why it is needed.</w:t>
       </w:r>
       <w:r>
         <w:t xml:space="preserve"> </w:t>
@@ -28373,7 +28373,7 @@
         </m:r>
       </m:oMath>
       <w:r>
-        <w:t xml:space="preserve"> 23 scaffolds s.d.) confirming that the guidance-driven narrowing of chemical space is a stable, signal-level effect rather than a seed artifact.</w:t>
+        <w:t xml:space="preserve"> 23 scaffolds s.d.) confirming that the guidance-driven narrowing of chemical space is a stable, signal-level effect across seeds.</w:t>
       </w:r>
     </w:p>
     <w:p>
@@ -31260,7 +31260,7 @@
         <w:t xml:space="preserve">mean held-out AUROC = 0.91 ± 0.05</w:t>
       </w:r>
       <w:r>
-        <w:t xml:space="preserve">, so the head discriminates hazardous from safe latent-space chemistry on unseen rows. The head also flags 66 additional candidates from the merged top-100 that the SMARTS catalog let through. Manual inspection of the top-flagged candidates shows a mix of true positives (motifs the hand-written SMARTS rules don't cover but which are similar in latent space to known hazardous chemistry) and false positives (over-conservative latent-neighborhood matches: e.g., the labelled master compound 1-nitro-1H-tetrazol-1-amine surfaces at</w:t>
+        <w:t xml:space="preserve">, so the head discriminates hazardous from safe latent-space chemistry on unseen rows. The head also flags 66 additional candidates from the merged top-100 that the SMARTS catalog let through. Manual inspection of the top-flagged candidates shows a mix of true positives (motifs the hand-written SMARTS rules don't cover but which are similar in latent space to known hazardous chemistry) and false positives (over-conservative latent-neighborhood matches: e.g., the published PubChem compound 1-nitro-1H-tetrazol-1-amine surfaces at</w:t>
       </w:r>
       <w:r>
         <w:t xml:space="preserve"> </w:t>
@@ -36250,7 +36250,7 @@
         <w:t xml:space="preserve"> </w:t>
       </w:r>
       <w:r>
-        <w:t xml:space="preserve">from 8.94 to 9.51 km s</w:t>
+        <w:t xml:space="preserve">essentially unchanged (9.44–9.51 km s</w:t>
       </w:r>
       <w:r>
         <w:rPr>
@@ -36259,7 +36259,7 @@
         <w:t xml:space="preserve">−1</w:t>
       </w:r>
       <w:r>
-        <w:t xml:space="preserve">, and top-1</w:t>
+        <w:t xml:space="preserve">), and top-1</w:t>
       </w:r>
       <w:r>
         <w:t xml:space="preserve"> </w:t>

--- a/paper/molecules/molecules_paper_SI.docx
+++ b/paper/molecules/molecules_paper_SI.docx
@@ -5831,7 +5831,7 @@
         <w:t xml:space="preserve"> </w:t>
       </w:r>
       <w:r>
-        <w:t xml:space="preserve">labels. The three-round training schedule (0 → 137 → 918 cumulative hard negatives; Fig 19) is specified in Section 4.11 and not repeated here. The held-out probe (7 anchors: RDX, HMX, TNT, FOX-7, PETN, TATB, NTO; 5 cheats: gem-tetranitro on C2, trinitromethane, gem-dinitrocyclopropane, polyazene-NO</w:t>
+        <w:t xml:space="preserve">labels. The three-round training schedule (0 → 137 → 918 cumulative hard negatives; Fig 19) is specified in Section 4.11 and not repeated here. The held-out probe (7 anchors: RDX, HMX, TNT, FOX-7, PETN, TATB, NTO; 5 gaming molecules: gem-tetranitro on C2, trinitromethane, gem-dinitrocyclopropane, polyazene-NO</w:t>
       </w:r>
       <w:r>
         <w:rPr>
@@ -5843,7 +5843,7 @@
         <w:t xml:space="preserve"> </w:t>
       </w:r>
       <w:r>
-        <w:t xml:space="preserve">chain, dinitromethane) confirms anchors hold at 0.86–0.99 while cheats are demoted to 0.12–0.84. Supplementary Section D.9 reports an early variant (137 cheats) versus the production variant (918 cheats).</w:t>
+        <w:t xml:space="preserve">chain, dinitromethane) confirms anchors hold at 0.86–0.99 while gaming molecules are demoted to 0.12–0.84. Supplementary Section D.9 reports an early variant (137 gaming molecules) versus the production variant (918 gaming molecules).</w:t>
       </w:r>
     </w:p>
     <w:p>
@@ -5960,7 +5960,7 @@
         <w:t xml:space="preserve"> </w:t>
       </w:r>
       <w:r>
-        <w:t xml:space="preserve">on a held-out 7-anchor / 5-cheat set; if all anchors score</w:t>
+        <w:t xml:space="preserve">on a held-out 7-anchor / 5-gaming-molecule set; if all anchors score</w:t>
       </w:r>
       <w:r>
         <w:t xml:space="preserve"> </w:t>
@@ -5977,7 +5977,7 @@
         <w:t xml:space="preserve"> </w:t>
       </w:r>
       <w:r>
-        <w:t xml:space="preserve">0.86 and all cheats score</w:t>
+        <w:t xml:space="preserve">0.86 and all gaming molecules score</w:t>
       </w:r>
       <w:r>
         <w:t xml:space="preserve"> </w:t>
@@ -6048,7 +6048,7 @@
         <w:t xml:space="preserve"> </w:t>
       </w:r>
       <w:r>
-        <w:t xml:space="preserve">the mined cheats through the frozen LIMO encoder, label them viab</w:t>
+        <w:t xml:space="preserve">the mined gaming molecules through the frozen LIMO encoder, label them viab</w:t>
       </w:r>
       <m:oMath>
         <m:r>
@@ -6799,7 +6799,7 @@
         </m:r>
       </m:oMath>
       <w:r>
-        <w:t xml:space="preserve">8 M parameter score-model trunk; cf. Table S3) and the per-head supervised signal during training does not appear to harm the domain-native heads on the held-out anchor/cheat probe (the six-head production model and its five-head predecessor score the same on the 7-anchor and 5-cheat test sets within the per-round monitoring tolerance of Supplementary Section B.1). The cost of retaining is low; the cost of dropping (re-training the score model, re-running Supplementary Section F.4 to confirm no SA-axis dependency) is non-trivial. The heads are therefore retained.</w:t>
+        <w:t xml:space="preserve">8 M parameter score-model trunk; cf. Table S3) and the per-head supervised signal during training does not appear to harm the domain-native heads on the held-out anchor/gaming-molecule probe (the six-head production model and its five-head predecessor score the same on the 7-anchor and 5-gaming-molecule test sets within the per-round monitoring tolerance of Supplementary Section B.1). The cost of retaining is low; the cost of dropping (re-training the score model, re-running Supplementary Section F.4 to confirm no SA-axis dependency) is non-trivial. The heads are therefore retained.</w:t>
       </w:r>
     </w:p>
     <w:p>
@@ -26577,7 +26577,7 @@
         <w:ind w:left="2608"/>
       </w:pPr>
       <w:r>
-        <w:t xml:space="preserve">On a held-out probe of seven anchor energetics (RDX, HMX, TNT, FOX-7, PETN, TATB, NTO) and five known model-cheats (gem-tetranitro on C2; trinitromethane; gem-dinitro-cyclopropane; polyazene-NO</w:t>
+        <w:t xml:space="preserve">On a held-out probe of seven anchor energetics (RDX, HMX, TNT, FOX-7, PETN, TATB, NTO) and five known gaming molecules (gem-tetranitro on C2; trinitromethane; gem-dinitro-cyclopropane; polyazene-NO</w:t>
       </w:r>
       <w:r>
         <w:rPr>
@@ -26606,7 +26606,7 @@
         <w:t xml:space="preserve"> </w:t>
       </w:r>
       <w:r>
-        <w:t xml:space="preserve">[0.93, 0.99] and cheats</w:t>
+        <w:t xml:space="preserve">[0.93, 0.99] and gaming molecules</w:t>
       </w:r>
       <w:r>
         <w:t xml:space="preserve"> </w:t>
@@ -26640,7 +26640,7 @@
         <w:t xml:space="preserve"> </w:t>
       </w:r>
       <w:r>
-        <w:t xml:space="preserve">[0.86, 0.99] and cheats</w:t>
+        <w:t xml:space="preserve">[0.86, 0.99] and gaming molecules</w:t>
       </w:r>
       <w:r>
         <w:t xml:space="preserve"> </w:t>
@@ -26657,7 +26657,7 @@
         <w:t xml:space="preserve"> </w:t>
       </w:r>
       <w:r>
-        <w:t xml:space="preserve">[0.12, 0.84]. Both discriminate, but the budget-918 checkpoint demoted the worst-offender model-cheat (gem-tetranitro) by an additional 0.10 absolute. The lesson is that the score-model viability head's discriminative power scales directly with the number of</w:t>
+        <w:t xml:space="preserve">[0.12, 0.84]. Both discriminate, but the budget-918 checkpoint demoted the worst-offender gaming molecule (gem-tetranitro) by an additional 0.10 absolute. The lesson is that the score-model viability head's discriminative power scales directly with the number of</w:t>
       </w:r>
       <w:r>
         <w:t xml:space="preserve"> </w:t>
@@ -31674,7 +31674,7 @@
       <w:r>
         <w:t xml:space="preserve"> </w:t>
       </w:r>
-      <w:hyperlink w:anchor="ref-sabatini2018">
+      <w:hyperlink w:anchor="ref-sabatini2016">
         <w:r>
           <w:rPr>
             <w:rStyle w:val="Hyperlink"/>
@@ -34740,7 +34740,7 @@
         </m:r>
       </m:oMath>
       <w:r>
-        <w:t xml:space="preserve">) are evaluated on a held-out 7-anchor / 5-cheat probe (RDX, HMX, TNT, FOX-7, PETN, TATB, NTO plus five known model-cheats: gem-tetranitro on C2, trinitromethane, gem-dinitro-cyclopropane, polyazene-NO</w:t>
+        <w:t xml:space="preserve">) are evaluated on a held-out 7-anchor / 5-gaming-molecule probe (RDX, HMX, TNT, FOX-7, PETN, TATB, NTO plus five known gaming molecules: gem-tetranitro on C2, trinitromethane, gem-dinitro-cyclopropane, polyazene-NO</w:t>
       </w:r>
       <w:r>
         <w:rPr>
@@ -34752,7 +34752,7 @@
         <w:t xml:space="preserve"> </w:t>
       </w:r>
       <w:r>
-        <w:t xml:space="preserve">chain, dinitromethane). Both discriminate, but only the 918-budget checkpoint demotes the worst-offender model-cheat (gem-tetranitro) by an additional 0.10 absolute, giving the head reliable steer-off behaviour on the polynitro/polyazene cheats the sampler would otherwise propose. Full round-1-vs-round-2 numerics in Supplementary Section D.9; the SC-gradient sweep and the heuristic-vs-literature sensitivity-head ablation (Supplementary Section B.2) are in Supplementary Section D.6.</w:t>
+        <w:t xml:space="preserve">chain, dinitromethane). Both discriminate, but only the 918-budget checkpoint demotes the worst-offender gaming molecule (gem-tetranitro) by an additional 0.10 absolute, giving the head reliable steer-off behaviour on the polynitro/polyazene gaming molecules the sampler would otherwise propose. Full round-1-vs-round-2 numerics in Supplementary Section D.9; the SC-gradient sweep and the heuristic-vs-literature sensitivity-head ablation (Supplementary Section B.2) are in Supplementary Section D.6.</w:t>
       </w:r>
     </w:p>
     <w:p>
@@ -34771,7 +34771,7 @@
         <w:t xml:space="preserve"> </w:t>
       </w:r>
       <w:r>
-        <w:t xml:space="preserve">Hard-negative budget effect on the held-out 7-anchor / 5-cheat probe (numbers from Supplementary Section D.9). Anchor min and cheat max are the per-set extrema of the viability-head output; the worst-offender column tracks the gem-tetranitro model-cheat across budgets.</w:t>
+        <w:t xml:space="preserve">Hard-negative budget effect on the held-out 7-anchor / 5-gaming-molecule probe (numbers from Supplementary Section D.9). Anchor min and gaming-molecule max are the per-set extrema of the viability-head output; the worst-offender column tracks the gem-tetranitro gaming molecule across budgets.</w:t>
       </w:r>
     </w:p>
     <w:tbl>
@@ -42629,7 +42629,7 @@
         </w:numPr>
         <w:ind w:left="180" w:hanging="180"/>
       </w:pPr>
-      <w:bookmarkStart w:id="65" w:name="ref-sabatini2018"/>
+      <w:bookmarkStart w:id="65" w:name="ref-sabatini2016"/>
       <w:r>
         <w:t xml:space="preserve">Sabatini, J. J., &amp; Oyler, K. D. (2016). Recent Advances in the Synthesis of High Explosive Materials.</w:t>
       </w:r>

--- a/paper/molecules/molecules_paper_SI.docx
+++ b/paper/molecules/molecules_paper_SI.docx
@@ -1240,7 +1240,7 @@
                 <w:sz w:val="18"/>
                 <w:szCs w:val="18"/>
               </w:rPr>
-              <w:t xml:space="preserve">Cheats mined from earlier generation pools (gem-tetranitro on small rings, polyazene chains, trinitromethane, gem-dinitrocyclopropane, etc.), encoded through LIMO and used as viab=0 latents in score-model training</w:t>
+              <w:t xml:space="preserve">Gaming molecules mined from earlier generation pools (gem-tetranitro on small rings, polyazene chains, trinitromethane, gem-dinitrocyclopropane, etc.), encoded through LIMO and used as viab=0 latents in score-model training</w:t>
             </w:r>
           </w:p>
         </w:tc>
@@ -30904,7 +30904,7 @@
         </m:r>
       </m:oMath>
       <w:r>
-        <w:t xml:space="preserve">) count; intersection (perfect recall: every SMARTS reject is also flagged by the head); hazard-head-only flags (head catches motifs the rule didn't cover); both pass (clean by both gates).</w:t>
+        <w:t xml:space="preserve">) count; intersection (perfect recall: every SMARTS reject is also flagged by the head); hazard-head-only flags (head catches motifs the rule did not cover); both pass (clean by both gates).</w:t>
       </w:r>
     </w:p>
     <w:tbl>
@@ -31260,7 +31260,7 @@
         <w:t xml:space="preserve">mean held-out AUROC = 0.91 ± 0.05</w:t>
       </w:r>
       <w:r>
-        <w:t xml:space="preserve">, so the head discriminates hazardous from safe latent-space chemistry on unseen rows. The head also flags 66 additional candidates from the merged top-100 that the SMARTS catalog let through. Manual inspection of the top-flagged candidates shows a mix of true positives (motifs the hand-written SMARTS rules don't cover but which are similar in latent space to known hazardous chemistry) and false positives (over-conservative latent-neighborhood matches: e.g., the published PubChem compound 1-nitro-1H-tetrazol-1-amine surfaces at</w:t>
+        <w:t xml:space="preserve">, so the head discriminates hazardous from safe latent-space chemistry on unseen rows. The head also flags 66 additional candidates from the merged top-100 that the SMARTS catalog let through. Manual inspection of the top-flagged candidates shows a mix of true positives (motifs the hand-written SMARTS rules do not cover but which are similar in latent space to known hazardous chemistry) and false positives (over-conservative latent-neighborhood matches: e.g., the published PubChem compound 1-nitro-1H-tetrazol-1-amine surfaces at</w:t>
       </w:r>
       <w:r>
         <w:t xml:space="preserve"> </w:t>
@@ -31446,7 +31446,7 @@
         <w:t xml:space="preserve"> </w:t>
       </w:r>
       <w:r>
-        <w:t xml:space="preserve">(a soft generalisation that can flag motifs the rule writer didn't anticipate).</w:t>
+        <w:t xml:space="preserve">(a soft generalisation that can flag motifs the rule writer did not anticipate).</w:t>
       </w:r>
     </w:p>
     <w:p>
@@ -34788,10 +34788,10 @@
         <w:tblLook w:val="0420" w:firstRow="1" w:lastRow="0" w:firstColumn="0" w:lastColumn="0" w:noHBand="0" w:noVBand="1"/>
       </w:tblPr>
       <w:tblGrid>
-        <w:gridCol w:w="2163"/>
-        <w:gridCol w:w="1416"/>
-        <w:gridCol w:w="1221"/>
-        <w:gridCol w:w="3058"/>
+        <w:gridCol w:w="1965"/>
+        <w:gridCol w:w="1292"/>
+        <w:gridCol w:w="1928"/>
+        <w:gridCol w:w="2673"/>
       </w:tblGrid>
       <w:tr>
         <w:trPr>
@@ -34862,7 +34862,7 @@
                 <w:sz w:val="18"/>
                 <w:szCs w:val="18"/>
               </w:rPr>
-              <w:t xml:space="preserve">Cheat max</w:t>
+              <w:t xml:space="preserve">Gaming-molecule max</w:t>
             </w:r>
           </w:p>
         </w:tc>

--- a/paper/molecules/molecules_paper_SI.docx
+++ b/paper/molecules/molecules_paper_SI.docx
@@ -5960,7 +5960,7 @@
         <w:t xml:space="preserve"> </w:t>
       </w:r>
       <w:r>
-        <w:t xml:space="preserve">on a held-out 7-anchor / 5-gaming-molecule set; if all anchors score</w:t>
+        <w:t xml:space="preserve">on a held-out probe of 7 anchors and 5 gaming molecules; if all anchors score</w:t>
       </w:r>
       <w:r>
         <w:t xml:space="preserve"> </w:t>
@@ -6799,7 +6799,7 @@
         </m:r>
       </m:oMath>
       <w:r>
-        <w:t xml:space="preserve">8 M parameter score-model trunk; cf. Table S3) and the per-head supervised signal during training does not appear to harm the domain-native heads on the held-out anchor/gaming-molecule probe (the six-head production model and its five-head predecessor score the same on the 7-anchor and 5-gaming-molecule test sets within the per-round monitoring tolerance of Supplementary Section B.1). The cost of retaining is low; the cost of dropping (re-training the score model, re-running Supplementary Section F.4 to confirm no SA-axis dependency) is non-trivial. The heads are therefore retained.</w:t>
+        <w:t xml:space="preserve">8 M parameter score-model trunk; cf. Table S3) and the per-head supervised signal during training does not appear to harm the domain-native heads on the held-out anchor/gaming-molecule probe (the six-head production model and its five-head predecessor score the same on the anchor and gaming-molecule test sets within the per-round monitoring tolerance of Supplementary Section B.1). The cost of retaining is low; the cost of dropping (re-training the score model, re-running Supplementary Section F.4 to confirm no SA-axis dependency) is non-trivial. The heads are therefore retained.</w:t>
       </w:r>
     </w:p>
     <w:p>
@@ -9261,7 +9261,7 @@
         <w:t xml:space="preserve"> </w:t>
       </w:r>
       <w:r>
-        <w:t xml:space="preserve">The calibration equation and leave-one-out residuals are stated in Table 1 (Section 2.3) and are not repeated here; this note documents their provenance and numerical robustness. The four added anchors (HMX, PETN, FOX-7, NTO) were computed on two independent GPU compute runs (separate hosts); cross-run consistency was</w:t>
+        <w:t xml:space="preserve">The calibration equation and leave-one-out residuals are stated in main Table 1 (Section 2.3) and are not repeated here; this note documents their provenance and numerical robustness. The four added anchors (HMX, PETN, FOX-7, NTO) were computed on two independent GPU compute runs (separate hosts); cross-run consistency was</w:t>
       </w:r>
       <w:r>
         <w:t xml:space="preserve"> </w:t>
@@ -23487,7 +23487,7 @@
         <w:t xml:space="preserve">−1</w:t>
       </w:r>
       <w:r>
-        <w:t xml:space="preserve">; see Table 2) confirms that residual K-J vs Uni-Mol deviations on the other leads cannot be attributed to plausible</w:t>
+        <w:t xml:space="preserve">; see main Table 2) confirms that residual K-J vs Uni-Mol deviations on the other leads cannot be attributed to plausible</w:t>
       </w:r>
       <w:r>
         <w:t xml:space="preserve"> </w:t>
@@ -25798,7 +25798,7 @@
         <w:t xml:space="preserve"> </w:t>
       </w:r>
       <w:r>
-        <w:t xml:space="preserve">over-explores: 528 final candidates, top score 0.92 (Figure 23).</w:t>
+        <w:t xml:space="preserve">over-explores: 528 final candidates, top score 0.92 (main Figure 23).</w:t>
       </w:r>
     </w:p>
     <w:p>
@@ -30132,7 +30132,7 @@
         </m:r>
       </m:oMath>
       <w:r>
-        <w:t xml:space="preserve"> std across seeds. Lower FCD means the generated chemistry is distributionally closer to the labelled master. The SMILES-LSTM no-diffusion baseline (FCD = 0.52) is distributionally indistinguishable from the labelled master, but its top-1 Pareto-reranker composite is 0.083 (Table 7): a generator that mimics the training distribution does not automatically produce property-targeted candidates. DGLD's per-condition FCD increases monotonically as the guidance signal pushes the sampler off the labelled master distribution toward higher target properties.</w:t>
+        <w:t xml:space="preserve"> std across seeds. Lower FCD means the generated chemistry is distributionally closer to the labelled master. The SMILES-LSTM no-diffusion baseline (FCD = 0.52) is distributionally indistinguishable from the labelled master, but its top-1 Pareto-reranker composite is 0.083 (main Table 7): a generator that mimics the training distribution does not automatically produce property-targeted candidates. DGLD's per-condition FCD increases monotonically as the guidance signal pushes the sampler off the labelled master distribution toward higher target properties.</w:t>
       </w:r>
     </w:p>
     <w:tbl>
@@ -34740,7 +34740,7 @@
         </m:r>
       </m:oMath>
       <w:r>
-        <w:t xml:space="preserve">) are evaluated on a held-out 7-anchor / 5-gaming-molecule probe (RDX, HMX, TNT, FOX-7, PETN, TATB, NTO plus five known gaming molecules: gem-tetranitro on C2, trinitromethane, gem-dinitro-cyclopropane, polyazene-NO</w:t>
+        <w:t xml:space="preserve">) are evaluated on a held-out probe of 7 anchors and 5 gaming molecules (RDX, HMX, TNT, FOX-7, PETN, TATB, NTO plus five known gaming molecules: gem-tetranitro on C2, trinitromethane, gem-dinitro-cyclopropane, polyazene-NO</w:t>
       </w:r>
       <w:r>
         <w:rPr>
@@ -34771,7 +34771,7 @@
         <w:t xml:space="preserve"> </w:t>
       </w:r>
       <w:r>
-        <w:t xml:space="preserve">Hard-negative budget effect on the held-out 7-anchor / 5-gaming-molecule probe (numbers from Supplementary Section D.9). Anchor min and gaming-molecule max are the per-set extrema of the viability-head output; the worst-offender column tracks the gem-tetranitro gaming molecule across budgets.</w:t>
+        <w:t xml:space="preserve">Hard-negative budget effect on the held-out probe of 7 anchors and 5 gaming molecules (numbers from Supplementary Section D.9). Anchor min and gaming-molecule max are the per-set extrema of the viability-head output; the worst-offender column tracks the gem-tetranitro gaming molecule across budgets.</w:t>
       </w:r>
     </w:p>
     <w:tbl>
@@ -36259,7 +36259,7 @@
         <w:t xml:space="preserve">−1</w:t>
       </w:r>
       <w:r>
-        <w:t xml:space="preserve">), and top-1</w:t>
+        <w:t xml:space="preserve">, pool 10k), and top-1</w:t>
       </w:r>
       <w:r>
         <w:t xml:space="preserve"> </w:t>
@@ -37806,7 +37806,7 @@
         <w:t xml:space="preserve">−1</w:t>
       </w:r>
       <w:r>
-        <w:t xml:space="preserve">); guidance reduces scaffold diversity from 12 (unguided) to 5 (default-guided) Bemis–Murcko scaffolds across the top-100, and the hazard-only condition recovers slightly more (7), consistent with hazard being a single-axis push rather than a tightly correlated multi-property descent. C2 viab+sens+hazard is adopted as the production default. The C0 unguided top-1 SMILES (C</w:t>
+        <w:t xml:space="preserve">, pool 40k); guidance reduces scaffold diversity from 12 (unguided) to 5 (default-guided) Bemis–Murcko scaffolds across the top-100, and the hazard-only condition recovers slightly more (7), consistent with hazard being a single-axis push rather than a tightly correlated multi-property descent. C2 viab+sens+hazard is adopted as the production default. The C0 unguided top-1 SMILES (C</w:t>
       </w:r>
       <w:r>
         <w:rPr>

--- a/paper/molecules/molecules_paper_SI.docx
+++ b/paper/molecules/molecules_paper_SI.docx
@@ -27394,7 +27394,7 @@
         <w:t xml:space="preserve"> </w:t>
       </w:r>
       <w:r>
-        <w:t xml:space="preserve">mean pairwise Tanimoto); count of unique Bemis–Murcko scaffolds in the 10k pool; pass rate against the PAINS (pan-assay interference compounds) drug-like alert catalog; pass rate against the chemist-curated energetic-chemistry SMARTS catalog (chem_redflags); SNN, average maximum Tanimoto similarity to the labelled master.</w:t>
+        <w:t xml:space="preserve">mean pairwise Tanimoto); count of unique Bemis–Murcko scaffolds in the full 10k pool (acyclic molecules, the majority of the pool, share a single empty scaffold); pass rate against the PAINS (pan-assay interference compounds) drug-like alert catalog; pass rate against the chemist-curated energetic-chemistry SMARTS catalog (chem_redflags); SNN, average maximum Tanimoto similarity to the labelled master.</w:t>
       </w:r>
     </w:p>
     <w:tbl>
@@ -27744,7 +27744,7 @@
                 <w:sz w:val="18"/>
                 <w:szCs w:val="18"/>
               </w:rPr>
-              <w:t xml:space="preserve">125</w:t>
+              <w:t xml:space="preserve">1265</w:t>
             </w:r>
           </w:p>
         </w:tc>
@@ -27917,7 +27917,7 @@
                 <w:sz w:val="18"/>
                 <w:szCs w:val="18"/>
               </w:rPr>
-              <w:t xml:space="preserve">62</w:t>
+              <w:t xml:space="preserve">729</w:t>
             </w:r>
           </w:p>
         </w:tc>
@@ -28090,7 +28090,7 @@
                 <w:sz w:val="18"/>
                 <w:szCs w:val="18"/>
               </w:rPr>
-              <w:t xml:space="preserve">71</w:t>
+              <w:t xml:space="preserve">755</w:t>
             </w:r>
           </w:p>
         </w:tc>
@@ -28263,7 +28263,7 @@
                 <w:sz w:val="18"/>
                 <w:szCs w:val="18"/>
               </w:rPr>
-              <w:t xml:space="preserve">165</w:t>
+              <w:t xml:space="preserve">1621</w:t>
             </w:r>
           </w:p>
         </w:tc>
@@ -30035,7 +30035,7 @@
         <w:t xml:space="preserve"> </w:t>
       </w:r>
       <w:r>
-        <w:t xml:space="preserve">across conditions (62 to 165 from the same 10k samples). Hazard-only (C3) produces the most scaffold diversity (165), unguided (C0) is intermediate (125), and the multi-head conditions are the most focused (viab+sens C1 at 62, viab+sens+hazard C2 at 71). This is the cleanest</w:t>
+        <w:t xml:space="preserve">across conditions (729 to 1621 over the full 10k pool). Hazard-only (C3) produces the most scaffold diversity (1621), unguided (C0) is intermediate (1265), and the multi-head conditions are the most focused (viab+sens C1 at 729, viab+sens+hazard C2 at 755). This is the cleanest</w:t>
       </w:r>
       <w:r>
         <w:t xml:space="preserve"> </w:t>

--- a/paper/molecules/molecules_paper_SI.docx
+++ b/paper/molecules/molecules_paper_SI.docx
@@ -35197,7 +35197,7 @@
         <w:t xml:space="preserve"> </w:t>
       </w:r>
       <w:r>
-        <w:t xml:space="preserve">decoded through frozen LIMO, then min-10-HA fragment gate + CHNO SMARTS gate + SA ≤ 6.5 + Tanimoto novelty window [0.15, 0.65]) at matched compute shows a qualitative difference beyond the D-lift: the Gaussian prior achieves a keep rate of 48 % (19 258 / 40 000), far higher than DGLD's 4.6 %, because the Gaussian prior generates mostly chemically plausible</w:t>
+        <w:t xml:space="preserve">decoded through frozen LIMO, then min-10-HA fragment gate + CHNO SMARTS gate + SA ≤ 6.5 + Tanimoto novelty window [0.15, 0.65]) at matched compute shows a qualitative difference beyond the D-lift: the Gaussian prior achieves a keep rate of 48 % (19 258 / 40 000), far higher than DGLD's 4.6 % Stage-1+2 keep-rate, because the Gaussian prior generates mostly chemically plausible</w:t>
       </w:r>
       <w:r>
         <w:t xml:space="preserve"> </w:t>
@@ -35268,7 +35268,7 @@
         <w:t xml:space="preserve">−1</w:t>
       </w:r>
       <w:r>
-        <w:t xml:space="preserve">). The 48 % vs 4.6 % keep-rate reversal confirms that the diffusion prior's contribution is not in generating chemically plausible molecules (a Gaussian prior does that easily) but in concentrating the distribution on the high-performance tail.</w:t>
+        <w:t xml:space="preserve">). The 48 % vs 4.6 % Stage-1+2 keep-rate reversal confirms that the diffusion prior's contribution is not in generating chemically plausible molecules (a Gaussian prior does that easily) but in concentrating the distribution on the high-performance tail.</w:t>
       </w:r>
     </w:p>
     <w:p>
@@ -35304,12 +35304,12 @@
         <w:tblLook w:val="0420" w:firstRow="1" w:lastRow="0" w:firstColumn="0" w:lastColumn="0" w:noHBand="0" w:noVBand="1"/>
       </w:tblPr>
       <w:tblGrid>
-        <w:gridCol w:w="1170"/>
+        <w:gridCol w:w="1169"/>
         <w:gridCol w:w="552"/>
-        <w:gridCol w:w="899"/>
-        <w:gridCol w:w="1054"/>
-        <w:gridCol w:w="1787"/>
-        <w:gridCol w:w="2396"/>
+        <w:gridCol w:w="898"/>
+        <w:gridCol w:w="1053"/>
+        <w:gridCol w:w="1791"/>
+        <w:gridCol w:w="2395"/>
       </w:tblGrid>
       <w:tr>
         <w:trPr>
@@ -36079,7 +36079,7 @@
                 <w:sz w:val="18"/>
                 <w:szCs w:val="18"/>
               </w:rPr>
-              <w:t xml:space="preserve">4.6 % (Uni-Mol)</w:t>
+              <w:t xml:space="preserve">4.6 % full-filter (Uni-Mol)</w:t>
             </w:r>
           </w:p>
         </w:tc>
@@ -41436,7 +41436,7 @@
         <w:ind w:left="2608"/>
       </w:pPr>
       <w:r>
-        <w:t xml:space="preserve">The five-lane fusion nearly doubles the keep rate (4.6 % vs 2.4 %, 1.92×) and nearly quintuples the absolute number of passing candidates (4 639 vs 966), consistent with each lane surface-sampling a distinct region of the high-density manifold. Top-1</w:t>
+        <w:t xml:space="preserve">The five-lane fusion nearly doubles the full-filter yield (4.6 % vs 2.4 %, 1.92×) and nearly quintuples the absolute number of passing candidates (4 639 vs 966), consistent with each lane surface-sampling a distinct region of the high-density manifold. Top-1</w:t>
       </w:r>
       <w:r>
         <w:t xml:space="preserve"> </w:t>
@@ -42076,7 +42076,7 @@
         <w:ind w:left="2608"/>
       </w:pPr>
       <w:r>
-        <w:t xml:space="preserve">Without the tier-gate, the score model's performance head trains on Tier-C/D surrogate labels (sharply lower confidence than Tier-A/B experimental/DFT), and the guidance gradient pushes the sampler toward simple linear poly-N chains (top-1: guanidinium-class nitramine, 6 heavy atoms) rather than ring-bearing energetic scaffolds. The n_feasible keep rate rises to 53.9 % (vs 4.6 % in production) because the corrupted performance signal steers into a region of molecule space that is chemically plausible but performance-degenerate (high</w:t>
+        <w:t xml:space="preserve">Without the tier-gate, the score model's performance head trains on Tier-C/D surrogate labels (sharply lower confidence than Tier-A/B experimental/DFT), and the guidance gradient pushes the sampler toward simple linear poly-N chains (top-1: guanidinium-class nitramine, 6 heavy atoms) rather than ring-bearing energetic scaffolds. The n_feasible keep rate rises to 53.9 % (vs the 4.6 % Stage-1+2 keep-rate in production) because the corrupted performance signal steers into a region of molecule space that is chemically plausible but performance-degenerate (high</w:t>
       </w:r>
       <w:r>
         <w:t xml:space="preserve"> </w:t>

--- a/paper/molecules/molecules_paper_SI.docx
+++ b/paper/molecules/molecules_paper_SI.docx
@@ -25842,7 +25842,7 @@
         <w:t xml:space="preserve"> </w:t>
       </w:r>
       <w:r>
-        <w:t xml:space="preserve">gives the best mean per-property quantile match. Representative q90 (high-extreme) rows below illustrate the trade-off: density and detonation-velocity quantile error fall monotonically with increasing</w:t>
+        <w:t xml:space="preserve">gives the best mean per-property quantile match. Representative q90 (high-extreme) rows below illustrate the trend: all four quantile errors fall monotonically as</w:t>
       </w:r>
       <w:r>
         <w:t xml:space="preserve"> </w:t>
@@ -25853,7 +25853,10 @@
         </m:r>
       </m:oMath>
       <w:r>
-        <w:t xml:space="preserve">; HOF and detonation-pressure quantile errors are bowl-shaped, optimal near</w:t>
+        <w:t xml:space="preserve"> </w:t>
+      </w:r>
+      <w:r>
+        <w:t xml:space="preserve">increases from 2 to 7; the density and detonation-velocity errors decline steadily, while the HOF and detonation-pressure errors are front-loaded (most of the gain is realised by</w:t>
       </w:r>
       <w:r>
         <w:t xml:space="preserve"> </w:t>
@@ -25866,35 +25869,57 @@
           <m:rPr>
             <m:sty m:val="p"/>
           </m:rPr>
-          <m:t>∈</m:t>
+          <m:t>=</m:t>
+        </m:r>
+        <m:r>
+          <m:t>5</m:t>
+        </m:r>
+      </m:oMath>
+      <w:r>
+        <w:t xml:space="preserve">, with only a marginal further improvement at</w:t>
+      </w:r>
+      <w:r>
+        <w:t xml:space="preserve"> </w:t>
+      </w:r>
+      <m:oMath>
+        <m:r>
+          <m:t>w</m:t>
         </m:r>
         <m:r>
           <m:rPr>
             <m:sty m:val="p"/>
           </m:rPr>
-          <m:t>[</m:t>
-        </m:r>
-        <m:r>
-          <m:t>5</m:t>
+          <m:t>=</m:t>
+        </m:r>
+        <m:r>
+          <m:t>7</m:t>
+        </m:r>
+      </m:oMath>
+      <w:r>
+        <w:t xml:space="preserve">). Candidate survival, not quantile error, is what caps the production setting at</w:t>
+      </w:r>
+      <w:r>
+        <w:t xml:space="preserve"> </w:t>
+      </w:r>
+      <m:oMath>
+        <m:r>
+          <m:t>w</m:t>
         </m:r>
         <m:r>
           <m:rPr>
             <m:sty m:val="p"/>
           </m:rPr>
-          <m:t>,</m:t>
+          <m:t>=</m:t>
         </m:r>
         <m:r>
           <m:t>7</m:t>
         </m:r>
-        <m:r>
-          <m:rPr>
-            <m:sty m:val="p"/>
-          </m:rPr>
-          <m:t>]</m:t>
-        </m:r>
       </m:oMath>
       <w:r>
-        <w:t xml:space="preserve">.</w:t>
+        <w:t xml:space="preserve"> </w:t>
+      </w:r>
+      <w:r>
+        <w:t xml:space="preserve">(Section 4.15, Figure 23).</w:t>
       </w:r>
     </w:p>
     <w:p>
@@ -25930,11 +25955,11 @@
         <w:tblLook w:val="0420" w:firstRow="1" w:lastRow="0" w:firstColumn="0" w:lastColumn="0" w:noHBand="0" w:noVBand="1"/>
       </w:tblPr>
       <w:tblGrid>
-        <w:gridCol w:w="2463"/>
-        <w:gridCol w:w="1715"/>
-        <w:gridCol w:w="1226"/>
-        <w:gridCol w:w="1226"/>
-        <w:gridCol w:w="1228"/>
+        <w:gridCol w:w="2433"/>
+        <w:gridCol w:w="1684"/>
+        <w:gridCol w:w="1246"/>
+        <w:gridCol w:w="1246"/>
+        <w:gridCol w:w="1249"/>
       </w:tblGrid>
       <w:tr>
         <w:trPr>
@@ -26005,7 +26030,7 @@
                 <w:sz w:val="18"/>
                 <w:szCs w:val="18"/>
               </w:rPr>
-              <w:t xml:space="preserve">g=2.0 rel-err%</w:t>
+              <w:t xml:space="preserve">w=2.0 rel-err%</w:t>
             </w:r>
           </w:p>
         </w:tc>
@@ -26028,7 +26053,7 @@
                 <w:sz w:val="18"/>
                 <w:szCs w:val="18"/>
               </w:rPr>
-              <w:t xml:space="preserve">g=5.0 rel-err%</w:t>
+              <w:t xml:space="preserve">w=5.0 rel-err%</w:t>
             </w:r>
           </w:p>
         </w:tc>
@@ -26051,7 +26076,7 @@
                 <w:sz w:val="18"/>
                 <w:szCs w:val="18"/>
               </w:rPr>
-              <w:t xml:space="preserve">g=7.0 rel-err%</w:t>
+              <w:t xml:space="preserve">w=7.0 rel-err%</w:t>
             </w:r>
           </w:p>
         </w:tc>

--- a/paper/molecules/molecules_paper_SI.docx
+++ b/paper/molecules/molecules_paper_SI.docx
@@ -25938,7 +25938,7 @@
         <w:t xml:space="preserve"> </w:t>
       </w:r>
       <w:r>
-        <w:t xml:space="preserve">Per-property quantile-match error (mean relative error, %) for the v4b production-architecture classifier-free guidance-scale sweep, at guidance scales g = 2.0, 5.0, and 7.0; lower is better.</w:t>
+        <w:t xml:space="preserve">Per-property quantile-match error (mean relative error, %) for the v4b production-architecture classifier-free guidance-scale sweep, at guidance scales w = 2.0, 5.0, and 7.0; lower is better.</w:t>
       </w:r>
     </w:p>
     <w:tbl>

--- a/paper/molecules/molecules_paper_SI.docx
+++ b/paper/molecules/molecules_paper_SI.docx
@@ -21814,7 +21814,33 @@
         <w:t xml:space="preserve"> </w:t>
       </w:r>
       <w:r>
-        <w:t xml:space="preserve">without subtracting product-side enthalpies, which inflates the absolute residual relative to the closed-form K-J variant in the per-lead table; the trend across N-fraction is the diagnostic signal, not the absolute residual values. The Section 2.3 attribution is consistent with the population-level monotone N-fraction trend. Note: the mean K-J residual in the [0.55–1.00] N-fraction bin of Table S12 is positive (+0.54 km s</w:t>
+        <w:t xml:space="preserve">without subtracting product-side enthalpies, which inflates the absolute residual relative to the closed-form K-J variant in the per-lead table; the trend across N-fraction is the diagnostic signal, not the absolute residual values. The Section 2.3 attribution is consistent with the population-level positive-correlation N-fraction trend (Pearson</w:t>
+      </w:r>
+      <w:r>
+        <w:t xml:space="preserve"> </w:t>
+      </w:r>
+      <m:oMath>
+        <m:r>
+          <m:t>r</m:t>
+        </m:r>
+        <m:r>
+          <m:rPr>
+            <m:sty m:val="p"/>
+          </m:rPr>
+          <m:t>=</m:t>
+        </m:r>
+        <m:r>
+          <m:rPr>
+            <m:sty m:val="p"/>
+          </m:rPr>
+          <m:t>+</m:t>
+        </m:r>
+        <m:r>
+          <m:t>0.43</m:t>
+        </m:r>
+      </m:oMath>
+      <w:r>
+        <w:t xml:space="preserve">). Note: the mean K-J residual in the [0.55–1.00] N-fraction bin of Table S12 is positive (+0.54 km s</w:t>
       </w:r>
       <w:r>
         <w:rPr>
